--- a/mon_projet_soutenance/KYA_Memoire_PapaMalickTeuw.docx
+++ b/mon_projet_soutenance/KYA_Memoire_PapaMalickTeuw.docx
@@ -1,6 +1,6 @@
 
 <file path=word/document.xml><?xml version="1.0" encoding="utf-8"?>
-<w:document xmlns:wpc="http://schemas.microsoft.com/office/word/2010/wordprocessingCanvas" xmlns:mc="http://schemas.openxmlformats.org/markup-compatibility/2006" xmlns:o="urn:schemas-microsoft-com:office:office" xmlns:r="http://schemas.openxmlformats.org/officeDocument/2006/relationships" xmlns:m="http://schemas.openxmlformats.org/officeDocument/2006/math" xmlns:v="urn:schemas-microsoft-com:vml" xmlns:wp14="http://schemas.microsoft.com/office/word/2010/wordprocessingDrawing" xmlns:wp="http://schemas.openxmlformats.org/drawingml/2006/wordprocessingDrawing" xmlns:w10="urn:schemas-microsoft-com:office:word" xmlns:w="http://schemas.openxmlformats.org/wordprocessingml/2006/main" xmlns:w14="http://schemas.microsoft.com/office/word/2010/wordml" xmlns:w15="http://schemas.microsoft.com/office/word/2012/wordml" xmlns:wpg="http://schemas.microsoft.com/office/word/2010/wordprocessingGroup" xmlns:wpi="http://schemas.microsoft.com/office/word/2010/wordprocessingInk" xmlns:wne="http://schemas.microsoft.com/office/word/2006/wordml" xmlns:wps="http://schemas.microsoft.com/office/word/2010/wordprocessingShape" xmlns:cx="http://schemas.microsoft.com/office/drawing/2014/chartex" xmlns:cx1="http://schemas.microsoft.com/office/drawing/2015/9/8/chartex" xmlns:cx2="http://schemas.microsoft.com/office/drawing/2015/10/21/chartex" xmlns:cx3="http://schemas.microsoft.com/office/drawing/2016/5/9/chartex" xmlns:cx4="http://schemas.microsoft.com/office/drawing/2016/5/10/chartex" xmlns:cx5="http://schemas.microsoft.com/office/drawing/2016/5/11/chartex" xmlns:cx6="http://schemas.microsoft.com/office/drawing/2016/5/12/chartex" xmlns:cx7="http://schemas.microsoft.com/office/drawing/2016/5/13/chartex" xmlns:cx8="http://schemas.microsoft.com/office/drawing/2016/5/14/chartex" xmlns:aink="http://schemas.microsoft.com/office/drawing/2016/ink" xmlns:am3d="http://schemas.microsoft.com/office/drawing/2017/model3d" xmlns:w16cex="http://schemas.microsoft.com/office/word/2018/wordml/cex" xmlns:w16cid="http://schemas.microsoft.com/office/word/2016/wordml/cid" xmlns:w16="http://schemas.microsoft.com/office/word/2018/wordml" xmlns:w16sdtdh="http://schemas.microsoft.com/office/word/2020/wordml/sdtdatahash" xmlns:w16se="http://schemas.microsoft.com/office/word/2015/wordml/symex" mc:Ignorable="w14 w15 wp14">
+<w:document xmlns:wpc="http://schemas.microsoft.com/office/word/2010/wordprocessingCanvas" xmlns:mc="http://schemas.openxmlformats.org/markup-compatibility/2006" xmlns:o="urn:schemas-microsoft-com:office:office" xmlns:r="http://schemas.openxmlformats.org/officeDocument/2006/relationships" xmlns:m="http://schemas.openxmlformats.org/officeDocument/2006/math" xmlns:v="urn:schemas-microsoft-com:vml" xmlns:wp14="http://schemas.microsoft.com/office/word/2010/wordprocessingDrawing" xmlns:wp="http://schemas.openxmlformats.org/drawingml/2006/wordprocessingDrawing" xmlns:w10="urn:schemas-microsoft-com:office:word" xmlns:w="http://schemas.openxmlformats.org/wordprocessingml/2006/main" xmlns:w14="http://schemas.microsoft.com/office/word/2010/wordml" xmlns:w15="http://schemas.microsoft.com/office/word/2012/wordml" xmlns:wpg="http://schemas.microsoft.com/office/word/2010/wordprocessingGroup" xmlns:wpi="http://schemas.microsoft.com/office/word/2010/wordprocessingInk" xmlns:wne="http://schemas.microsoft.com/office/word/2006/wordml" xmlns:wps="http://schemas.microsoft.com/office/word/2010/wordprocessingShape" xmlns:cx="http://schemas.microsoft.com/office/drawing/2014/chartex" xmlns:cx1="http://schemas.microsoft.com/office/drawing/2015/9/8/chartex" xmlns:cx2="http://schemas.microsoft.com/office/drawing/2015/10/21/chartex" xmlns:cx3="http://schemas.microsoft.com/office/drawing/2016/5/9/chartex" xmlns:cx4="http://schemas.microsoft.com/office/drawing/2016/5/10/chartex" xmlns:cx5="http://schemas.microsoft.com/office/drawing/2016/5/11/chartex" xmlns:cx6="http://schemas.microsoft.com/office/drawing/2016/5/12/chartex" xmlns:cx7="http://schemas.microsoft.com/office/drawing/2016/5/13/chartex" xmlns:cx8="http://schemas.microsoft.com/office/drawing/2016/5/14/chartex" xmlns:aink="http://schemas.microsoft.com/office/drawing/2016/ink" xmlns:am3d="http://schemas.microsoft.com/office/drawing/2017/model3d" xmlns:w16cex="http://schemas.microsoft.com/office/word/2018/wordml/cex" xmlns:w16cid="http://schemas.microsoft.com/office/word/2016/wordml/cid" xmlns:w16="http://schemas.microsoft.com/office/word/2018/wordml" xmlns:w16sdtdh="http://schemas.microsoft.com/office/word/2020/wordml/sdtdatahash" xmlns:w16se="http://schemas.microsoft.com/office/word/2015/wordml/symex" xmlns:pic="http://schemas.openxmlformats.org/drawingml/2006/picture" xmlns:a="http://schemas.openxmlformats.org/drawingml/2006/main" mc:Ignorable="w14 w15 wp14">
   <w:body>
     <w:p>
       <w:pPr>
@@ -1689,6 +1689,990 @@
           <w:sz w:val="34"/>
           <w:szCs w:val="34"/>
         </w:rPr>
+        <w:t xml:space="preserve">Sommaire</w:t>
+      </w:r>
+    </w:p>
+    <w:p>
+      <w:pPr>
+        <w:spacing w:before="80" w:after="120" w:line="290"/>
+        <w:jc w:val="both"/>
+      </w:pPr>
+      <w:r>
+        <w:rPr>
+          <w:rFonts w:ascii="Arial" w:cs="Arial" w:eastAsia="Arial" w:hAnsi="Arial"/>
+          <w:b w:val="false"/>
+          <w:bCs w:val="false"/>
+          <w:i w:val="false"/>
+          <w:iCs w:val="false"/>
+          <w:color w:val="333333"/>
+          <w:sz w:val="22"/>
+          <w:szCs w:val="22"/>
+        </w:rPr>
+        <w:t xml:space="preserve">Note: generer automatiquement la table des matieres dans Word / LibreOffice (References &gt; Table des matieres).</w:t>
+      </w:r>
+    </w:p>
+    <w:p>
+      <w:pPr>
+        <w:spacing w:before="80" w:after="120" w:line="290"/>
+        <w:jc w:val="both"/>
+      </w:pPr>
+      <w:r>
+        <w:rPr>
+          <w:rFonts w:ascii="Arial" w:cs="Arial" w:eastAsia="Arial" w:hAnsi="Arial"/>
+          <w:b w:val="false"/>
+          <w:bCs w:val="false"/>
+          <w:i w:val="false"/>
+          <w:iCs w:val="false"/>
+          <w:color w:val="333333"/>
+          <w:sz w:val="22"/>
+          <w:szCs w:val="22"/>
+        </w:rPr>
+        <w:t xml:space="preserve">Plan du document (a adapter):</w:t>
+      </w:r>
+    </w:p>
+    <w:p>
+      <w:pPr>
+        <w:pStyle w:val="ListParagraph"/>
+        <w:numPr>
+          <w:ilvl w:val="0"/>
+          <w:numId w:val="2"/>
+        </w:numPr>
+        <w:spacing w:before="60" w:after="60" w:line="280"/>
+      </w:pPr>
+      <w:r>
+        <w:rPr>
+          <w:rFonts w:ascii="Arial" w:cs="Arial" w:eastAsia="Arial" w:hAnsi="Arial"/>
+          <w:color w:val="333333"/>
+          <w:sz w:val="22"/>
+          <w:szCs w:val="22"/>
+        </w:rPr>
+        <w:t xml:space="preserve">Dedicace</w:t>
+      </w:r>
+    </w:p>
+    <w:p>
+      <w:pPr>
+        <w:pStyle w:val="ListParagraph"/>
+        <w:numPr>
+          <w:ilvl w:val="0"/>
+          <w:numId w:val="2"/>
+        </w:numPr>
+        <w:spacing w:before="60" w:after="60" w:line="280"/>
+      </w:pPr>
+      <w:r>
+        <w:rPr>
+          <w:rFonts w:ascii="Arial" w:cs="Arial" w:eastAsia="Arial" w:hAnsi="Arial"/>
+          <w:color w:val="333333"/>
+          <w:sz w:val="22"/>
+          <w:szCs w:val="22"/>
+        </w:rPr>
+        <w:t xml:space="preserve">Remerciements</w:t>
+      </w:r>
+    </w:p>
+    <w:p>
+      <w:pPr>
+        <w:pStyle w:val="ListParagraph"/>
+        <w:numPr>
+          <w:ilvl w:val="0"/>
+          <w:numId w:val="2"/>
+        </w:numPr>
+        <w:spacing w:before="60" w:after="60" w:line="280"/>
+      </w:pPr>
+      <w:r>
+        <w:rPr>
+          <w:rFonts w:ascii="Arial" w:cs="Arial" w:eastAsia="Arial" w:hAnsi="Arial"/>
+          <w:color w:val="333333"/>
+          <w:sz w:val="22"/>
+          <w:szCs w:val="22"/>
+        </w:rPr>
+        <w:t xml:space="preserve">Resume</w:t>
+      </w:r>
+    </w:p>
+    <w:p>
+      <w:pPr>
+        <w:pStyle w:val="ListParagraph"/>
+        <w:numPr>
+          <w:ilvl w:val="0"/>
+          <w:numId w:val="2"/>
+        </w:numPr>
+        <w:spacing w:before="60" w:after="60" w:line="280"/>
+      </w:pPr>
+      <w:r>
+        <w:rPr>
+          <w:rFonts w:ascii="Arial" w:cs="Arial" w:eastAsia="Arial" w:hAnsi="Arial"/>
+          <w:color w:val="333333"/>
+          <w:sz w:val="22"/>
+          <w:szCs w:val="22"/>
+        </w:rPr>
+        <w:t xml:space="preserve">Abstract</w:t>
+      </w:r>
+    </w:p>
+    <w:p>
+      <w:pPr>
+        <w:pStyle w:val="ListParagraph"/>
+        <w:numPr>
+          <w:ilvl w:val="0"/>
+          <w:numId w:val="2"/>
+        </w:numPr>
+        <w:spacing w:before="60" w:after="60" w:line="280"/>
+      </w:pPr>
+      <w:r>
+        <w:rPr>
+          <w:rFonts w:ascii="Arial" w:cs="Arial" w:eastAsia="Arial" w:hAnsi="Arial"/>
+          <w:color w:val="333333"/>
+          <w:sz w:val="22"/>
+          <w:szCs w:val="22"/>
+        </w:rPr>
+        <w:t xml:space="preserve">Glossaire</w:t>
+      </w:r>
+    </w:p>
+    <w:p>
+      <w:pPr>
+        <w:pStyle w:val="ListParagraph"/>
+        <w:numPr>
+          <w:ilvl w:val="0"/>
+          <w:numId w:val="2"/>
+        </w:numPr>
+        <w:spacing w:before="60" w:after="60" w:line="280"/>
+      </w:pPr>
+      <w:r>
+        <w:rPr>
+          <w:rFonts w:ascii="Arial" w:cs="Arial" w:eastAsia="Arial" w:hAnsi="Arial"/>
+          <w:color w:val="333333"/>
+          <w:sz w:val="22"/>
+          <w:szCs w:val="22"/>
+        </w:rPr>
+        <w:t xml:space="preserve">Introduction</w:t>
+      </w:r>
+    </w:p>
+    <w:p>
+      <w:pPr>
+        <w:pStyle w:val="ListParagraph"/>
+        <w:numPr>
+          <w:ilvl w:val="0"/>
+          <w:numId w:val="2"/>
+        </w:numPr>
+        <w:spacing w:before="60" w:after="60" w:line="280"/>
+      </w:pPr>
+      <w:r>
+        <w:rPr>
+          <w:rFonts w:ascii="Arial" w:cs="Arial" w:eastAsia="Arial" w:hAnsi="Arial"/>
+          <w:color w:val="333333"/>
+          <w:sz w:val="22"/>
+          <w:szCs w:val="22"/>
+        </w:rPr>
+        <w:t xml:space="preserve">I. Presentation du Cadre de Formation et du Projet</w:t>
+      </w:r>
+    </w:p>
+    <w:p>
+      <w:pPr>
+        <w:pStyle w:val="ListParagraph"/>
+        <w:numPr>
+          <w:ilvl w:val="0"/>
+          <w:numId w:val="2"/>
+        </w:numPr>
+        <w:spacing w:before="60" w:after="60" w:line="280"/>
+      </w:pPr>
+      <w:r>
+        <w:rPr>
+          <w:rFonts w:ascii="Arial" w:cs="Arial" w:eastAsia="Arial" w:hAnsi="Arial"/>
+          <w:color w:val="333333"/>
+          <w:sz w:val="22"/>
+          <w:szCs w:val="22"/>
+        </w:rPr>
+        <w:t xml:space="preserve">II. Presentation du Sujet et des Objectifs</w:t>
+      </w:r>
+    </w:p>
+    <w:p>
+      <w:pPr>
+        <w:pStyle w:val="ListParagraph"/>
+        <w:numPr>
+          <w:ilvl w:val="0"/>
+          <w:numId w:val="2"/>
+        </w:numPr>
+        <w:spacing w:before="60" w:after="60" w:line="280"/>
+      </w:pPr>
+      <w:r>
+        <w:rPr>
+          <w:rFonts w:ascii="Arial" w:cs="Arial" w:eastAsia="Arial" w:hAnsi="Arial"/>
+          <w:color w:val="333333"/>
+          <w:sz w:val="22"/>
+          <w:szCs w:val="22"/>
+        </w:rPr>
+        <w:t xml:space="preserve">III. La Methodologie</w:t>
+      </w:r>
+    </w:p>
+    <w:p>
+      <w:pPr>
+        <w:pStyle w:val="ListParagraph"/>
+        <w:numPr>
+          <w:ilvl w:val="0"/>
+          <w:numId w:val="2"/>
+        </w:numPr>
+        <w:spacing w:before="60" w:after="60" w:line="280"/>
+      </w:pPr>
+      <w:r>
+        <w:rPr>
+          <w:rFonts w:ascii="Arial" w:cs="Arial" w:eastAsia="Arial" w:hAnsi="Arial"/>
+          <w:color w:val="333333"/>
+          <w:sz w:val="22"/>
+          <w:szCs w:val="22"/>
+        </w:rPr>
+        <w:t xml:space="preserve">IV. Conception Detaillee</w:t>
+      </w:r>
+    </w:p>
+    <w:p>
+      <w:pPr>
+        <w:pStyle w:val="ListParagraph"/>
+        <w:numPr>
+          <w:ilvl w:val="0"/>
+          <w:numId w:val="2"/>
+        </w:numPr>
+        <w:spacing w:before="60" w:after="60" w:line="280"/>
+      </w:pPr>
+      <w:r>
+        <w:rPr>
+          <w:rFonts w:ascii="Arial" w:cs="Arial" w:eastAsia="Arial" w:hAnsi="Arial"/>
+          <w:color w:val="333333"/>
+          <w:sz w:val="22"/>
+          <w:szCs w:val="22"/>
+        </w:rPr>
+        <w:t xml:space="preserve">V. Le Developpement de l'Application</w:t>
+      </w:r>
+    </w:p>
+    <w:p>
+      <w:pPr>
+        <w:pStyle w:val="ListParagraph"/>
+        <w:numPr>
+          <w:ilvl w:val="0"/>
+          <w:numId w:val="2"/>
+        </w:numPr>
+        <w:spacing w:before="60" w:after="60" w:line="280"/>
+      </w:pPr>
+      <w:r>
+        <w:rPr>
+          <w:rFonts w:ascii="Arial" w:cs="Arial" w:eastAsia="Arial" w:hAnsi="Arial"/>
+          <w:color w:val="333333"/>
+          <w:sz w:val="22"/>
+          <w:szCs w:val="22"/>
+        </w:rPr>
+        <w:t xml:space="preserve">Conclusion Generale</w:t>
+      </w:r>
+    </w:p>
+    <w:p>
+      <w:pPr>
+        <w:pStyle w:val="ListParagraph"/>
+        <w:numPr>
+          <w:ilvl w:val="0"/>
+          <w:numId w:val="2"/>
+        </w:numPr>
+        <w:spacing w:before="60" w:after="60" w:line="280"/>
+      </w:pPr>
+      <w:r>
+        <w:rPr>
+          <w:rFonts w:ascii="Arial" w:cs="Arial" w:eastAsia="Arial" w:hAnsi="Arial"/>
+          <w:color w:val="333333"/>
+          <w:sz w:val="22"/>
+          <w:szCs w:val="22"/>
+        </w:rPr>
+        <w:t xml:space="preserve">Webographie</w:t>
+      </w:r>
+    </w:p>
+    <w:p>
+      <w:pPr>
+        <w:pStyle w:val="ListParagraph"/>
+        <w:numPr>
+          <w:ilvl w:val="0"/>
+          <w:numId w:val="2"/>
+        </w:numPr>
+        <w:spacing w:before="60" w:after="60" w:line="280"/>
+      </w:pPr>
+      <w:r>
+        <w:rPr>
+          <w:rFonts w:ascii="Arial" w:cs="Arial" w:eastAsia="Arial" w:hAnsi="Arial"/>
+          <w:color w:val="333333"/>
+          <w:sz w:val="22"/>
+          <w:szCs w:val="22"/>
+        </w:rPr>
+        <w:t xml:space="preserve">Annexes</w:t>
+      </w:r>
+    </w:p>
+    <w:p>
+      <w:pPr>
+        <w:spacing w:before="80" w:after="120" w:line="290"/>
+        <w:jc w:val="both"/>
+      </w:pPr>
+      <w:r>
+        <w:rPr>
+          <w:rFonts w:ascii="Arial" w:cs="Arial" w:eastAsia="Arial" w:hAnsi="Arial"/>
+          <w:b w:val="false"/>
+          <w:bCs w:val="false"/>
+          <w:i w:val="false"/>
+          <w:iCs w:val="false"/>
+          <w:color w:val="333333"/>
+          <w:sz w:val="22"/>
+          <w:szCs w:val="22"/>
+        </w:rPr>
+        <w:t xml:space="preserve"/>
+      </w:r>
+    </w:p>
+    <w:p>
+      <w:pPr>
+        <w:spacing w:before="80" w:after="120" w:line="290"/>
+        <w:jc w:val="both"/>
+      </w:pPr>
+      <w:r>
+        <w:rPr>
+          <w:rFonts w:ascii="Arial" w:cs="Arial" w:eastAsia="Arial" w:hAnsi="Arial"/>
+          <w:b w:val="false"/>
+          <w:bCs w:val="false"/>
+          <w:i w:val="false"/>
+          <w:iCs w:val="false"/>
+          <w:color w:val="333333"/>
+          <w:sz w:val="22"/>
+          <w:szCs w:val="22"/>
+        </w:rPr>
+        <w:t xml:space="preserve"/>
+      </w:r>
+    </w:p>
+    <w:p>
+      <w:pPr>
+        <w:pStyle w:val="Heading1"/>
+        <w:pBdr>
+          <w:bottom w:val="single" w:color="2196F3" w:sz="6" w:space="0"/>
+        </w:pBdr>
+        <w:spacing w:before="360" w:after="200"/>
+      </w:pPr>
+      <w:r>
+        <w:rPr>
+          <w:rFonts w:ascii="Arial" w:cs="Arial" w:eastAsia="Arial" w:hAnsi="Arial"/>
+          <w:b/>
+          <w:bCs/>
+          <w:color w:val="0D2B6E"/>
+          <w:sz w:val="34"/>
+          <w:szCs w:val="34"/>
+        </w:rPr>
+        <w:t xml:space="preserve">Table des Figures</w:t>
+      </w:r>
+    </w:p>
+    <w:p>
+      <w:pPr>
+        <w:spacing w:before="80" w:after="120" w:line="290"/>
+        <w:jc w:val="both"/>
+      </w:pPr>
+      <w:r>
+        <w:rPr>
+          <w:rFonts w:ascii="Arial" w:cs="Arial" w:eastAsia="Arial" w:hAnsi="Arial"/>
+          <w:b w:val="false"/>
+          <w:bCs w:val="false"/>
+          <w:i w:val="false"/>
+          <w:iCs w:val="false"/>
+          <w:color w:val="333333"/>
+          <w:sz w:val="22"/>
+          <w:szCs w:val="22"/>
+        </w:rPr>
+        <w:t xml:space="preserve">A completer apres insertion des captures, diagrammes et resultats (les fichiers sont disponibles dans mon_projet_soutenance/soutenance_pack_assets/).</w:t>
+      </w:r>
+    </w:p>
+    <w:p>
+      <w:pPr>
+        <w:pStyle w:val="ListParagraph"/>
+        <w:numPr>
+          <w:ilvl w:val="0"/>
+          <w:numId w:val="2"/>
+        </w:numPr>
+        <w:spacing w:before="60" w:after="60" w:line="280"/>
+      </w:pPr>
+      <w:r>
+        <w:rPr>
+          <w:rFonts w:ascii="Arial" w:cs="Arial" w:eastAsia="Arial" w:hAnsi="Arial"/>
+          <w:b w:val="false"/>
+          <w:bCs w:val="false"/>
+          <w:i w:val="false"/>
+          <w:iCs w:val="false"/>
+          <w:color w:val="333333"/>
+          <w:sz w:val="22"/>
+          <w:szCs w:val="22"/>
+        </w:rPr>
+        <w:t xml:space="preserve">Figure II-1: Marche et concurrence</w:t>
+      </w:r>
+    </w:p>
+    <w:p>
+      <w:pPr>
+        <w:pStyle w:val="ListParagraph"/>
+        <w:numPr>
+          <w:ilvl w:val="0"/>
+          <w:numId w:val="2"/>
+        </w:numPr>
+        <w:spacing w:before="60" w:after="60" w:line="280"/>
+      </w:pPr>
+      <w:r>
+        <w:rPr>
+          <w:rFonts w:ascii="Arial" w:cs="Arial" w:eastAsia="Arial" w:hAnsi="Arial"/>
+          <w:b w:val="false"/>
+          <w:bCs w:val="false"/>
+          <w:i w:val="false"/>
+          <w:iCs w:val="false"/>
+          <w:color w:val="333333"/>
+          <w:sz w:val="22"/>
+          <w:szCs w:val="22"/>
+        </w:rPr>
+        <w:t xml:space="preserve">Figure II-2: Outils de travail utilises</w:t>
+      </w:r>
+    </w:p>
+    <w:p>
+      <w:pPr>
+        <w:pStyle w:val="ListParagraph"/>
+        <w:numPr>
+          <w:ilvl w:val="0"/>
+          <w:numId w:val="2"/>
+        </w:numPr>
+        <w:spacing w:before="60" w:after="60" w:line="280"/>
+      </w:pPr>
+      <w:r>
+        <w:rPr>
+          <w:rFonts w:ascii="Arial" w:cs="Arial" w:eastAsia="Arial" w:hAnsi="Arial"/>
+          <w:b w:val="false"/>
+          <w:bCs w:val="false"/>
+          <w:i w:val="false"/>
+          <w:iCs w:val="false"/>
+          <w:color w:val="333333"/>
+          <w:sz w:val="22"/>
+          <w:szCs w:val="22"/>
+        </w:rPr>
+        <w:t xml:space="preserve">Figure II-3: Langages et technologies utilises</w:t>
+      </w:r>
+    </w:p>
+    <w:p>
+      <w:pPr>
+        <w:pStyle w:val="ListParagraph"/>
+        <w:numPr>
+          <w:ilvl w:val="0"/>
+          <w:numId w:val="2"/>
+        </w:numPr>
+        <w:spacing w:before="60" w:after="60" w:line="280"/>
+      </w:pPr>
+      <w:r>
+        <w:rPr>
+          <w:rFonts w:ascii="Arial" w:cs="Arial" w:eastAsia="Arial" w:hAnsi="Arial"/>
+          <w:color w:val="333333"/>
+          <w:sz w:val="22"/>
+          <w:szCs w:val="22"/>
+        </w:rPr>
+        <w:t xml:space="preserve">Figure IV-1: Diagramme de contexte global</w:t>
+      </w:r>
+    </w:p>
+    <w:p>
+      <w:pPr>
+        <w:pStyle w:val="ListParagraph"/>
+        <w:numPr>
+          <w:ilvl w:val="0"/>
+          <w:numId w:val="2"/>
+        </w:numPr>
+        <w:spacing w:before="60" w:after="60" w:line="280"/>
+      </w:pPr>
+      <w:r>
+        <w:rPr>
+          <w:rFonts w:ascii="Arial" w:cs="Arial" w:eastAsia="Arial" w:hAnsi="Arial"/>
+          <w:color w:val="333333"/>
+          <w:sz w:val="22"/>
+          <w:szCs w:val="22"/>
+        </w:rPr>
+        <w:t xml:space="preserve">Figure IV-2: Use case global</w:t>
+      </w:r>
+    </w:p>
+    <w:p>
+      <w:pPr>
+        <w:pStyle w:val="ListParagraph"/>
+        <w:numPr>
+          <w:ilvl w:val="0"/>
+          <w:numId w:val="2"/>
+        </w:numPr>
+        <w:spacing w:before="60" w:after="60" w:line="280"/>
+      </w:pPr>
+      <w:r>
+        <w:rPr>
+          <w:rFonts w:ascii="Arial" w:cs="Arial" w:eastAsia="Arial" w:hAnsi="Arial"/>
+          <w:color w:val="333333"/>
+          <w:sz w:val="22"/>
+          <w:szCs w:val="22"/>
+        </w:rPr>
+        <w:t xml:space="preserve">Figure IV-3: Use case import</w:t>
+      </w:r>
+    </w:p>
+    <w:p>
+      <w:pPr>
+        <w:pStyle w:val="ListParagraph"/>
+        <w:numPr>
+          <w:ilvl w:val="0"/>
+          <w:numId w:val="2"/>
+        </w:numPr>
+        <w:spacing w:before="60" w:after="60" w:line="280"/>
+      </w:pPr>
+      <w:r>
+        <w:rPr>
+          <w:rFonts w:ascii="Arial" w:cs="Arial" w:eastAsia="Arial" w:hAnsi="Arial"/>
+          <w:color w:val="333333"/>
+          <w:sz w:val="22"/>
+          <w:szCs w:val="22"/>
+        </w:rPr>
+        <w:t xml:space="preserve">Figure IV-4: Activite approbation admin</w:t>
+      </w:r>
+    </w:p>
+    <w:p>
+      <w:pPr>
+        <w:pStyle w:val="ListParagraph"/>
+        <w:numPr>
+          <w:ilvl w:val="0"/>
+          <w:numId w:val="2"/>
+        </w:numPr>
+        <w:spacing w:before="60" w:after="60" w:line="280"/>
+      </w:pPr>
+      <w:r>
+        <w:rPr>
+          <w:rFonts w:ascii="Arial" w:cs="Arial" w:eastAsia="Arial" w:hAnsi="Arial"/>
+          <w:color w:val="333333"/>
+          <w:sz w:val="22"/>
+          <w:szCs w:val="22"/>
+        </w:rPr>
+        <w:t xml:space="preserve">Figure IV-5: Activite import clients</w:t>
+      </w:r>
+    </w:p>
+    <w:p>
+      <w:pPr>
+        <w:pStyle w:val="ListParagraph"/>
+        <w:numPr>
+          <w:ilvl w:val="0"/>
+          <w:numId w:val="2"/>
+        </w:numPr>
+        <w:spacing w:before="60" w:after="60" w:line="280"/>
+      </w:pPr>
+      <w:r>
+        <w:rPr>
+          <w:rFonts w:ascii="Arial" w:cs="Arial" w:eastAsia="Arial" w:hAnsi="Arial"/>
+          <w:color w:val="333333"/>
+          <w:sz w:val="22"/>
+          <w:szCs w:val="22"/>
+        </w:rPr>
+        <w:t xml:space="preserve">Figure IV-6: Activite paiement abonnement</w:t>
+      </w:r>
+    </w:p>
+    <w:p>
+      <w:pPr>
+        <w:pStyle w:val="ListParagraph"/>
+        <w:numPr>
+          <w:ilvl w:val="0"/>
+          <w:numId w:val="2"/>
+        </w:numPr>
+        <w:spacing w:before="60" w:after="60" w:line="280"/>
+      </w:pPr>
+      <w:r>
+        <w:rPr>
+          <w:rFonts w:ascii="Arial" w:cs="Arial" w:eastAsia="Arial" w:hAnsi="Arial"/>
+          <w:color w:val="333333"/>
+          <w:sz w:val="22"/>
+          <w:szCs w:val="22"/>
+        </w:rPr>
+        <w:t xml:space="preserve">Figure IV-7: Sequence login/auth</w:t>
+      </w:r>
+    </w:p>
+    <w:p>
+      <w:pPr>
+        <w:pStyle w:val="ListParagraph"/>
+        <w:numPr>
+          <w:ilvl w:val="0"/>
+          <w:numId w:val="2"/>
+        </w:numPr>
+        <w:spacing w:before="60" w:after="60" w:line="280"/>
+      </w:pPr>
+      <w:r>
+        <w:rPr>
+          <w:rFonts w:ascii="Arial" w:cs="Arial" w:eastAsia="Arial" w:hAnsi="Arial"/>
+          <w:color w:val="333333"/>
+          <w:sz w:val="22"/>
+          <w:szCs w:val="22"/>
+        </w:rPr>
+        <w:t xml:space="preserve">Figure IV-8: Sequence approbation admin</w:t>
+      </w:r>
+    </w:p>
+    <w:p>
+      <w:pPr>
+        <w:pStyle w:val="ListParagraph"/>
+        <w:numPr>
+          <w:ilvl w:val="0"/>
+          <w:numId w:val="2"/>
+        </w:numPr>
+        <w:spacing w:before="60" w:after="60" w:line="280"/>
+      </w:pPr>
+      <w:r>
+        <w:rPr>
+          <w:rFonts w:ascii="Arial" w:cs="Arial" w:eastAsia="Arial" w:hAnsi="Arial"/>
+          <w:color w:val="333333"/>
+          <w:sz w:val="22"/>
+          <w:szCs w:val="22"/>
+        </w:rPr>
+        <w:t xml:space="preserve">Figure IV-9: Sequence import clients</w:t>
+      </w:r>
+    </w:p>
+    <w:p>
+      <w:pPr>
+        <w:pStyle w:val="ListParagraph"/>
+        <w:numPr>
+          <w:ilvl w:val="0"/>
+          <w:numId w:val="2"/>
+        </w:numPr>
+        <w:spacing w:before="60" w:after="60" w:line="280"/>
+      </w:pPr>
+      <w:r>
+        <w:rPr>
+          <w:rFonts w:ascii="Arial" w:cs="Arial" w:eastAsia="Arial" w:hAnsi="Arial"/>
+          <w:color w:val="333333"/>
+          <w:sz w:val="22"/>
+          <w:szCs w:val="22"/>
+        </w:rPr>
+        <w:t xml:space="preserve">Figure IV-10: Sequence paiement abonnement</w:t>
+      </w:r>
+    </w:p>
+    <w:p>
+      <w:pPr>
+        <w:pStyle w:val="ListParagraph"/>
+        <w:numPr>
+          <w:ilvl w:val="0"/>
+          <w:numId w:val="2"/>
+        </w:numPr>
+        <w:spacing w:before="60" w:after="60" w:line="280"/>
+      </w:pPr>
+      <w:r>
+        <w:rPr>
+          <w:rFonts w:ascii="Arial" w:cs="Arial" w:eastAsia="Arial" w:hAnsi="Arial"/>
+          <w:color w:val="333333"/>
+          <w:sz w:val="22"/>
+          <w:szCs w:val="22"/>
+        </w:rPr>
+        <w:t xml:space="preserve">Figure IV-11: Architecture globale</w:t>
+      </w:r>
+    </w:p>
+    <w:p>
+      <w:pPr>
+        <w:pStyle w:val="ListParagraph"/>
+        <w:numPr>
+          <w:ilvl w:val="0"/>
+          <w:numId w:val="2"/>
+        </w:numPr>
+        <w:spacing w:before="60" w:after="60" w:line="280"/>
+      </w:pPr>
+      <w:r>
+        <w:rPr>
+          <w:rFonts w:ascii="Arial" w:cs="Arial" w:eastAsia="Arial" w:hAnsi="Arial"/>
+          <w:color w:val="333333"/>
+          <w:sz w:val="22"/>
+          <w:szCs w:val="22"/>
+        </w:rPr>
+        <w:t xml:space="preserve">Figure IV-12: Architecture frontend</w:t>
+      </w:r>
+    </w:p>
+    <w:p>
+      <w:pPr>
+        <w:pStyle w:val="ListParagraph"/>
+        <w:numPr>
+          <w:ilvl w:val="0"/>
+          <w:numId w:val="2"/>
+        </w:numPr>
+        <w:spacing w:before="60" w:after="60" w:line="280"/>
+      </w:pPr>
+      <w:r>
+        <w:rPr>
+          <w:rFonts w:ascii="Arial" w:cs="Arial" w:eastAsia="Arial" w:hAnsi="Arial"/>
+          <w:color w:val="333333"/>
+          <w:sz w:val="22"/>
+          <w:szCs w:val="22"/>
+        </w:rPr>
+        <w:t xml:space="preserve">Figure IV-13: Architecture backend</w:t>
+      </w:r>
+    </w:p>
+    <w:p>
+      <w:pPr>
+        <w:pStyle w:val="ListParagraph"/>
+        <w:numPr>
+          <w:ilvl w:val="0"/>
+          <w:numId w:val="2"/>
+        </w:numPr>
+        <w:spacing w:before="60" w:after="60" w:line="280"/>
+      </w:pPr>
+      <w:r>
+        <w:rPr>
+          <w:rFonts w:ascii="Arial" w:cs="Arial" w:eastAsia="Arial" w:hAnsi="Arial"/>
+          <w:color w:val="333333"/>
+          <w:sz w:val="22"/>
+          <w:szCs w:val="22"/>
+        </w:rPr>
+        <w:t xml:space="preserve">Figure IV-14: Architecture deploiement</w:t>
+      </w:r>
+    </w:p>
+    <w:p>
+      <w:pPr>
+        <w:pStyle w:val="ListParagraph"/>
+        <w:numPr>
+          <w:ilvl w:val="0"/>
+          <w:numId w:val="2"/>
+        </w:numPr>
+        <w:spacing w:before="60" w:after="60" w:line="280"/>
+      </w:pPr>
+      <w:r>
+        <w:rPr>
+          <w:rFonts w:ascii="Arial" w:cs="Arial" w:eastAsia="Arial" w:hAnsi="Arial"/>
+          <w:color w:val="333333"/>
+          <w:sz w:val="22"/>
+          <w:szCs w:val="22"/>
+        </w:rPr>
+        <w:t xml:space="preserve">Figure IV-15: Modele de donnees</w:t>
+      </w:r>
+    </w:p>
+    <w:p>
+      <w:pPr>
+        <w:pStyle w:val="ListParagraph"/>
+        <w:numPr>
+          <w:ilvl w:val="0"/>
+          <w:numId w:val="2"/>
+        </w:numPr>
+        <w:spacing w:before="60" w:after="60" w:line="280"/>
+      </w:pPr>
+      <w:r>
+        <w:rPr>
+          <w:rFonts w:ascii="Arial" w:cs="Arial" w:eastAsia="Arial" w:hAnsi="Arial"/>
+          <w:color w:val="333333"/>
+          <w:sz w:val="22"/>
+          <w:szCs w:val="22"/>
+        </w:rPr>
+        <w:t xml:space="preserve">Figure V-1..V-n: Captures ecrans application</w:t>
+      </w:r>
+    </w:p>
+    <w:p>
+      <w:pPr>
+        <w:spacing w:before="80" w:after="120" w:line="290"/>
+        <w:jc w:val="both"/>
+      </w:pPr>
+      <w:r>
+        <w:rPr>
+          <w:rFonts w:ascii="Arial" w:cs="Arial" w:eastAsia="Arial" w:hAnsi="Arial"/>
+          <w:b w:val="false"/>
+          <w:bCs w:val="false"/>
+          <w:i w:val="false"/>
+          <w:iCs w:val="false"/>
+          <w:color w:val="333333"/>
+          <w:sz w:val="22"/>
+          <w:szCs w:val="22"/>
+        </w:rPr>
+        <w:t xml:space="preserve"/>
+      </w:r>
+    </w:p>
+    <w:p>
+      <w:pPr>
+        <w:spacing w:before="80" w:after="120" w:line="290"/>
+        <w:jc w:val="both"/>
+      </w:pPr>
+      <w:r>
+        <w:rPr>
+          <w:rFonts w:ascii="Arial" w:cs="Arial" w:eastAsia="Arial" w:hAnsi="Arial"/>
+          <w:b w:val="false"/>
+          <w:bCs w:val="false"/>
+          <w:i w:val="false"/>
+          <w:iCs w:val="false"/>
+          <w:color w:val="333333"/>
+          <w:sz w:val="22"/>
+          <w:szCs w:val="22"/>
+        </w:rPr>
+        <w:t xml:space="preserve"/>
+      </w:r>
+    </w:p>
+    <w:p>
+      <w:pPr>
+        <w:pStyle w:val="Heading1"/>
+        <w:pBdr>
+          <w:bottom w:val="single" w:color="2196F3" w:sz="6" w:space="0"/>
+        </w:pBdr>
+        <w:spacing w:before="360" w:after="200"/>
+      </w:pPr>
+      <w:r>
+        <w:rPr>
+          <w:rFonts w:ascii="Arial" w:cs="Arial" w:eastAsia="Arial" w:hAnsi="Arial"/>
+          <w:b/>
+          <w:bCs/>
+          <w:color w:val="0D2B6E"/>
+          <w:sz w:val="34"/>
+          <w:szCs w:val="34"/>
+        </w:rPr>
+        <w:t xml:space="preserve">Table des Tableaux</w:t>
+      </w:r>
+    </w:p>
+    <w:p>
+      <w:pPr>
+        <w:spacing w:before="80" w:after="120" w:line="290"/>
+        <w:jc w:val="both"/>
+      </w:pPr>
+      <w:r>
+        <w:rPr>
+          <w:rFonts w:ascii="Arial" w:cs="Arial" w:eastAsia="Arial" w:hAnsi="Arial"/>
+          <w:b w:val="false"/>
+          <w:bCs w:val="false"/>
+          <w:i w:val="false"/>
+          <w:iCs w:val="false"/>
+          <w:color w:val="333333"/>
+          <w:sz w:val="22"/>
+          <w:szCs w:val="22"/>
+        </w:rPr>
+        <w:t xml:space="preserve">A completer apres stabilisation des tableaux.</w:t>
+      </w:r>
+    </w:p>
+    <w:p>
+      <w:pPr>
+        <w:pStyle w:val="ListParagraph"/>
+        <w:numPr>
+          <w:ilvl w:val="0"/>
+          <w:numId w:val="2"/>
+        </w:numPr>
+        <w:spacing w:before="60" w:after="60" w:line="280"/>
+      </w:pPr>
+      <w:r>
+        <w:rPr>
+          <w:rFonts w:ascii="Arial" w:cs="Arial" w:eastAsia="Arial" w:hAnsi="Arial"/>
+          <w:color w:val="333333"/>
+          <w:sz w:val="22"/>
+          <w:szCs w:val="22"/>
+        </w:rPr>
+        <w:t xml:space="preserve">Tableau I-1: Fiche signaletique du projet</w:t>
+      </w:r>
+    </w:p>
+    <w:p>
+      <w:pPr>
+        <w:pStyle w:val="ListParagraph"/>
+        <w:numPr>
+          <w:ilvl w:val="0"/>
+          <w:numId w:val="2"/>
+        </w:numPr>
+        <w:spacing w:before="60" w:after="60" w:line="280"/>
+      </w:pPr>
+      <w:r>
+        <w:rPr>
+          <w:rFonts w:ascii="Arial" w:cs="Arial" w:eastAsia="Arial" w:hAnsi="Arial"/>
+          <w:color w:val="333333"/>
+          <w:sz w:val="22"/>
+          <w:szCs w:val="22"/>
+        </w:rPr>
+        <w:t xml:space="preserve">Tableau III-1: Roles et responsabilites</w:t>
+      </w:r>
+    </w:p>
+    <w:p>
+      <w:pPr>
+        <w:pStyle w:val="ListParagraph"/>
+        <w:numPr>
+          <w:ilvl w:val="0"/>
+          <w:numId w:val="2"/>
+        </w:numPr>
+        <w:spacing w:before="60" w:after="60" w:line="280"/>
+      </w:pPr>
+      <w:r>
+        <w:rPr>
+          <w:rFonts w:ascii="Arial" w:cs="Arial" w:eastAsia="Arial" w:hAnsi="Arial"/>
+          <w:color w:val="333333"/>
+          <w:sz w:val="22"/>
+          <w:szCs w:val="22"/>
+        </w:rPr>
+        <w:t xml:space="preserve">Tableau III-2: Technologies mobilisees</w:t>
+      </w:r>
+    </w:p>
+    <w:p>
+      <w:pPr>
+        <w:pStyle w:val="ListParagraph"/>
+        <w:numPr>
+          <w:ilvl w:val="0"/>
+          <w:numId w:val="2"/>
+        </w:numPr>
+        <w:spacing w:before="60" w:after="60" w:line="280"/>
+      </w:pPr>
+      <w:r>
+        <w:rPr>
+          <w:rFonts w:ascii="Arial" w:cs="Arial" w:eastAsia="Arial" w:hAnsi="Arial"/>
+          <w:color w:val="333333"/>
+          <w:sz w:val="22"/>
+          <w:szCs w:val="22"/>
+        </w:rPr>
+        <w:t xml:space="preserve">Tableau IV-1: Reponses fonctionnelles apportees</w:t>
+      </w:r>
+    </w:p>
+    <w:p>
+      <w:pPr>
+        <w:pStyle w:val="ListParagraph"/>
+        <w:numPr>
+          <w:ilvl w:val="0"/>
+          <w:numId w:val="2"/>
+        </w:numPr>
+        <w:spacing w:before="60" w:after="60" w:line="280"/>
+      </w:pPr>
+      <w:r>
+        <w:rPr>
+          <w:rFonts w:ascii="Arial" w:cs="Arial" w:eastAsia="Arial" w:hAnsi="Arial"/>
+          <w:color w:val="333333"/>
+          <w:sz w:val="22"/>
+          <w:szCs w:val="22"/>
+        </w:rPr>
+        <w:t xml:space="preserve">Tableau Web-1: Webographie</w:t>
+      </w:r>
+    </w:p>
+    <w:p>
+      <w:pPr>
+        <w:spacing w:before="80" w:after="120" w:line="290"/>
+        <w:jc w:val="both"/>
+      </w:pPr>
+      <w:r>
+        <w:rPr>
+          <w:rFonts w:ascii="Arial" w:cs="Arial" w:eastAsia="Arial" w:hAnsi="Arial"/>
+          <w:b w:val="false"/>
+          <w:bCs w:val="false"/>
+          <w:i w:val="false"/>
+          <w:iCs w:val="false"/>
+          <w:color w:val="333333"/>
+          <w:sz w:val="22"/>
+          <w:szCs w:val="22"/>
+        </w:rPr>
+        <w:t xml:space="preserve"/>
+      </w:r>
+    </w:p>
+    <w:p>
+      <w:pPr>
+        <w:spacing w:before="80" w:after="120" w:line="290"/>
+        <w:jc w:val="both"/>
+      </w:pPr>
+      <w:r>
+        <w:rPr>
+          <w:rFonts w:ascii="Arial" w:cs="Arial" w:eastAsia="Arial" w:hAnsi="Arial"/>
+          <w:b w:val="false"/>
+          <w:bCs w:val="false"/>
+          <w:i w:val="false"/>
+          <w:iCs w:val="false"/>
+          <w:color w:val="333333"/>
+          <w:sz w:val="22"/>
+          <w:szCs w:val="22"/>
+        </w:rPr>
+        <w:t xml:space="preserve"/>
+      </w:r>
+    </w:p>
+    <w:p>
+      <w:pPr>
+        <w:pStyle w:val="Heading1"/>
+        <w:pBdr>
+          <w:bottom w:val="single" w:color="2196F3" w:sz="6" w:space="0"/>
+        </w:pBdr>
+        <w:spacing w:before="360" w:after="200"/>
+      </w:pPr>
+      <w:r>
+        <w:rPr>
+          <w:rFonts w:ascii="Arial" w:cs="Arial" w:eastAsia="Arial" w:hAnsi="Arial"/>
+          <w:b/>
+          <w:bCs/>
+          <w:color w:val="0D2B6E"/>
+          <w:sz w:val="34"/>
+          <w:szCs w:val="34"/>
+        </w:rPr>
         <w:t xml:space="preserve">Introduction</w:t>
       </w:r>
     </w:p>
@@ -2482,7 +3466,114 @@
           <w:sz w:val="22"/>
           <w:szCs w:val="22"/>
         </w:rPr>
-        <w:t xml:space="preserve">Le projet a pour objet la conception et la realisation d'une plateforme de gestion locative multi-roles capable de fournir une solution complete pour gerer les clients, locations, paiements, depots et documents, avec un controle multi-niveaux et une interface moderne.</w:t>
+        <w:t xml:space="preserve">KYA (Keur Ya Aicha) est un projet de plateforme de gestion locative multi-roles, concu pour digitaliser et centraliser les activites de gestion immobiliere : clients/locataires, contrats, loyers, depots, paiements, relances et documents.</w:t>
+      </w:r>
+    </w:p>
+    <w:p>
+      <w:pPr>
+        <w:spacing w:before="80" w:after="120" w:line="290"/>
+        <w:jc w:val="both"/>
+      </w:pPr>
+      <w:r>
+        <w:rPr>
+          <w:rFonts w:ascii="Arial" w:cs="Arial" w:eastAsia="Arial" w:hAnsi="Arial"/>
+          <w:b w:val="false"/>
+          <w:bCs w:val="false"/>
+          <w:i w:val="false"/>
+          <w:iCs w:val="false"/>
+          <w:color w:val="333333"/>
+          <w:sz w:val="22"/>
+          <w:szCs w:val="22"/>
+        </w:rPr>
+        <w:t xml:space="preserve">L'objectif principal est de fiabiliser le suivi des operations locatives, de reduire les erreurs de saisie et d'ameliorer la transparence, tout en renforcant la securite (RBAC) et la tracabilite (audit).</w:t>
+      </w:r>
+    </w:p>
+    <w:p>
+      <w:pPr>
+        <w:spacing w:before="80" w:after="120" w:line="290"/>
+        <w:jc w:val="both"/>
+      </w:pPr>
+      <w:r>
+        <w:rPr>
+          <w:rFonts w:ascii="Arial" w:cs="Arial" w:eastAsia="Arial" w:hAnsi="Arial"/>
+          <w:b w:val="false"/>
+          <w:bCs w:val="false"/>
+          <w:i w:val="false"/>
+          <w:iCs w:val="false"/>
+          <w:color w:val="333333"/>
+          <w:sz w:val="22"/>
+          <w:szCs w:val="22"/>
+        </w:rPr>
+        <w:t xml:space="preserve">La solution s'articule autour de trois axes principaux :</w:t>
+      </w:r>
+    </w:p>
+    <w:p>
+      <w:pPr>
+        <w:pStyle w:val="ListParagraph"/>
+        <w:numPr>
+          <w:ilvl w:val="0"/>
+          <w:numId w:val="2"/>
+        </w:numPr>
+        <w:spacing w:before="60" w:after="60" w:line="280"/>
+      </w:pPr>
+      <w:r>
+        <w:rPr>
+          <w:rFonts w:ascii="Arial" w:cs="Arial" w:eastAsia="Arial" w:hAnsi="Arial"/>
+          <w:b w:val="false"/>
+          <w:bCs w:val="false"/>
+          <w:i w:val="false"/>
+          <w:iCs w:val="false"/>
+          <w:color w:val="333333"/>
+          <w:sz w:val="22"/>
+          <w:szCs w:val="22"/>
+        </w:rPr>
+        <w:t xml:space="preserve">Centralisation des donnees et gestion documentaire (dossiers, pieces, contrats).</w:t>
+      </w:r>
+    </w:p>
+    <w:p>
+      <w:pPr>
+        <w:pStyle w:val="ListParagraph"/>
+        <w:numPr>
+          <w:ilvl w:val="0"/>
+          <w:numId w:val="2"/>
+        </w:numPr>
+        <w:spacing w:before="60" w:after="60" w:line="280"/>
+      </w:pPr>
+      <w:r>
+        <w:rPr>
+          <w:rFonts w:ascii="Arial" w:cs="Arial" w:eastAsia="Arial" w:hAnsi="Arial"/>
+          <w:b w:val="false"/>
+          <w:bCs w:val="false"/>
+          <w:i w:val="false"/>
+          <w:iCs w:val="false"/>
+          <w:color w:val="333333"/>
+          <w:sz w:val="22"/>
+          <w:szCs w:val="22"/>
+        </w:rPr>
+        <w:t xml:space="preserve">Workflow multi-roles (Super Admin / Admin) avec isolation des donnees et controles d'acces.</w:t>
+      </w:r>
+    </w:p>
+    <w:p>
+      <w:pPr>
+        <w:pStyle w:val="ListParagraph"/>
+        <w:numPr>
+          <w:ilvl w:val="0"/>
+          <w:numId w:val="2"/>
+        </w:numPr>
+        <w:spacing w:before="60" w:after="60" w:line="280"/>
+      </w:pPr>
+      <w:r>
+        <w:rPr>
+          <w:rFonts w:ascii="Arial" w:cs="Arial" w:eastAsia="Arial" w:hAnsi="Arial"/>
+          <w:b w:val="false"/>
+          <w:bCs w:val="false"/>
+          <w:i w:val="false"/>
+          <w:iCs w:val="false"/>
+          <w:color w:val="333333"/>
+          <w:sz w:val="22"/>
+          <w:szCs w:val="22"/>
+        </w:rPr>
+        <w:t xml:space="preserve">Pilotage et tracabilite (journal d'audit, historiques, reporting et indicateurs).</w:t>
       </w:r>
     </w:p>
     <w:p>
@@ -2550,7 +3641,7 @@
                 <w:sz w:val="22"/>
                 <w:szCs w:val="22"/>
               </w:rPr>
-              <w:t xml:space="preserve">"Comment concevoir une plateforme locative moderne, ergonomique et multi-roles qui centralise les operations, limite les erreurs et renforce durablement la tracabilite ?"</w:t>
+              <w:t xml:space="preserve">"Comment concevoir une plateforme de gestion locative multi-roles qui centralise les donnees, automatise le suivi, securise les acces et renforce la tracabilite des operations ?"</w:t>
             </w:r>
           </w:p>
         </w:tc>
@@ -2566,74 +3657,148 @@
     </w:p>
     <w:p>
       <w:pPr>
-        <w:spacing w:before="80" w:after="120" w:line="290"/>
-        <w:jc w:val="both"/>
-      </w:pPr>
-      <w:r>
-        <w:rPr>
-          <w:rFonts w:ascii="Arial" w:cs="Arial" w:eastAsia="Arial" w:hAnsi="Arial"/>
-          <w:b w:val="false"/>
-          <w:bCs w:val="false"/>
-          <w:i w:val="false"/>
-          <w:iCs w:val="false"/>
-          <w:color w:val="333333"/>
-          <w:sz w:val="22"/>
-          <w:szCs w:val="22"/>
-        </w:rPr>
-        <w:t xml:space="preserve">Dans plusieurs contextes de gestion, les informations locatives sont dispersees, insuffisamment securisees ou faiblement historisees. Cette situation entraine des doublons, des incoherences, une perte de temps dans la verification et une capacite limitee a suivre les operations de maniere fiable.</w:t>
-      </w:r>
-    </w:p>
-    <w:p>
-      <w:pPr>
-        <w:pStyle w:val="Heading2"/>
-        <w:spacing w:before="280" w:after="160"/>
+        <w:pStyle w:val="Heading3"/>
+        <w:spacing w:before="200" w:after="100"/>
       </w:pPr>
       <w:r>
         <w:rPr>
           <w:rFonts w:ascii="Arial" w:cs="Arial" w:eastAsia="Arial" w:hAnsi="Arial"/>
           <w:b/>
           <w:bCs/>
-          <w:color w:val="1A4FAD"/>
-          <w:sz w:val="28"/>
-          <w:szCs w:val="28"/>
-        </w:rPr>
-        <w:t xml:space="preserve">II.3. Objectif General</w:t>
-      </w:r>
-    </w:p>
-    <w:p>
-      <w:pPr>
-        <w:spacing w:before="80" w:after="120" w:line="290"/>
-        <w:jc w:val="both"/>
-      </w:pPr>
-      <w:r>
-        <w:rPr>
-          <w:rFonts w:ascii="Arial" w:cs="Arial" w:eastAsia="Arial" w:hAnsi="Arial"/>
-          <w:b w:val="false"/>
-          <w:bCs w:val="false"/>
-          <w:i w:val="false"/>
-          <w:iCs w:val="false"/>
-          <w:color w:val="333333"/>
-          <w:sz w:val="22"/>
-          <w:szCs w:val="22"/>
-        </w:rPr>
-        <w:t xml:space="preserve">Proposer une solution complete de gestion locative permettant aux administrateurs et super administrateurs de suivre efficacement les operations metier dans un cadre coherent, securise et auditable.</w:t>
-      </w:r>
-    </w:p>
-    <w:p>
-      <w:pPr>
-        <w:pStyle w:val="Heading2"/>
-        <w:spacing w:before="280" w:after="160"/>
+          <w:color w:val="2196F3"/>
+          <w:sz w:val="24"/>
+          <w:szCs w:val="24"/>
+        </w:rPr>
+        <w:t xml:space="preserve">II.2.1. Contexte</w:t>
+      </w:r>
+    </w:p>
+    <w:p>
+      <w:pPr>
+        <w:spacing w:before="80" w:after="120" w:line="290"/>
+        <w:jc w:val="both"/>
+      </w:pPr>
+      <w:r>
+        <w:rPr>
+          <w:rFonts w:ascii="Arial" w:cs="Arial" w:eastAsia="Arial" w:hAnsi="Arial"/>
+          <w:b w:val="false"/>
+          <w:bCs w:val="false"/>
+          <w:i w:val="false"/>
+          <w:iCs w:val="false"/>
+          <w:color w:val="333333"/>
+          <w:sz w:val="22"/>
+          <w:szCs w:val="22"/>
+        </w:rPr>
+        <w:t xml:space="preserve">Dans de nombreux pays africains, y compris le Senegal, la gestion locative reste encore largement manuelle (Excel, cahiers de gestion, echanges via WhatsApp).</w:t>
+      </w:r>
+    </w:p>
+    <w:p>
+      <w:pPr>
+        <w:spacing w:before="80" w:after="120" w:line="290"/>
+        <w:jc w:val="both"/>
+      </w:pPr>
+      <w:r>
+        <w:rPr>
+          <w:rFonts w:ascii="Arial" w:cs="Arial" w:eastAsia="Arial" w:hAnsi="Arial"/>
+          <w:b w:val="false"/>
+          <w:bCs w:val="false"/>
+          <w:i w:val="false"/>
+          <w:iCs w:val="false"/>
+          <w:color w:val="333333"/>
+          <w:sz w:val="22"/>
+          <w:szCs w:val="22"/>
+        </w:rPr>
+        <w:t xml:space="preserve">Ces pratiques rendent difficile la centralisation, la mise a jour et le partage de l'information entre les acteurs, en particulier lorsqu'il existe plusieurs gestionnaires, plusieurs biens et plusieurs portefeuilles.</w:t>
+      </w:r>
+    </w:p>
+    <w:p>
+      <w:pPr>
+        <w:pStyle w:val="Heading3"/>
+        <w:spacing w:before="200" w:after="100"/>
       </w:pPr>
       <w:r>
         <w:rPr>
           <w:rFonts w:ascii="Arial" w:cs="Arial" w:eastAsia="Arial" w:hAnsi="Arial"/>
           <w:b/>
           <w:bCs/>
-          <w:color w:val="1A4FAD"/>
-          <w:sz w:val="28"/>
-          <w:szCs w:val="28"/>
-        </w:rPr>
-        <w:t xml:space="preserve">II.4. Objectifs Specifiques</w:t>
+          <w:color w:val="2196F3"/>
+          <w:sz w:val="24"/>
+          <w:szCs w:val="24"/>
+        </w:rPr>
+        <w:t xml:space="preserve">II.2.2. Problematique de l'existant</w:t>
+      </w:r>
+    </w:p>
+    <w:p>
+      <w:pPr>
+        <w:spacing w:before="80" w:after="120" w:line="290"/>
+        <w:jc w:val="both"/>
+      </w:pPr>
+      <w:r>
+        <w:rPr>
+          <w:rFonts w:ascii="Arial" w:cs="Arial" w:eastAsia="Arial" w:hAnsi="Arial"/>
+          <w:b w:val="false"/>
+          <w:bCs w:val="false"/>
+          <w:i w:val="false"/>
+          <w:iCs w:val="false"/>
+          <w:color w:val="333333"/>
+          <w:sz w:val="22"/>
+          <w:szCs w:val="22"/>
+        </w:rPr>
+        <w:t xml:space="preserve">L'absence d'un systeme unifie entraine des doublons, des incoherences et une perte de temps dans la verification. Le suivi des paiements et des depots est souvent incomplet, et les documents administratifs ne sont pas toujours rattaches au bon dossier.</w:t>
+      </w:r>
+    </w:p>
+    <w:p>
+      <w:pPr>
+        <w:spacing w:before="80" w:after="120" w:line="290"/>
+        <w:jc w:val="both"/>
+      </w:pPr>
+      <w:r>
+        <w:rPr>
+          <w:rFonts w:ascii="Arial" w:cs="Arial" w:eastAsia="Arial" w:hAnsi="Arial"/>
+          <w:b w:val="false"/>
+          <w:bCs w:val="false"/>
+          <w:i w:val="false"/>
+          <w:iCs w:val="false"/>
+          <w:color w:val="333333"/>
+          <w:sz w:val="22"/>
+          <w:szCs w:val="22"/>
+        </w:rPr>
+        <w:t xml:space="preserve">De plus, sans historisation des actions, il devient difficile de savoir qui a modifie une information, a quel moment, et pour quelle raison. Cela limite la capacite a auditer les operations et a prendre de bonnes decisions.</w:t>
+      </w:r>
+    </w:p>
+    <w:p>
+      <w:pPr>
+        <w:pStyle w:val="Heading3"/>
+        <w:spacing w:before="200" w:after="100"/>
+      </w:pPr>
+      <w:r>
+        <w:rPr>
+          <w:rFonts w:ascii="Arial" w:cs="Arial" w:eastAsia="Arial" w:hAnsi="Arial"/>
+          <w:b/>
+          <w:bCs/>
+          <w:color w:val="2196F3"/>
+          <w:sz w:val="24"/>
+          <w:szCs w:val="24"/>
+        </w:rPr>
+        <w:t xml:space="preserve">II.2.3. Points faibles du processus actuel</w:t>
+      </w:r>
+    </w:p>
+    <w:p>
+      <w:pPr>
+        <w:spacing w:before="80" w:after="120" w:line="290"/>
+        <w:jc w:val="both"/>
+      </w:pPr>
+      <w:r>
+        <w:rPr>
+          <w:rFonts w:ascii="Arial" w:cs="Arial" w:eastAsia="Arial" w:hAnsi="Arial"/>
+          <w:b w:val="false"/>
+          <w:bCs w:val="false"/>
+          <w:i w:val="false"/>
+          <w:iCs w:val="false"/>
+          <w:color w:val="333333"/>
+          <w:sz w:val="22"/>
+          <w:szCs w:val="22"/>
+        </w:rPr>
+        <w:t xml:space="preserve">Les principales limites constatees sont les suivantes :</w:t>
       </w:r>
     </w:p>
     <w:p>
@@ -2648,11 +3813,15 @@
       <w:r>
         <w:rPr>
           <w:rFonts w:ascii="Arial" w:cs="Arial" w:eastAsia="Arial" w:hAnsi="Arial"/>
-          <w:color w:val="333333"/>
-          <w:sz w:val="22"/>
-          <w:szCs w:val="22"/>
-        </w:rPr>
-        <w:t xml:space="preserve">Mettre en place une gestion multi-roles claire et securisee</w:t>
+          <w:b w:val="false"/>
+          <w:bCs w:val="false"/>
+          <w:i w:val="false"/>
+          <w:iCs w:val="false"/>
+          <w:color w:val="333333"/>
+          <w:sz w:val="22"/>
+          <w:szCs w:val="22"/>
+        </w:rPr>
+        <w:t xml:space="preserve">Donnees dispersees entre plusieurs supports (fichiers, papier, messagerie).</w:t>
       </w:r>
     </w:p>
     <w:p>
@@ -2667,11 +3836,15 @@
       <w:r>
         <w:rPr>
           <w:rFonts w:ascii="Arial" w:cs="Arial" w:eastAsia="Arial" w:hAnsi="Arial"/>
-          <w:color w:val="333333"/>
-          <w:sz w:val="22"/>
-          <w:szCs w:val="22"/>
-        </w:rPr>
-        <w:t xml:space="preserve">Gerer les clients, entreprises, locations, depots, paiements et documents</w:t>
+          <w:b w:val="false"/>
+          <w:bCs w:val="false"/>
+          <w:i w:val="false"/>
+          <w:iCs w:val="false"/>
+          <w:color w:val="333333"/>
+          <w:sz w:val="22"/>
+          <w:szCs w:val="22"/>
+        </w:rPr>
+        <w:t xml:space="preserve">Saisie manuelle repetitive, chronophage et source d'erreurs (doublons, omissions).</w:t>
       </w:r>
     </w:p>
     <w:p>
@@ -2686,11 +3859,15 @@
       <w:r>
         <w:rPr>
           <w:rFonts w:ascii="Arial" w:cs="Arial" w:eastAsia="Arial" w:hAnsi="Arial"/>
-          <w:color w:val="333333"/>
-          <w:sz w:val="22"/>
-          <w:szCs w:val="22"/>
-        </w:rPr>
-        <w:t xml:space="preserve">Integrer l'import Excel avec controles des champs obligatoires</w:t>
+          <w:b w:val="false"/>
+          <w:bCs w:val="false"/>
+          <w:i w:val="false"/>
+          <w:iCs w:val="false"/>
+          <w:color w:val="333333"/>
+          <w:sz w:val="22"/>
+          <w:szCs w:val="22"/>
+        </w:rPr>
+        <w:t xml:space="preserve">Difficulte de suivi des paiements, depots et arrieres (retards, rapprochements difficiles).</w:t>
       </w:r>
     </w:p>
     <w:p>
@@ -2705,11 +3882,15 @@
       <w:r>
         <w:rPr>
           <w:rFonts w:ascii="Arial" w:cs="Arial" w:eastAsia="Arial" w:hAnsi="Arial"/>
-          <w:color w:val="333333"/>
-          <w:sz w:val="22"/>
-          <w:szCs w:val="22"/>
-        </w:rPr>
-        <w:t xml:space="preserve">Appliquer des regles anti-duplication et de validation</w:t>
+          <w:b w:val="false"/>
+          <w:bCs w:val="false"/>
+          <w:i w:val="false"/>
+          <w:iCs w:val="false"/>
+          <w:color w:val="333333"/>
+          <w:sz w:val="22"/>
+          <w:szCs w:val="22"/>
+        </w:rPr>
+        <w:t xml:space="preserve">Gestion documentaire non standardisee (contrats, quittances, pieces, recaps).</w:t>
       </w:r>
     </w:p>
     <w:p>
@@ -2724,11 +3905,2395 @@
       <w:r>
         <w:rPr>
           <w:rFonts w:ascii="Arial" w:cs="Arial" w:eastAsia="Arial" w:hAnsi="Arial"/>
+          <w:b w:val="false"/>
+          <w:bCs w:val="false"/>
+          <w:i w:val="false"/>
+          <w:iCs w:val="false"/>
+          <w:color w:val="333333"/>
+          <w:sz w:val="22"/>
+          <w:szCs w:val="22"/>
+        </w:rPr>
+        <w:t xml:space="preserve">Manque de separation claire des roles et perimetres entre administrateurs.</w:t>
+      </w:r>
+    </w:p>
+    <w:p>
+      <w:pPr>
+        <w:pStyle w:val="ListParagraph"/>
+        <w:numPr>
+          <w:ilvl w:val="0"/>
+          <w:numId w:val="2"/>
+        </w:numPr>
+        <w:spacing w:before="60" w:after="60" w:line="280"/>
+      </w:pPr>
+      <w:r>
+        <w:rPr>
+          <w:rFonts w:ascii="Arial" w:cs="Arial" w:eastAsia="Arial" w:hAnsi="Arial"/>
+          <w:b w:val="false"/>
+          <w:bCs w:val="false"/>
+          <w:i w:val="false"/>
+          <w:iCs w:val="false"/>
+          <w:color w:val="333333"/>
+          <w:sz w:val="22"/>
+          <w:szCs w:val="22"/>
+        </w:rPr>
+        <w:t xml:space="preserve">Faible tracabilite : difficultes a reconstituer l'historique des actions.</w:t>
+      </w:r>
+    </w:p>
+    <w:p>
+      <w:pPr>
+        <w:pStyle w:val="ListParagraph"/>
+        <w:numPr>
+          <w:ilvl w:val="0"/>
+          <w:numId w:val="2"/>
+        </w:numPr>
+        <w:spacing w:before="60" w:after="60" w:line="280"/>
+      </w:pPr>
+      <w:r>
+        <w:rPr>
+          <w:rFonts w:ascii="Arial" w:cs="Arial" w:eastAsia="Arial" w:hAnsi="Arial"/>
+          <w:b w:val="false"/>
+          <w:bCs w:val="false"/>
+          <w:i w:val="false"/>
+          <w:iCs w:val="false"/>
+          <w:color w:val="333333"/>
+          <w:sz w:val="22"/>
+          <w:szCs w:val="22"/>
+        </w:rPr>
+        <w:t xml:space="preserve">Difficulte a produire rapidement des indicateurs (encaissements, retards, performance).</w:t>
+      </w:r>
+    </w:p>
+    <w:p>
+      <w:pPr>
+        <w:spacing w:before="80" w:after="120" w:line="290"/>
+        <w:jc w:val="both"/>
+      </w:pPr>
+      <w:r>
+        <w:rPr>
+          <w:rFonts w:ascii="Arial" w:cs="Arial" w:eastAsia="Arial" w:hAnsi="Arial"/>
+          <w:b w:val="false"/>
+          <w:bCs w:val="false"/>
+          <w:i w:val="false"/>
+          <w:iCs w:val="false"/>
+          <w:color w:val="333333"/>
+          <w:sz w:val="22"/>
+          <w:szCs w:val="22"/>
+        </w:rPr>
+        <w:t xml:space="preserve">Ces constats justifient la mise en place d'une plateforme dediee, permettant de centraliser les informations et de securiser les operations tout en facilitant le pilotage.</w:t>
+      </w:r>
+    </w:p>
+    <w:p>
+      <w:pPr>
+        <w:pStyle w:val="Heading2"/>
+        <w:spacing w:before="280" w:after="160"/>
+      </w:pPr>
+      <w:r>
+        <w:rPr>
+          <w:rFonts w:ascii="Arial" w:cs="Arial" w:eastAsia="Arial" w:hAnsi="Arial"/>
+          <w:b/>
+          <w:bCs/>
+          <w:color w:val="1A4FAD"/>
+          <w:sz w:val="28"/>
+          <w:szCs w:val="28"/>
+        </w:rPr>
+        <w:t xml:space="preserve">II.3. Objectif General</w:t>
+      </w:r>
+    </w:p>
+    <w:p>
+      <w:pPr>
+        <w:spacing w:before="80" w:after="120" w:line="290"/>
+        <w:jc w:val="both"/>
+      </w:pPr>
+      <w:r>
+        <w:rPr>
+          <w:rFonts w:ascii="Arial" w:cs="Arial" w:eastAsia="Arial" w:hAnsi="Arial"/>
+          <w:b w:val="false"/>
+          <w:bCs w:val="false"/>
+          <w:i w:val="false"/>
+          <w:iCs w:val="false"/>
+          <w:color w:val="333333"/>
+          <w:sz w:val="22"/>
+          <w:szCs w:val="22"/>
+        </w:rPr>
+        <w:t xml:space="preserve">Concevoir et realiser une plateforme de gestion locative multi-roles permettant de centraliser les donnees, de securiser les acces, d'automatiser le suivi des operations et d'assurer la tracabilite des actions.</w:t>
+      </w:r>
+    </w:p>
+    <w:p>
+      <w:pPr>
+        <w:pStyle w:val="Heading2"/>
+        <w:spacing w:before="280" w:after="160"/>
+      </w:pPr>
+      <w:r>
+        <w:rPr>
+          <w:rFonts w:ascii="Arial" w:cs="Arial" w:eastAsia="Arial" w:hAnsi="Arial"/>
+          <w:b/>
+          <w:bCs/>
+          <w:color w:val="1A4FAD"/>
+          <w:sz w:val="28"/>
+          <w:szCs w:val="28"/>
+        </w:rPr>
+        <w:t xml:space="preserve">II.4. Objectifs Specifiques</w:t>
+      </w:r>
+    </w:p>
+    <w:p>
+      <w:pPr>
+        <w:pStyle w:val="ListParagraph"/>
+        <w:numPr>
+          <w:ilvl w:val="0"/>
+          <w:numId w:val="2"/>
+        </w:numPr>
+        <w:spacing w:before="60" w:after="60" w:line="280"/>
+      </w:pPr>
+      <w:r>
+        <w:rPr>
+          <w:rFonts w:ascii="Arial" w:cs="Arial" w:eastAsia="Arial" w:hAnsi="Arial"/>
+          <w:color w:val="333333"/>
+          <w:sz w:val="22"/>
+          <w:szCs w:val="22"/>
+        </w:rPr>
+        <w:t xml:space="preserve">Mettre en place une gestion multi-roles claire et securisee</w:t>
+      </w:r>
+    </w:p>
+    <w:p>
+      <w:pPr>
+        <w:pStyle w:val="ListParagraph"/>
+        <w:numPr>
+          <w:ilvl w:val="0"/>
+          <w:numId w:val="2"/>
+        </w:numPr>
+        <w:spacing w:before="60" w:after="60" w:line="280"/>
+      </w:pPr>
+      <w:r>
+        <w:rPr>
+          <w:rFonts w:ascii="Arial" w:cs="Arial" w:eastAsia="Arial" w:hAnsi="Arial"/>
+          <w:color w:val="333333"/>
+          <w:sz w:val="22"/>
+          <w:szCs w:val="22"/>
+        </w:rPr>
+        <w:t xml:space="preserve">Gerer les clients, entreprises, locations, depots, paiements et documents</w:t>
+      </w:r>
+    </w:p>
+    <w:p>
+      <w:pPr>
+        <w:pStyle w:val="ListParagraph"/>
+        <w:numPr>
+          <w:ilvl w:val="0"/>
+          <w:numId w:val="2"/>
+        </w:numPr>
+        <w:spacing w:before="60" w:after="60" w:line="280"/>
+      </w:pPr>
+      <w:r>
+        <w:rPr>
+          <w:rFonts w:ascii="Arial" w:cs="Arial" w:eastAsia="Arial" w:hAnsi="Arial"/>
+          <w:color w:val="333333"/>
+          <w:sz w:val="22"/>
+          <w:szCs w:val="22"/>
+        </w:rPr>
+        <w:t xml:space="preserve">Integrer l'import Excel avec controles des champs obligatoires</w:t>
+      </w:r>
+    </w:p>
+    <w:p>
+      <w:pPr>
+        <w:pStyle w:val="ListParagraph"/>
+        <w:numPr>
+          <w:ilvl w:val="0"/>
+          <w:numId w:val="2"/>
+        </w:numPr>
+        <w:spacing w:before="60" w:after="60" w:line="280"/>
+      </w:pPr>
+      <w:r>
+        <w:rPr>
+          <w:rFonts w:ascii="Arial" w:cs="Arial" w:eastAsia="Arial" w:hAnsi="Arial"/>
+          <w:color w:val="333333"/>
+          <w:sz w:val="22"/>
+          <w:szCs w:val="22"/>
+        </w:rPr>
+        <w:t xml:space="preserve">Appliquer des regles anti-duplication et de validation</w:t>
+      </w:r>
+    </w:p>
+    <w:p>
+      <w:pPr>
+        <w:pStyle w:val="ListParagraph"/>
+        <w:numPr>
+          <w:ilvl w:val="0"/>
+          <w:numId w:val="2"/>
+        </w:numPr>
+        <w:spacing w:before="60" w:after="60" w:line="280"/>
+      </w:pPr>
+      <w:r>
+        <w:rPr>
+          <w:rFonts w:ascii="Arial" w:cs="Arial" w:eastAsia="Arial" w:hAnsi="Arial"/>
           <w:color w:val="333333"/>
           <w:sz w:val="22"/>
           <w:szCs w:val="22"/>
         </w:rPr>
         <w:t xml:space="preserve">Assurer un suivi historise des actions sensibles</w:t>
+      </w:r>
+    </w:p>
+    <w:p>
+      <w:pPr>
+        <w:pStyle w:val="ListParagraph"/>
+        <w:numPr>
+          <w:ilvl w:val="0"/>
+          <w:numId w:val="2"/>
+        </w:numPr>
+        <w:spacing w:before="60" w:after="60" w:line="280"/>
+      </w:pPr>
+      <w:r>
+        <w:rPr>
+          <w:rFonts w:ascii="Arial" w:cs="Arial" w:eastAsia="Arial" w:hAnsi="Arial"/>
+          <w:b w:val="false"/>
+          <w:bCs w:val="false"/>
+          <w:i w:val="false"/>
+          <w:iCs w:val="false"/>
+          <w:color w:val="333333"/>
+          <w:sz w:val="22"/>
+          <w:szCs w:val="22"/>
+        </w:rPr>
+        <w:t xml:space="preserve">Centraliser et organiser les documents (upload, classement, recherche) par client/location.</w:t>
+      </w:r>
+    </w:p>
+    <w:p>
+      <w:pPr>
+        <w:pStyle w:val="ListParagraph"/>
+        <w:numPr>
+          <w:ilvl w:val="0"/>
+          <w:numId w:val="2"/>
+        </w:numPr>
+        <w:spacing w:before="60" w:after="60" w:line="280"/>
+      </w:pPr>
+      <w:r>
+        <w:rPr>
+          <w:rFonts w:ascii="Arial" w:cs="Arial" w:eastAsia="Arial" w:hAnsi="Arial"/>
+          <w:b w:val="false"/>
+          <w:bCs w:val="false"/>
+          <w:i w:val="false"/>
+          <w:iCs w:val="false"/>
+          <w:color w:val="333333"/>
+          <w:sz w:val="22"/>
+          <w:szCs w:val="22"/>
+        </w:rPr>
+        <w:t xml:space="preserve">Mettre en place des historiques, un journal d'audit et des reportings pour le pilotage.</w:t>
+      </w:r>
+    </w:p>
+    <w:p>
+      <w:pPr>
+        <w:pStyle w:val="ListParagraph"/>
+        <w:numPr>
+          <w:ilvl w:val="0"/>
+          <w:numId w:val="2"/>
+        </w:numPr>
+        <w:spacing w:before="60" w:after="60" w:line="280"/>
+      </w:pPr>
+      <w:r>
+        <w:rPr>
+          <w:rFonts w:ascii="Arial" w:cs="Arial" w:eastAsia="Arial" w:hAnsi="Arial"/>
+          <w:b w:val="false"/>
+          <w:bCs w:val="false"/>
+          <w:i w:val="false"/>
+          <w:iCs w:val="false"/>
+          <w:color w:val="333333"/>
+          <w:sz w:val="22"/>
+          <w:szCs w:val="22"/>
+        </w:rPr>
+        <w:t xml:space="preserve">Ameliorer l'experience utilisateur via des formulaires controles, des validations et des retours clairs.</w:t>
+      </w:r>
+    </w:p>
+    <w:p>
+      <w:pPr>
+        <w:pStyle w:val="Heading2"/>
+        <w:spacing w:before="280" w:after="160"/>
+      </w:pPr>
+      <w:r>
+        <w:rPr>
+          <w:rFonts w:ascii="Arial" w:cs="Arial" w:eastAsia="Arial" w:hAnsi="Arial"/>
+          <w:b/>
+          <w:bCs/>
+          <w:color w:val="1A4FAD"/>
+          <w:sz w:val="28"/>
+          <w:szCs w:val="28"/>
+        </w:rPr>
+        <w:t xml:space="preserve">II.5. Analyse du Marche et de la Concurrence</w:t>
+      </w:r>
+    </w:p>
+    <w:p>
+      <w:pPr>
+        <w:pStyle w:val="Heading3"/>
+        <w:spacing w:before="200" w:after="100"/>
+      </w:pPr>
+      <w:r>
+        <w:rPr>
+          <w:rFonts w:ascii="Arial" w:cs="Arial" w:eastAsia="Arial" w:hAnsi="Arial"/>
+          <w:b/>
+          <w:bCs/>
+          <w:color w:val="2196F3"/>
+          <w:sz w:val="24"/>
+          <w:szCs w:val="24"/>
+        </w:rPr>
+        <w:t xml:space="preserve">II.5.1. Presentation du Marche</w:t>
+      </w:r>
+    </w:p>
+    <w:p>
+      <w:pPr>
+        <w:spacing w:before="80" w:after="120" w:line="290"/>
+        <w:jc w:val="both"/>
+      </w:pPr>
+      <w:r>
+        <w:rPr>
+          <w:rFonts w:ascii="Arial" w:cs="Arial" w:eastAsia="Arial" w:hAnsi="Arial"/>
+          <w:b w:val="false"/>
+          <w:bCs w:val="false"/>
+          <w:i w:val="false"/>
+          <w:iCs w:val="false"/>
+          <w:color w:val="333333"/>
+          <w:sz w:val="22"/>
+          <w:szCs w:val="22"/>
+        </w:rPr>
+        <w:t xml:space="preserve">Le secteur de la gestion locative numerique s'inscrit dans la transformation digitale du domaine immobilier. Les agences, societes de gestion et proprietaires adoptent des solutions logicielles afin de centraliser la gestion des biens, le suivi des locataires, l'automatisation des paiements, la gestion documentaire et l'analyse des performances financieres.</w:t>
+      </w:r>
+    </w:p>
+    <w:p>
+      <w:pPr>
+        <w:spacing w:before="80" w:after="120" w:line="290"/>
+        <w:jc w:val="both"/>
+      </w:pPr>
+      <w:r>
+        <w:rPr>
+          <w:rFonts w:ascii="Arial" w:cs="Arial" w:eastAsia="Arial" w:hAnsi="Arial"/>
+          <w:b w:val="false"/>
+          <w:bCs w:val="false"/>
+          <w:i w:val="false"/>
+          <w:iCs w:val="false"/>
+          <w:color w:val="333333"/>
+          <w:sz w:val="22"/>
+          <w:szCs w:val="22"/>
+        </w:rPr>
+        <w:t xml:space="preserve">Les logiciels de gestion locative (Property Management Software) constituent aujourd'hui un marche mondial en forte croissance. Selon certaines etudes de marche (a verifier), la taille du marche mondial des logiciels de gestion immobiliere pourrait atteindre 5,86 milliards de dollars d'ici 2032, avec une croissance annuelle moyenne d'environ 14,8%.</w:t>
+      </w:r>
+    </w:p>
+    <w:p>
+      <w:pPr>
+        <w:spacing w:before="80" w:after="120" w:line="290"/>
+        <w:jc w:val="both"/>
+      </w:pPr>
+      <w:r>
+        <w:rPr>
+          <w:rFonts w:ascii="Arial" w:cs="Arial" w:eastAsia="Arial" w:hAnsi="Arial"/>
+          <w:b w:val="false"/>
+          <w:bCs w:val="false"/>
+          <w:i w:val="false"/>
+          <w:iCs w:val="false"/>
+          <w:color w:val="333333"/>
+          <w:sz w:val="22"/>
+          <w:szCs w:val="22"/>
+        </w:rPr>
+        <w:t xml:space="preserve">Cette croissance est principalement alimentee par la digitalisation du secteur immobilier, la croissance du marche locatif, l'automatisation des processus administratifs et la generalisation des solutions cloud.</w:t>
+      </w:r>
+    </w:p>
+    <w:p>
+      <w:pPr>
+        <w:spacing w:before="80" w:after="120" w:line="290"/>
+        <w:jc w:val="both"/>
+      </w:pPr>
+      <w:r>
+        <w:rPr>
+          <w:rFonts w:ascii="Arial" w:cs="Arial" w:eastAsia="Arial" w:hAnsi="Arial"/>
+          <w:b w:val="false"/>
+          <w:bCs w:val="false"/>
+          <w:i w:val="false"/>
+          <w:iCs w:val="false"/>
+          <w:color w:val="333333"/>
+          <w:sz w:val="22"/>
+          <w:szCs w:val="22"/>
+        </w:rPr>
+        <w:t xml:space="preserve">Dans la region Moyen-Orient et Afrique, ce marche representerait environ 6,2% du marche mondial (a verifier), avec une adoption progressive liee au developpement urbain et aux investissements immobiliers.</w:t>
+      </w:r>
+    </w:p>
+    <w:p>
+      <w:pPr>
+        <w:pStyle w:val="Heading3"/>
+        <w:spacing w:before="200" w:after="100"/>
+      </w:pPr>
+      <w:r>
+        <w:rPr>
+          <w:rFonts w:ascii="Arial" w:cs="Arial" w:eastAsia="Arial" w:hAnsi="Arial"/>
+          <w:b/>
+          <w:bCs/>
+          <w:color w:val="2196F3"/>
+          <w:sz w:val="24"/>
+          <w:szCs w:val="24"/>
+        </w:rPr>
+        <w:t xml:space="preserve">II.5.2. Segmentation du Marche</w:t>
+      </w:r>
+    </w:p>
+    <w:p>
+      <w:pPr>
+        <w:spacing w:before="80" w:after="120" w:line="290"/>
+        <w:jc w:val="both"/>
+      </w:pPr>
+      <w:r>
+        <w:rPr>
+          <w:rFonts w:ascii="Arial" w:cs="Arial" w:eastAsia="Arial" w:hAnsi="Arial"/>
+          <w:b w:val="false"/>
+          <w:bCs w:val="false"/>
+          <w:i w:val="false"/>
+          <w:iCs w:val="false"/>
+          <w:color w:val="333333"/>
+          <w:sz w:val="22"/>
+          <w:szCs w:val="22"/>
+        </w:rPr>
+        <w:t xml:space="preserve">Le marche des plateformes de gestion locative peut etre segmente selon le type de solution, le type d'utilisateur et les fonctionnalites proposees.</w:t>
+      </w:r>
+    </w:p>
+    <w:p>
+      <w:pPr>
+        <w:spacing w:before="80" w:after="120" w:line="290"/>
+        <w:jc w:val="both"/>
+      </w:pPr>
+      <w:r>
+        <w:rPr>
+          <w:rFonts w:ascii="Arial" w:cs="Arial" w:eastAsia="Arial" w:hAnsi="Arial"/>
+          <w:b w:val="false"/>
+          <w:bCs w:val="false"/>
+          <w:i w:val="false"/>
+          <w:iCs w:val="false"/>
+          <w:color w:val="333333"/>
+          <w:sz w:val="22"/>
+          <w:szCs w:val="22"/>
+        </w:rPr>
+        <w:t xml:space="preserve">Segmentation par type de solution :</w:t>
+      </w:r>
+    </w:p>
+    <w:p>
+      <w:pPr>
+        <w:pStyle w:val="ListParagraph"/>
+        <w:numPr>
+          <w:ilvl w:val="0"/>
+          <w:numId w:val="2"/>
+        </w:numPr>
+        <w:spacing w:before="60" w:after="60" w:line="280"/>
+      </w:pPr>
+      <w:r>
+        <w:rPr>
+          <w:rFonts w:ascii="Arial" w:cs="Arial" w:eastAsia="Arial" w:hAnsi="Arial"/>
+          <w:b w:val="false"/>
+          <w:bCs w:val="false"/>
+          <w:i w:val="false"/>
+          <w:iCs w:val="false"/>
+          <w:color w:val="333333"/>
+          <w:sz w:val="22"/>
+          <w:szCs w:val="22"/>
+        </w:rPr>
+        <w:t xml:space="preserve">Solutions cloud (SaaS) : accessibles via navigateur, mises a jour automatiques, cout d'infrastructure reduit.</w:t>
+      </w:r>
+    </w:p>
+    <w:p>
+      <w:pPr>
+        <w:pStyle w:val="ListParagraph"/>
+        <w:numPr>
+          <w:ilvl w:val="0"/>
+          <w:numId w:val="2"/>
+        </w:numPr>
+        <w:spacing w:before="60" w:after="60" w:line="280"/>
+      </w:pPr>
+      <w:r>
+        <w:rPr>
+          <w:rFonts w:ascii="Arial" w:cs="Arial" w:eastAsia="Arial" w:hAnsi="Arial"/>
+          <w:b w:val="false"/>
+          <w:bCs w:val="false"/>
+          <w:i w:val="false"/>
+          <w:iCs w:val="false"/>
+          <w:color w:val="333333"/>
+          <w:sz w:val="22"/>
+          <w:szCs w:val="22"/>
+        </w:rPr>
+        <w:t xml:space="preserve">Solutions on-premise : installees localement sur les serveurs, davantage utilisees par les grandes entreprises.</w:t>
+      </w:r>
+    </w:p>
+    <w:p>
+      <w:pPr>
+        <w:pStyle w:val="ListParagraph"/>
+        <w:numPr>
+          <w:ilvl w:val="0"/>
+          <w:numId w:val="2"/>
+        </w:numPr>
+        <w:spacing w:before="60" w:after="60" w:line="280"/>
+      </w:pPr>
+      <w:r>
+        <w:rPr>
+          <w:rFonts w:ascii="Arial" w:cs="Arial" w:eastAsia="Arial" w:hAnsi="Arial"/>
+          <w:b w:val="false"/>
+          <w:bCs w:val="false"/>
+          <w:i w:val="false"/>
+          <w:iCs w:val="false"/>
+          <w:color w:val="333333"/>
+          <w:sz w:val="22"/>
+          <w:szCs w:val="22"/>
+        </w:rPr>
+        <w:t xml:space="preserve">Solutions hybrides : combinaison des deux approches.</w:t>
+      </w:r>
+    </w:p>
+    <w:p>
+      <w:pPr>
+        <w:spacing w:before="80" w:after="120" w:line="290"/>
+        <w:jc w:val="both"/>
+      </w:pPr>
+      <w:r>
+        <w:rPr>
+          <w:rFonts w:ascii="Arial" w:cs="Arial" w:eastAsia="Arial" w:hAnsi="Arial"/>
+          <w:b w:val="false"/>
+          <w:bCs w:val="false"/>
+          <w:i w:val="false"/>
+          <w:iCs w:val="false"/>
+          <w:color w:val="333333"/>
+          <w:sz w:val="22"/>
+          <w:szCs w:val="22"/>
+        </w:rPr>
+        <w:t xml:space="preserve">La tendance actuelle favorise les solutions cloud, car elles permettent une gestion a distance et une meilleure accessibilite.</w:t>
+      </w:r>
+    </w:p>
+    <w:p>
+      <w:pPr>
+        <w:spacing w:before="80" w:after="120" w:line="290"/>
+        <w:jc w:val="both"/>
+      </w:pPr>
+      <w:r>
+        <w:rPr>
+          <w:rFonts w:ascii="Arial" w:cs="Arial" w:eastAsia="Arial" w:hAnsi="Arial"/>
+          <w:b w:val="false"/>
+          <w:bCs w:val="false"/>
+          <w:i w:val="false"/>
+          <w:iCs w:val="false"/>
+          <w:color w:val="333333"/>
+          <w:sz w:val="22"/>
+          <w:szCs w:val="22"/>
+        </w:rPr>
+        <w:t xml:space="preserve">Segmentation par utilisateur :</w:t>
+      </w:r>
+    </w:p>
+    <w:p>
+      <w:pPr>
+        <w:pStyle w:val="ListParagraph"/>
+        <w:numPr>
+          <w:ilvl w:val="0"/>
+          <w:numId w:val="2"/>
+        </w:numPr>
+        <w:spacing w:before="60" w:after="60" w:line="280"/>
+      </w:pPr>
+      <w:r>
+        <w:rPr>
+          <w:rFonts w:ascii="Arial" w:cs="Arial" w:eastAsia="Arial" w:hAnsi="Arial"/>
+          <w:b w:val="false"/>
+          <w:bCs w:val="false"/>
+          <w:i w:val="false"/>
+          <w:iCs w:val="false"/>
+          <w:color w:val="333333"/>
+          <w:sz w:val="22"/>
+          <w:szCs w:val="22"/>
+        </w:rPr>
+        <w:t xml:space="preserve">Agences immobilieres</w:t>
+      </w:r>
+    </w:p>
+    <w:p>
+      <w:pPr>
+        <w:pStyle w:val="ListParagraph"/>
+        <w:numPr>
+          <w:ilvl w:val="0"/>
+          <w:numId w:val="2"/>
+        </w:numPr>
+        <w:spacing w:before="60" w:after="60" w:line="280"/>
+      </w:pPr>
+      <w:r>
+        <w:rPr>
+          <w:rFonts w:ascii="Arial" w:cs="Arial" w:eastAsia="Arial" w:hAnsi="Arial"/>
+          <w:b w:val="false"/>
+          <w:bCs w:val="false"/>
+          <w:i w:val="false"/>
+          <w:iCs w:val="false"/>
+          <w:color w:val="333333"/>
+          <w:sz w:val="22"/>
+          <w:szCs w:val="22"/>
+        </w:rPr>
+        <w:t xml:space="preserve">Societes de gestion immobiliere</w:t>
+      </w:r>
+    </w:p>
+    <w:p>
+      <w:pPr>
+        <w:pStyle w:val="ListParagraph"/>
+        <w:numPr>
+          <w:ilvl w:val="0"/>
+          <w:numId w:val="2"/>
+        </w:numPr>
+        <w:spacing w:before="60" w:after="60" w:line="280"/>
+      </w:pPr>
+      <w:r>
+        <w:rPr>
+          <w:rFonts w:ascii="Arial" w:cs="Arial" w:eastAsia="Arial" w:hAnsi="Arial"/>
+          <w:b w:val="false"/>
+          <w:bCs w:val="false"/>
+          <w:i w:val="false"/>
+          <w:iCs w:val="false"/>
+          <w:color w:val="333333"/>
+          <w:sz w:val="22"/>
+          <w:szCs w:val="22"/>
+        </w:rPr>
+        <w:t xml:space="preserve">Proprietaires prives</w:t>
+      </w:r>
+    </w:p>
+    <w:p>
+      <w:pPr>
+        <w:pStyle w:val="ListParagraph"/>
+        <w:numPr>
+          <w:ilvl w:val="0"/>
+          <w:numId w:val="2"/>
+        </w:numPr>
+        <w:spacing w:before="60" w:after="60" w:line="280"/>
+      </w:pPr>
+      <w:r>
+        <w:rPr>
+          <w:rFonts w:ascii="Arial" w:cs="Arial" w:eastAsia="Arial" w:hAnsi="Arial"/>
+          <w:b w:val="false"/>
+          <w:bCs w:val="false"/>
+          <w:i w:val="false"/>
+          <w:iCs w:val="false"/>
+          <w:color w:val="333333"/>
+          <w:sz w:val="22"/>
+          <w:szCs w:val="22"/>
+        </w:rPr>
+        <w:t xml:space="preserve">Entreprises de location de biens</w:t>
+      </w:r>
+    </w:p>
+    <w:p>
+      <w:pPr>
+        <w:spacing w:before="80" w:after="120" w:line="290"/>
+        <w:jc w:val="both"/>
+      </w:pPr>
+      <w:r>
+        <w:rPr>
+          <w:rFonts w:ascii="Arial" w:cs="Arial" w:eastAsia="Arial" w:hAnsi="Arial"/>
+          <w:b w:val="false"/>
+          <w:bCs w:val="false"/>
+          <w:i w:val="false"/>
+          <w:iCs w:val="false"/>
+          <w:color w:val="333333"/>
+          <w:sz w:val="22"/>
+          <w:szCs w:val="22"/>
+        </w:rPr>
+        <w:t xml:space="preserve">Chaque categorie presente des besoins differents en gestion administrative, suivi financier et gestion documentaire.</w:t>
+      </w:r>
+    </w:p>
+    <w:p>
+      <w:pPr>
+        <w:spacing w:before="80" w:after="120" w:line="290"/>
+        <w:jc w:val="both"/>
+      </w:pPr>
+      <w:r>
+        <w:rPr>
+          <w:rFonts w:ascii="Arial" w:cs="Arial" w:eastAsia="Arial" w:hAnsi="Arial"/>
+          <w:b w:val="false"/>
+          <w:bCs w:val="false"/>
+          <w:i w:val="false"/>
+          <w:iCs w:val="false"/>
+          <w:color w:val="333333"/>
+          <w:sz w:val="22"/>
+          <w:szCs w:val="22"/>
+        </w:rPr>
+        <w:t xml:space="preserve">Segmentation par fonctionnalites :</w:t>
+      </w:r>
+    </w:p>
+    <w:p>
+      <w:pPr>
+        <w:pStyle w:val="ListParagraph"/>
+        <w:numPr>
+          <w:ilvl w:val="0"/>
+          <w:numId w:val="2"/>
+        </w:numPr>
+        <w:spacing w:before="60" w:after="60" w:line="280"/>
+      </w:pPr>
+      <w:r>
+        <w:rPr>
+          <w:rFonts w:ascii="Arial" w:cs="Arial" w:eastAsia="Arial" w:hAnsi="Arial"/>
+          <w:b w:val="false"/>
+          <w:bCs w:val="false"/>
+          <w:i w:val="false"/>
+          <w:iCs w:val="false"/>
+          <w:color w:val="333333"/>
+          <w:sz w:val="22"/>
+          <w:szCs w:val="22"/>
+        </w:rPr>
+        <w:t xml:space="preserve">Gestion des locataires</w:t>
+      </w:r>
+    </w:p>
+    <w:p>
+      <w:pPr>
+        <w:pStyle w:val="ListParagraph"/>
+        <w:numPr>
+          <w:ilvl w:val="0"/>
+          <w:numId w:val="2"/>
+        </w:numPr>
+        <w:spacing w:before="60" w:after="60" w:line="280"/>
+      </w:pPr>
+      <w:r>
+        <w:rPr>
+          <w:rFonts w:ascii="Arial" w:cs="Arial" w:eastAsia="Arial" w:hAnsi="Arial"/>
+          <w:b w:val="false"/>
+          <w:bCs w:val="false"/>
+          <w:i w:val="false"/>
+          <w:iCs w:val="false"/>
+          <w:color w:val="333333"/>
+          <w:sz w:val="22"/>
+          <w:szCs w:val="22"/>
+        </w:rPr>
+        <w:t xml:space="preserve">Gestion des contrats de location</w:t>
+      </w:r>
+    </w:p>
+    <w:p>
+      <w:pPr>
+        <w:pStyle w:val="ListParagraph"/>
+        <w:numPr>
+          <w:ilvl w:val="0"/>
+          <w:numId w:val="2"/>
+        </w:numPr>
+        <w:spacing w:before="60" w:after="60" w:line="280"/>
+      </w:pPr>
+      <w:r>
+        <w:rPr>
+          <w:rFonts w:ascii="Arial" w:cs="Arial" w:eastAsia="Arial" w:hAnsi="Arial"/>
+          <w:b w:val="false"/>
+          <w:bCs w:val="false"/>
+          <w:i w:val="false"/>
+          <w:iCs w:val="false"/>
+          <w:color w:val="333333"/>
+          <w:sz w:val="22"/>
+          <w:szCs w:val="22"/>
+        </w:rPr>
+        <w:t xml:space="preserve">Suivi des paiements</w:t>
+      </w:r>
+    </w:p>
+    <w:p>
+      <w:pPr>
+        <w:pStyle w:val="ListParagraph"/>
+        <w:numPr>
+          <w:ilvl w:val="0"/>
+          <w:numId w:val="2"/>
+        </w:numPr>
+        <w:spacing w:before="60" w:after="60" w:line="280"/>
+      </w:pPr>
+      <w:r>
+        <w:rPr>
+          <w:rFonts w:ascii="Arial" w:cs="Arial" w:eastAsia="Arial" w:hAnsi="Arial"/>
+          <w:b w:val="false"/>
+          <w:bCs w:val="false"/>
+          <w:i w:val="false"/>
+          <w:iCs w:val="false"/>
+          <w:color w:val="333333"/>
+          <w:sz w:val="22"/>
+          <w:szCs w:val="22"/>
+        </w:rPr>
+        <w:t xml:space="preserve">Gestion de la maintenance</w:t>
+      </w:r>
+    </w:p>
+    <w:p>
+      <w:pPr>
+        <w:pStyle w:val="ListParagraph"/>
+        <w:numPr>
+          <w:ilvl w:val="0"/>
+          <w:numId w:val="2"/>
+        </w:numPr>
+        <w:spacing w:before="60" w:after="60" w:line="280"/>
+      </w:pPr>
+      <w:r>
+        <w:rPr>
+          <w:rFonts w:ascii="Arial" w:cs="Arial" w:eastAsia="Arial" w:hAnsi="Arial"/>
+          <w:b w:val="false"/>
+          <w:bCs w:val="false"/>
+          <w:i w:val="false"/>
+          <w:iCs w:val="false"/>
+          <w:color w:val="333333"/>
+          <w:sz w:val="22"/>
+          <w:szCs w:val="22"/>
+        </w:rPr>
+        <w:t xml:space="preserve">Gestion des documents</w:t>
+      </w:r>
+    </w:p>
+    <w:p>
+      <w:pPr>
+        <w:pStyle w:val="ListParagraph"/>
+        <w:numPr>
+          <w:ilvl w:val="0"/>
+          <w:numId w:val="2"/>
+        </w:numPr>
+        <w:spacing w:before="60" w:after="60" w:line="280"/>
+      </w:pPr>
+      <w:r>
+        <w:rPr>
+          <w:rFonts w:ascii="Arial" w:cs="Arial" w:eastAsia="Arial" w:hAnsi="Arial"/>
+          <w:b w:val="false"/>
+          <w:bCs w:val="false"/>
+          <w:i w:val="false"/>
+          <w:iCs w:val="false"/>
+          <w:color w:val="333333"/>
+          <w:sz w:val="22"/>
+          <w:szCs w:val="22"/>
+        </w:rPr>
+        <w:t xml:space="preserve">Reporting et analyse financiere</w:t>
+      </w:r>
+    </w:p>
+    <w:p>
+      <w:pPr>
+        <w:spacing w:before="80" w:after="120" w:line="290"/>
+        <w:jc w:val="both"/>
+      </w:pPr>
+      <w:r>
+        <w:rPr>
+          <w:rFonts w:ascii="Arial" w:cs="Arial" w:eastAsia="Arial" w:hAnsi="Arial"/>
+          <w:b w:val="false"/>
+          <w:bCs w:val="false"/>
+          <w:i w:val="false"/>
+          <w:iCs w:val="false"/>
+          <w:color w:val="333333"/>
+          <w:sz w:val="22"/>
+          <w:szCs w:val="22"/>
+        </w:rPr>
+        <w:t xml:space="preserve">Ces fonctionnalites permettent de reduire les erreurs et d'ameliorer la productivite des gestionnaires immobiliers.</w:t>
+      </w:r>
+    </w:p>
+    <w:p>
+      <w:pPr>
+        <w:pStyle w:val="Heading3"/>
+        <w:spacing w:before="200" w:after="100"/>
+      </w:pPr>
+      <w:r>
+        <w:rPr>
+          <w:rFonts w:ascii="Arial" w:cs="Arial" w:eastAsia="Arial" w:hAnsi="Arial"/>
+          <w:b/>
+          <w:bCs/>
+          <w:color w:val="2196F3"/>
+          <w:sz w:val="24"/>
+          <w:szCs w:val="24"/>
+        </w:rPr>
+        <w:t xml:space="preserve">II.5.3. Analyse de la Concurrence</w:t>
+      </w:r>
+    </w:p>
+    <w:p>
+      <w:pPr>
+        <w:spacing w:before="80" w:after="120" w:line="290"/>
+        <w:jc w:val="both"/>
+      </w:pPr>
+      <w:r>
+        <w:rPr>
+          <w:rFonts w:ascii="Arial" w:cs="Arial" w:eastAsia="Arial" w:hAnsi="Arial"/>
+          <w:b w:val="false"/>
+          <w:bCs w:val="false"/>
+          <w:i w:val="false"/>
+          <w:iCs w:val="false"/>
+          <w:color w:val="333333"/>
+          <w:sz w:val="22"/>
+          <w:szCs w:val="22"/>
+        </w:rPr>
+        <w:t xml:space="preserve">Le marche des logiciels de gestion locative est caracterise par une concurrence importante, avec plusieurs acteurs internationaux fortement implantes.</w:t>
+      </w:r>
+    </w:p>
+    <w:p>
+      <w:pPr>
+        <w:spacing w:before="80" w:after="120" w:line="290"/>
+        <w:jc w:val="both"/>
+      </w:pPr>
+      <w:r>
+        <w:rPr>
+          <w:rFonts w:ascii="Arial" w:cs="Arial" w:eastAsia="Arial" w:hAnsi="Arial"/>
+          <w:b w:val="false"/>
+          <w:bCs w:val="false"/>
+          <w:i w:val="false"/>
+          <w:iCs w:val="false"/>
+          <w:color w:val="333333"/>
+          <w:sz w:val="22"/>
+          <w:szCs w:val="22"/>
+        </w:rPr>
+        <w:t xml:space="preserve">Principaux acteurs identifies :</w:t>
+      </w:r>
+    </w:p>
+    <w:p>
+      <w:pPr>
+        <w:pStyle w:val="ListParagraph"/>
+        <w:numPr>
+          <w:ilvl w:val="0"/>
+          <w:numId w:val="2"/>
+        </w:numPr>
+        <w:spacing w:before="60" w:after="60" w:line="280"/>
+      </w:pPr>
+      <w:r>
+        <w:rPr>
+          <w:rFonts w:ascii="Arial" w:cs="Arial" w:eastAsia="Arial" w:hAnsi="Arial"/>
+          <w:b w:val="false"/>
+          <w:bCs w:val="false"/>
+          <w:i w:val="false"/>
+          <w:iCs w:val="false"/>
+          <w:color w:val="333333"/>
+          <w:sz w:val="22"/>
+          <w:szCs w:val="22"/>
+        </w:rPr>
+        <w:t xml:space="preserve">Yardi Systems</w:t>
+      </w:r>
+    </w:p>
+    <w:p>
+      <w:pPr>
+        <w:pStyle w:val="ListParagraph"/>
+        <w:numPr>
+          <w:ilvl w:val="0"/>
+          <w:numId w:val="2"/>
+        </w:numPr>
+        <w:spacing w:before="60" w:after="60" w:line="280"/>
+      </w:pPr>
+      <w:r>
+        <w:rPr>
+          <w:rFonts w:ascii="Arial" w:cs="Arial" w:eastAsia="Arial" w:hAnsi="Arial"/>
+          <w:b w:val="false"/>
+          <w:bCs w:val="false"/>
+          <w:i w:val="false"/>
+          <w:iCs w:val="false"/>
+          <w:color w:val="333333"/>
+          <w:sz w:val="22"/>
+          <w:szCs w:val="22"/>
+        </w:rPr>
+        <w:t xml:space="preserve">RealPage</w:t>
+      </w:r>
+    </w:p>
+    <w:p>
+      <w:pPr>
+        <w:pStyle w:val="ListParagraph"/>
+        <w:numPr>
+          <w:ilvl w:val="0"/>
+          <w:numId w:val="2"/>
+        </w:numPr>
+        <w:spacing w:before="60" w:after="60" w:line="280"/>
+      </w:pPr>
+      <w:r>
+        <w:rPr>
+          <w:rFonts w:ascii="Arial" w:cs="Arial" w:eastAsia="Arial" w:hAnsi="Arial"/>
+          <w:b w:val="false"/>
+          <w:bCs w:val="false"/>
+          <w:i w:val="false"/>
+          <w:iCs w:val="false"/>
+          <w:color w:val="333333"/>
+          <w:sz w:val="22"/>
+          <w:szCs w:val="22"/>
+        </w:rPr>
+        <w:t xml:space="preserve">Entrata</w:t>
+      </w:r>
+    </w:p>
+    <w:p>
+      <w:pPr>
+        <w:pStyle w:val="ListParagraph"/>
+        <w:numPr>
+          <w:ilvl w:val="0"/>
+          <w:numId w:val="2"/>
+        </w:numPr>
+        <w:spacing w:before="60" w:after="60" w:line="280"/>
+      </w:pPr>
+      <w:r>
+        <w:rPr>
+          <w:rFonts w:ascii="Arial" w:cs="Arial" w:eastAsia="Arial" w:hAnsi="Arial"/>
+          <w:b w:val="false"/>
+          <w:bCs w:val="false"/>
+          <w:i w:val="false"/>
+          <w:iCs w:val="false"/>
+          <w:color w:val="333333"/>
+          <w:sz w:val="22"/>
+          <w:szCs w:val="22"/>
+        </w:rPr>
+        <w:t xml:space="preserve">AppFolio</w:t>
+      </w:r>
+    </w:p>
+    <w:p>
+      <w:pPr>
+        <w:pStyle w:val="ListParagraph"/>
+        <w:numPr>
+          <w:ilvl w:val="0"/>
+          <w:numId w:val="2"/>
+        </w:numPr>
+        <w:spacing w:before="60" w:after="60" w:line="280"/>
+      </w:pPr>
+      <w:r>
+        <w:rPr>
+          <w:rFonts w:ascii="Arial" w:cs="Arial" w:eastAsia="Arial" w:hAnsi="Arial"/>
+          <w:b w:val="false"/>
+          <w:bCs w:val="false"/>
+          <w:i w:val="false"/>
+          <w:iCs w:val="false"/>
+          <w:color w:val="333333"/>
+          <w:sz w:val="22"/>
+          <w:szCs w:val="22"/>
+        </w:rPr>
+        <w:t xml:space="preserve">Buildium</w:t>
+      </w:r>
+    </w:p>
+    <w:p>
+      <w:pPr>
+        <w:pStyle w:val="ListParagraph"/>
+        <w:numPr>
+          <w:ilvl w:val="0"/>
+          <w:numId w:val="2"/>
+        </w:numPr>
+        <w:spacing w:before="60" w:after="60" w:line="280"/>
+      </w:pPr>
+      <w:r>
+        <w:rPr>
+          <w:rFonts w:ascii="Arial" w:cs="Arial" w:eastAsia="Arial" w:hAnsi="Arial"/>
+          <w:b w:val="false"/>
+          <w:bCs w:val="false"/>
+          <w:i w:val="false"/>
+          <w:iCs w:val="false"/>
+          <w:color w:val="333333"/>
+          <w:sz w:val="22"/>
+          <w:szCs w:val="22"/>
+        </w:rPr>
+        <w:t xml:space="preserve">Rent Manager</w:t>
+      </w:r>
+    </w:p>
+    <w:p>
+      <w:pPr>
+        <w:spacing w:before="80" w:after="120" w:line="290"/>
+        <w:jc w:val="both"/>
+      </w:pPr>
+      <w:r>
+        <w:rPr>
+          <w:rFonts w:ascii="Arial" w:cs="Arial" w:eastAsia="Arial" w:hAnsi="Arial"/>
+          <w:b w:val="false"/>
+          <w:bCs w:val="false"/>
+          <w:i w:val="false"/>
+          <w:iCs w:val="false"/>
+          <w:color w:val="333333"/>
+          <w:sz w:val="22"/>
+          <w:szCs w:val="22"/>
+        </w:rPr>
+        <w:t xml:space="preserve">D'apres certaines analyses (a verifier), AppFolio detiendrait environ 11,94% de part de marche et Buildium environ 3,37%. Ces solutions dominent une grande partie du marche mondial, avec des offres SaaS completes mais souvent couteuses et peu adapteees aux realites africaines.</w:t>
+      </w:r>
+    </w:p>
+    <w:p>
+      <w:pPr>
+        <w:spacing w:before="80" w:after="120" w:line="290"/>
+        <w:jc w:val="both"/>
+      </w:pPr>
+      <w:r>
+        <w:rPr>
+          <w:rFonts w:ascii="Arial" w:cs="Arial" w:eastAsia="Arial" w:hAnsi="Arial"/>
+          <w:b w:val="false"/>
+          <w:bCs w:val="false"/>
+          <w:i w:val="false"/>
+          <w:iCs w:val="false"/>
+          <w:color w:val="333333"/>
+          <w:sz w:val="22"/>
+          <w:szCs w:val="22"/>
+        </w:rPr>
+        <w:t xml:space="preserve">Presentation rapide de quelques concurrents :</w:t>
+      </w:r>
+    </w:p>
+    <w:p>
+      <w:pPr>
+        <w:spacing w:before="80" w:after="120" w:line="290"/>
+        <w:jc w:val="both"/>
+      </w:pPr>
+      <w:r>
+        <w:rPr>
+          <w:rFonts w:ascii="Arial" w:cs="Arial" w:eastAsia="Arial" w:hAnsi="Arial"/>
+          <w:b w:val="false"/>
+          <w:bCs w:val="false"/>
+          <w:i w:val="false"/>
+          <w:iCs w:val="false"/>
+          <w:color w:val="333333"/>
+          <w:sz w:val="22"/>
+          <w:szCs w:val="22"/>
+        </w:rPr>
+        <w:t xml:space="preserve">AppFolio : solution cloud moderne, forte automatisation (loyers, portail locataire, comptabilite, communications). Limites : cout eleve, orientation forte vers les marches occidentaux.</w:t>
+      </w:r>
+    </w:p>
+    <w:p>
+      <w:pPr>
+        <w:spacing w:before="80" w:after="120" w:line="290"/>
+        <w:jc w:val="both"/>
+      </w:pPr>
+      <w:r>
+        <w:rPr>
+          <w:rFonts w:ascii="Arial" w:cs="Arial" w:eastAsia="Arial" w:hAnsi="Arial"/>
+          <w:b w:val="false"/>
+          <w:bCs w:val="false"/>
+          <w:i w:val="false"/>
+          <w:iCs w:val="false"/>
+          <w:color w:val="333333"/>
+          <w:sz w:val="22"/>
+          <w:szCs w:val="22"/>
+        </w:rPr>
+        <w:t xml:space="preserve">Buildium : plateforme complete pour gestionnaires/agents (loyers, suivi financier, maintenance, gestion proprietaires). Limites : abonnement couteux, adaptation limitee au contexte local.</w:t>
+      </w:r>
+    </w:p>
+    <w:p>
+      <w:pPr>
+        <w:spacing w:before="80" w:after="120" w:line="290"/>
+        <w:jc w:val="both"/>
+      </w:pPr>
+      <w:r>
+        <w:rPr>
+          <w:rFonts w:ascii="Arial" w:cs="Arial" w:eastAsia="Arial" w:hAnsi="Arial"/>
+          <w:b w:val="false"/>
+          <w:bCs w:val="false"/>
+          <w:i w:val="false"/>
+          <w:iCs w:val="false"/>
+          <w:color w:val="333333"/>
+          <w:sz w:val="22"/>
+          <w:szCs w:val="22"/>
+        </w:rPr>
+        <w:t xml:space="preserve">Rent Manager : solution flexible et personnalisable (baux, paiements, rapports). Limites : complexite de parametrage pour les petites structures.</w:t>
+      </w:r>
+    </w:p>
+    <w:p>
+      <w:pPr>
+        <w:spacing w:before="80" w:after="120" w:line="290"/>
+        <w:jc w:val="both"/>
+      </w:pPr>
+      <w:r>
+        <w:rPr>
+          <w:rFonts w:ascii="Arial" w:cs="Arial" w:eastAsia="Arial" w:hAnsi="Arial"/>
+          <w:b w:val="false"/>
+          <w:bCs w:val="false"/>
+          <w:i w:val="false"/>
+          <w:iCs w:val="false"/>
+          <w:color w:val="333333"/>
+          <w:sz w:val="22"/>
+          <w:szCs w:val="22"/>
+        </w:rPr>
+        <w:t xml:space="preserve">Figure II-1: Marche et concurrence</w:t>
+      </w:r>
+    </w:p>
+    <w:p>
+      <w:pPr>
+        <w:jc w:val="center"/>
+        <w:spacing w:before="120" w:after="120"/>
+      </w:pPr>
+      <w:r>
+        <w:drawing>
+          <wp:inline distT="0" distB="0" distL="0" distR="0">
+            <wp:extent cx="5943600" cy="3962400"/>
+            <wp:effectExtent l="0" t="0" r="0" b="0"/>
+            <wp:docPr id="19" name="Picture 19"/>
+            <wp:cNvGraphicFramePr>
+              <a:graphicFrameLocks noChangeAspect="1"/>
+            </wp:cNvGraphicFramePr>
+            <a:graphic>
+              <a:graphicData uri="http://schemas.openxmlformats.org/drawingml/2006/picture">
+                <pic:pic>
+                  <pic:nvPicPr>
+                    <pic:cNvPr id="19" name="image17.png"/>
+                    <pic:cNvPicPr/>
+                  </pic:nvPicPr>
+                  <pic:blipFill>
+                    <a:blip r:embed="rId25" cstate="print"/>
+                    <a:stretch>
+                      <a:fillRect/>
+                    </a:stretch>
+                  </pic:blipFill>
+                  <pic:spPr>
+                    <a:xfrm>
+                      <a:off x="0" y="0"/>
+                      <a:ext cx="5943600" cy="3962400"/>
+                    </a:xfrm>
+                    <a:prstGeom prst="rect">
+                      <a:avLst/>
+                    </a:prstGeom>
+                  </pic:spPr>
+                </pic:pic>
+              </a:graphicData>
+            </a:graphic>
+          </wp:inline>
+        </w:drawing>
+      </w:r>
+    </w:p>
+    <w:p>
+      <w:pPr>
+        <w:pStyle w:val="Heading3"/>
+        <w:spacing w:before="200" w:after="100"/>
+      </w:pPr>
+      <w:r>
+        <w:rPr>
+          <w:rFonts w:ascii="Arial" w:cs="Arial" w:eastAsia="Arial" w:hAnsi="Arial"/>
+          <w:b/>
+          <w:bCs/>
+          <w:color w:val="2196F3"/>
+          <w:sz w:val="24"/>
+          <w:szCs w:val="24"/>
+        </w:rPr>
+        <w:t xml:space="preserve">II.5.4. Marche Africain et Contexte Senegalais</w:t>
+      </w:r>
+    </w:p>
+    <w:p>
+      <w:pPr>
+        <w:spacing w:before="80" w:after="120" w:line="290"/>
+        <w:jc w:val="both"/>
+      </w:pPr>
+      <w:r>
+        <w:rPr>
+          <w:rFonts w:ascii="Arial" w:cs="Arial" w:eastAsia="Arial" w:hAnsi="Arial"/>
+          <w:b w:val="false"/>
+          <w:bCs w:val="false"/>
+          <w:i w:val="false"/>
+          <w:iCs w:val="false"/>
+          <w:color w:val="333333"/>
+          <w:sz w:val="22"/>
+          <w:szCs w:val="22"/>
+        </w:rPr>
+        <w:t xml:space="preserve">Dans de nombreux pays africains, y compris le Senegal, la gestion locative repose encore largement sur Excel, des cahiers de gestion et la communication via WhatsApp. Ces pratiques entrainent un manque de centralisation, une difficulte de suivi des paiements et un risque d'erreurs ou de perte d'information.</w:t>
+      </w:r>
+    </w:p>
+    <w:p>
+      <w:pPr>
+        <w:spacing w:before="80" w:after="120" w:line="290"/>
+        <w:jc w:val="both"/>
+      </w:pPr>
+      <w:r>
+        <w:rPr>
+          <w:rFonts w:ascii="Arial" w:cs="Arial" w:eastAsia="Arial" w:hAnsi="Arial"/>
+          <w:b w:val="false"/>
+          <w:bCs w:val="false"/>
+          <w:i w:val="false"/>
+          <w:iCs w:val="false"/>
+          <w:color w:val="333333"/>
+          <w:sz w:val="22"/>
+          <w:szCs w:val="22"/>
+        </w:rPr>
+        <w:t xml:space="preserve">Cette situation cree une opportunite importante pour des solutions numeriques locales : simples, adaptees au contexte, et accessibles financierement.</w:t>
+      </w:r>
+    </w:p>
+    <w:p>
+      <w:pPr>
+        <w:pStyle w:val="Heading3"/>
+        <w:spacing w:before="200" w:after="100"/>
+      </w:pPr>
+      <w:r>
+        <w:rPr>
+          <w:rFonts w:ascii="Arial" w:cs="Arial" w:eastAsia="Arial" w:hAnsi="Arial"/>
+          <w:b/>
+          <w:bCs/>
+          <w:color w:val="2196F3"/>
+          <w:sz w:val="24"/>
+          <w:szCs w:val="24"/>
+        </w:rPr>
+        <w:t xml:space="preserve">II.5.5. Analyse SWOT du Projet KYA</w:t>
+      </w:r>
+    </w:p>
+    <w:p>
+      <w:pPr>
+        <w:spacing w:before="80" w:after="120" w:line="290"/>
+        <w:jc w:val="both"/>
+      </w:pPr>
+      <w:r>
+        <w:rPr>
+          <w:rFonts w:ascii="Arial" w:cs="Arial" w:eastAsia="Arial" w:hAnsi="Arial"/>
+          <w:b w:val="false"/>
+          <w:bCs w:val="false"/>
+          <w:i w:val="false"/>
+          <w:iCs w:val="false"/>
+          <w:color w:val="333333"/>
+          <w:sz w:val="22"/>
+          <w:szCs w:val="22"/>
+        </w:rPr>
+        <w:t xml:space="preserve">L'analyse SWOT suivante synthetise les facteurs internes (forces/faiblesses) et externes (opportunites/menaces) du projet KYA.</w:t>
+      </w:r>
+    </w:p>
+    <w:p>
+      <w:pPr>
+        <w:spacing w:before="80" w:after="120" w:line="290"/>
+        <w:jc w:val="both"/>
+      </w:pPr>
+      <w:r>
+        <w:rPr>
+          <w:rFonts w:ascii="Arial" w:cs="Arial" w:eastAsia="Arial" w:hAnsi="Arial"/>
+          <w:b w:val="false"/>
+          <w:bCs w:val="false"/>
+          <w:i w:val="false"/>
+          <w:iCs w:val="false"/>
+          <w:color w:val="333333"/>
+          <w:sz w:val="22"/>
+          <w:szCs w:val="22"/>
+        </w:rPr>
+        <w:t xml:space="preserve">Forces :</w:t>
+      </w:r>
+    </w:p>
+    <w:p>
+      <w:pPr>
+        <w:pStyle w:val="ListParagraph"/>
+        <w:numPr>
+          <w:ilvl w:val="0"/>
+          <w:numId w:val="2"/>
+        </w:numPr>
+        <w:spacing w:before="60" w:after="60" w:line="280"/>
+      </w:pPr>
+      <w:r>
+        <w:rPr>
+          <w:rFonts w:ascii="Arial" w:cs="Arial" w:eastAsia="Arial" w:hAnsi="Arial"/>
+          <w:b w:val="false"/>
+          <w:bCs w:val="false"/>
+          <w:i w:val="false"/>
+          <w:iCs w:val="false"/>
+          <w:color w:val="333333"/>
+          <w:sz w:val="22"/>
+          <w:szCs w:val="22"/>
+        </w:rPr>
+        <w:t xml:space="preserve">Plateforme centralisee</w:t>
+      </w:r>
+    </w:p>
+    <w:p>
+      <w:pPr>
+        <w:pStyle w:val="ListParagraph"/>
+        <w:numPr>
+          <w:ilvl w:val="0"/>
+          <w:numId w:val="2"/>
+        </w:numPr>
+        <w:spacing w:before="60" w:after="60" w:line="280"/>
+      </w:pPr>
+      <w:r>
+        <w:rPr>
+          <w:rFonts w:ascii="Arial" w:cs="Arial" w:eastAsia="Arial" w:hAnsi="Arial"/>
+          <w:b w:val="false"/>
+          <w:bCs w:val="false"/>
+          <w:i w:val="false"/>
+          <w:iCs w:val="false"/>
+          <w:color w:val="333333"/>
+          <w:sz w:val="22"/>
+          <w:szCs w:val="22"/>
+        </w:rPr>
+        <w:t xml:space="preserve">Gestion multi-roles (Super Admin / Admin)</w:t>
+      </w:r>
+    </w:p>
+    <w:p>
+      <w:pPr>
+        <w:pStyle w:val="ListParagraph"/>
+        <w:numPr>
+          <w:ilvl w:val="0"/>
+          <w:numId w:val="2"/>
+        </w:numPr>
+        <w:spacing w:before="60" w:after="60" w:line="280"/>
+      </w:pPr>
+      <w:r>
+        <w:rPr>
+          <w:rFonts w:ascii="Arial" w:cs="Arial" w:eastAsia="Arial" w:hAnsi="Arial"/>
+          <w:b w:val="false"/>
+          <w:bCs w:val="false"/>
+          <w:i w:val="false"/>
+          <w:iCs w:val="false"/>
+          <w:color w:val="333333"/>
+          <w:sz w:val="22"/>
+          <w:szCs w:val="22"/>
+        </w:rPr>
+        <w:t xml:space="preserve">Import Excel avec controle anti-duplication</w:t>
+      </w:r>
+    </w:p>
+    <w:p>
+      <w:pPr>
+        <w:pStyle w:val="ListParagraph"/>
+        <w:numPr>
+          <w:ilvl w:val="0"/>
+          <w:numId w:val="2"/>
+        </w:numPr>
+        <w:spacing w:before="60" w:after="60" w:line="280"/>
+      </w:pPr>
+      <w:r>
+        <w:rPr>
+          <w:rFonts w:ascii="Arial" w:cs="Arial" w:eastAsia="Arial" w:hAnsi="Arial"/>
+          <w:b w:val="false"/>
+          <w:bCs w:val="false"/>
+          <w:i w:val="false"/>
+          <w:iCs w:val="false"/>
+          <w:color w:val="333333"/>
+          <w:sz w:val="22"/>
+          <w:szCs w:val="22"/>
+        </w:rPr>
+        <w:t xml:space="preserve">Systeme d'audit et tracabilite</w:t>
+      </w:r>
+    </w:p>
+    <w:p>
+      <w:pPr>
+        <w:spacing w:before="80" w:after="120" w:line="290"/>
+        <w:jc w:val="both"/>
+      </w:pPr>
+      <w:r>
+        <w:rPr>
+          <w:rFonts w:ascii="Arial" w:cs="Arial" w:eastAsia="Arial" w:hAnsi="Arial"/>
+          <w:b w:val="false"/>
+          <w:bCs w:val="false"/>
+          <w:i w:val="false"/>
+          <w:iCs w:val="false"/>
+          <w:color w:val="333333"/>
+          <w:sz w:val="22"/>
+          <w:szCs w:val="22"/>
+        </w:rPr>
+        <w:t xml:space="preserve">Faiblesses :</w:t>
+      </w:r>
+    </w:p>
+    <w:p>
+      <w:pPr>
+        <w:pStyle w:val="ListParagraph"/>
+        <w:numPr>
+          <w:ilvl w:val="0"/>
+          <w:numId w:val="2"/>
+        </w:numPr>
+        <w:spacing w:before="60" w:after="60" w:line="280"/>
+      </w:pPr>
+      <w:r>
+        <w:rPr>
+          <w:rFonts w:ascii="Arial" w:cs="Arial" w:eastAsia="Arial" w:hAnsi="Arial"/>
+          <w:b w:val="false"/>
+          <w:bCs w:val="false"/>
+          <w:i w:val="false"/>
+          <w:iCs w:val="false"/>
+          <w:color w:val="333333"/>
+          <w:sz w:val="22"/>
+          <w:szCs w:val="22"/>
+        </w:rPr>
+        <w:t xml:space="preserve">Projet en phase initiale</w:t>
+      </w:r>
+    </w:p>
+    <w:p>
+      <w:pPr>
+        <w:pStyle w:val="ListParagraph"/>
+        <w:numPr>
+          <w:ilvl w:val="0"/>
+          <w:numId w:val="2"/>
+        </w:numPr>
+        <w:spacing w:before="60" w:after="60" w:line="280"/>
+      </w:pPr>
+      <w:r>
+        <w:rPr>
+          <w:rFonts w:ascii="Arial" w:cs="Arial" w:eastAsia="Arial" w:hAnsi="Arial"/>
+          <w:b w:val="false"/>
+          <w:bCs w:val="false"/>
+          <w:i w:val="false"/>
+          <w:iCs w:val="false"/>
+          <w:color w:val="333333"/>
+          <w:sz w:val="22"/>
+          <w:szCs w:val="22"/>
+        </w:rPr>
+        <w:t xml:space="preserve">Absence d'integration avec des systemes de paiement (a date)</w:t>
+      </w:r>
+    </w:p>
+    <w:p>
+      <w:pPr>
+        <w:spacing w:before="80" w:after="120" w:line="290"/>
+        <w:jc w:val="both"/>
+      </w:pPr>
+      <w:r>
+        <w:rPr>
+          <w:rFonts w:ascii="Arial" w:cs="Arial" w:eastAsia="Arial" w:hAnsi="Arial"/>
+          <w:b w:val="false"/>
+          <w:bCs w:val="false"/>
+          <w:i w:val="false"/>
+          <w:iCs w:val="false"/>
+          <w:color w:val="333333"/>
+          <w:sz w:val="22"/>
+          <w:szCs w:val="22"/>
+        </w:rPr>
+        <w:t xml:space="preserve">Opportunites :</w:t>
+      </w:r>
+    </w:p>
+    <w:p>
+      <w:pPr>
+        <w:pStyle w:val="ListParagraph"/>
+        <w:numPr>
+          <w:ilvl w:val="0"/>
+          <w:numId w:val="2"/>
+        </w:numPr>
+        <w:spacing w:before="60" w:after="60" w:line="280"/>
+      </w:pPr>
+      <w:r>
+        <w:rPr>
+          <w:rFonts w:ascii="Arial" w:cs="Arial" w:eastAsia="Arial" w:hAnsi="Arial"/>
+          <w:b w:val="false"/>
+          <w:bCs w:val="false"/>
+          <w:i w:val="false"/>
+          <w:iCs w:val="false"/>
+          <w:color w:val="333333"/>
+          <w:sz w:val="22"/>
+          <w:szCs w:val="22"/>
+        </w:rPr>
+        <w:t xml:space="preserve">Croissance du marche immobilier et du parc locatif</w:t>
+      </w:r>
+    </w:p>
+    <w:p>
+      <w:pPr>
+        <w:pStyle w:val="ListParagraph"/>
+        <w:numPr>
+          <w:ilvl w:val="0"/>
+          <w:numId w:val="2"/>
+        </w:numPr>
+        <w:spacing w:before="60" w:after="60" w:line="280"/>
+      </w:pPr>
+      <w:r>
+        <w:rPr>
+          <w:rFonts w:ascii="Arial" w:cs="Arial" w:eastAsia="Arial" w:hAnsi="Arial"/>
+          <w:b w:val="false"/>
+          <w:bCs w:val="false"/>
+          <w:i w:val="false"/>
+          <w:iCs w:val="false"/>
+          <w:color w:val="333333"/>
+          <w:sz w:val="22"/>
+          <w:szCs w:val="22"/>
+        </w:rPr>
+        <w:t xml:space="preserve">Digitalisation des entreprises et des processus</w:t>
+      </w:r>
+    </w:p>
+    <w:p>
+      <w:pPr>
+        <w:pStyle w:val="ListParagraph"/>
+        <w:numPr>
+          <w:ilvl w:val="0"/>
+          <w:numId w:val="2"/>
+        </w:numPr>
+        <w:spacing w:before="60" w:after="60" w:line="280"/>
+      </w:pPr>
+      <w:r>
+        <w:rPr>
+          <w:rFonts w:ascii="Arial" w:cs="Arial" w:eastAsia="Arial" w:hAnsi="Arial"/>
+          <w:b w:val="false"/>
+          <w:bCs w:val="false"/>
+          <w:i w:val="false"/>
+          <w:iCs w:val="false"/>
+          <w:color w:val="333333"/>
+          <w:sz w:val="22"/>
+          <w:szCs w:val="22"/>
+        </w:rPr>
+        <w:t xml:space="preserve">Manque de solutions locales adaptees</w:t>
+      </w:r>
+    </w:p>
+    <w:p>
+      <w:pPr>
+        <w:spacing w:before="80" w:after="120" w:line="290"/>
+        <w:jc w:val="both"/>
+      </w:pPr>
+      <w:r>
+        <w:rPr>
+          <w:rFonts w:ascii="Arial" w:cs="Arial" w:eastAsia="Arial" w:hAnsi="Arial"/>
+          <w:b w:val="false"/>
+          <w:bCs w:val="false"/>
+          <w:i w:val="false"/>
+          <w:iCs w:val="false"/>
+          <w:color w:val="333333"/>
+          <w:sz w:val="22"/>
+          <w:szCs w:val="22"/>
+        </w:rPr>
+        <w:t xml:space="preserve">Menaces :</w:t>
+      </w:r>
+    </w:p>
+    <w:p>
+      <w:pPr>
+        <w:pStyle w:val="ListParagraph"/>
+        <w:numPr>
+          <w:ilvl w:val="0"/>
+          <w:numId w:val="2"/>
+        </w:numPr>
+        <w:spacing w:before="60" w:after="60" w:line="280"/>
+      </w:pPr>
+      <w:r>
+        <w:rPr>
+          <w:rFonts w:ascii="Arial" w:cs="Arial" w:eastAsia="Arial" w:hAnsi="Arial"/>
+          <w:b w:val="false"/>
+          <w:bCs w:val="false"/>
+          <w:i w:val="false"/>
+          <w:iCs w:val="false"/>
+          <w:color w:val="333333"/>
+          <w:sz w:val="22"/>
+          <w:szCs w:val="22"/>
+        </w:rPr>
+        <w:t xml:space="preserve">Concurrence des solutions internationales</w:t>
+      </w:r>
+    </w:p>
+    <w:p>
+      <w:pPr>
+        <w:pStyle w:val="ListParagraph"/>
+        <w:numPr>
+          <w:ilvl w:val="0"/>
+          <w:numId w:val="2"/>
+        </w:numPr>
+        <w:spacing w:before="60" w:after="60" w:line="280"/>
+      </w:pPr>
+      <w:r>
+        <w:rPr>
+          <w:rFonts w:ascii="Arial" w:cs="Arial" w:eastAsia="Arial" w:hAnsi="Arial"/>
+          <w:b w:val="false"/>
+          <w:bCs w:val="false"/>
+          <w:i w:val="false"/>
+          <w:iCs w:val="false"/>
+          <w:color w:val="333333"/>
+          <w:sz w:val="22"/>
+          <w:szCs w:val="22"/>
+        </w:rPr>
+        <w:t xml:space="preserve">Adoption parfois lente des technologies numeriques</w:t>
+      </w:r>
+    </w:p>
+    <w:p>
+      <w:pPr>
+        <w:pStyle w:val="Heading3"/>
+        <w:spacing w:before="200" w:after="100"/>
+      </w:pPr>
+      <w:r>
+        <w:rPr>
+          <w:rFonts w:ascii="Arial" w:cs="Arial" w:eastAsia="Arial" w:hAnsi="Arial"/>
+          <w:b/>
+          <w:bCs/>
+          <w:color w:val="2196F3"/>
+          <w:sz w:val="24"/>
+          <w:szCs w:val="24"/>
+        </w:rPr>
+        <w:t xml:space="preserve">II.5.6. Positionnement Strategique de KYA</w:t>
+      </w:r>
+    </w:p>
+    <w:p>
+      <w:pPr>
+        <w:spacing w:before="80" w:after="120" w:line="290"/>
+        <w:jc w:val="both"/>
+      </w:pPr>
+      <w:r>
+        <w:rPr>
+          <w:rFonts w:ascii="Arial" w:cs="Arial" w:eastAsia="Arial" w:hAnsi="Arial"/>
+          <w:b w:val="false"/>
+          <w:bCs w:val="false"/>
+          <w:i w:val="false"/>
+          <w:iCs w:val="false"/>
+          <w:color w:val="333333"/>
+          <w:sz w:val="22"/>
+          <w:szCs w:val="22"/>
+        </w:rPr>
+        <w:t xml:space="preserve">KYA (Keur Ya Aicha) se positionne comme une solution adaptee aux realites locales, simple a utiliser et orientee vers les PME immobilieres. Contrairement aux solutions internationales souvent couteuses, KYA vise a proposer une plateforme accessible, une gestion centralisee et une meilleure tracabilite des operations.</w:t>
+      </w:r>
+    </w:p>
+    <w:p>
+      <w:pPr>
+        <w:pStyle w:val="Heading3"/>
+        <w:spacing w:before="200" w:after="100"/>
+      </w:pPr>
+      <w:r>
+        <w:rPr>
+          <w:rFonts w:ascii="Arial" w:cs="Arial" w:eastAsia="Arial" w:hAnsi="Arial"/>
+          <w:b/>
+          <w:bCs/>
+          <w:color w:val="2196F3"/>
+          <w:sz w:val="24"/>
+          <w:szCs w:val="24"/>
+        </w:rPr>
+        <w:t xml:space="preserve">II.5.7. Opportunites de Marche</w:t>
+      </w:r>
+    </w:p>
+    <w:p>
+      <w:pPr>
+        <w:spacing w:before="80" w:after="120" w:line="290"/>
+        <w:jc w:val="both"/>
+      </w:pPr>
+      <w:r>
+        <w:rPr>
+          <w:rFonts w:ascii="Arial" w:cs="Arial" w:eastAsia="Arial" w:hAnsi="Arial"/>
+          <w:b w:val="false"/>
+          <w:bCs w:val="false"/>
+          <w:i w:val="false"/>
+          <w:iCs w:val="false"/>
+          <w:color w:val="333333"/>
+          <w:sz w:val="22"/>
+          <w:szCs w:val="22"/>
+        </w:rPr>
+        <w:t xml:space="preserve">KYA repond a plusieurs besoins concrets : digitalisation des agences immobilieres, automatisation de la gestion locative et amelioration de la tracabilite des operations. Avec l'evolution du secteur immobilier et la transformation numerique, les plateformes de gestion locative devraient continuer a se developper dans les annees a venir.</w:t>
+      </w:r>
+    </w:p>
+    <w:p>
+      <w:pPr>
+        <w:pStyle w:val="Heading3"/>
+        <w:spacing w:before="200" w:after="100"/>
+      </w:pPr>
+      <w:r>
+        <w:rPr>
+          <w:rFonts w:ascii="Arial" w:cs="Arial" w:eastAsia="Arial" w:hAnsi="Arial"/>
+          <w:b/>
+          <w:bCs/>
+          <w:color w:val="2196F3"/>
+          <w:sz w:val="24"/>
+          <w:szCs w:val="24"/>
+        </w:rPr>
+        <w:t xml:space="preserve">II.5.8. Webographie (Sources)</w:t>
+      </w:r>
+    </w:p>
+    <w:p>
+      <w:pPr>
+        <w:pStyle w:val="ListParagraph"/>
+        <w:numPr>
+          <w:ilvl w:val="0"/>
+          <w:numId w:val="2"/>
+        </w:numPr>
+        <w:spacing w:before="60" w:after="60" w:line="280"/>
+      </w:pPr>
+      <w:r>
+        <w:rPr>
+          <w:rFonts w:ascii="Arial" w:cs="Arial" w:eastAsia="Arial" w:hAnsi="Arial"/>
+          <w:b w:val="false"/>
+          <w:bCs w:val="false"/>
+          <w:i w:val="false"/>
+          <w:iCs w:val="false"/>
+          <w:color w:val="333333"/>
+          <w:sz w:val="22"/>
+          <w:szCs w:val="22"/>
+        </w:rPr>
+        <w:t xml:space="preserve">https://www.worldwidemarketreports.com</w:t>
+      </w:r>
+    </w:p>
+    <w:p>
+      <w:pPr>
+        <w:pStyle w:val="ListParagraph"/>
+        <w:numPr>
+          <w:ilvl w:val="0"/>
+          <w:numId w:val="2"/>
+        </w:numPr>
+        <w:spacing w:before="60" w:after="60" w:line="280"/>
+      </w:pPr>
+      <w:r>
+        <w:rPr>
+          <w:rFonts w:ascii="Arial" w:cs="Arial" w:eastAsia="Arial" w:hAnsi="Arial"/>
+          <w:b w:val="false"/>
+          <w:bCs w:val="false"/>
+          <w:i w:val="false"/>
+          <w:iCs w:val="false"/>
+          <w:color w:val="333333"/>
+          <w:sz w:val="22"/>
+          <w:szCs w:val="22"/>
+        </w:rPr>
+        <w:t xml:space="preserve">https://6sense.com</w:t>
+      </w:r>
+    </w:p>
+    <w:p>
+      <w:pPr>
+        <w:pStyle w:val="ListParagraph"/>
+        <w:numPr>
+          <w:ilvl w:val="0"/>
+          <w:numId w:val="2"/>
+        </w:numPr>
+        <w:spacing w:before="60" w:after="60" w:line="280"/>
+      </w:pPr>
+      <w:r>
+        <w:rPr>
+          <w:rFonts w:ascii="Arial" w:cs="Arial" w:eastAsia="Arial" w:hAnsi="Arial"/>
+          <w:b w:val="false"/>
+          <w:bCs w:val="false"/>
+          <w:i w:val="false"/>
+          <w:iCs w:val="false"/>
+          <w:color w:val="333333"/>
+          <w:sz w:val="22"/>
+          <w:szCs w:val="22"/>
+        </w:rPr>
+        <w:t xml:space="preserve">https://thebusinessresearchcompany.com</w:t>
+      </w:r>
+    </w:p>
+    <w:p>
+      <w:pPr>
+        <w:pStyle w:val="ListParagraph"/>
+        <w:numPr>
+          <w:ilvl w:val="0"/>
+          <w:numId w:val="2"/>
+        </w:numPr>
+        <w:spacing w:before="60" w:after="60" w:line="280"/>
+      </w:pPr>
+      <w:r>
+        <w:rPr>
+          <w:rFonts w:ascii="Arial" w:cs="Arial" w:eastAsia="Arial" w:hAnsi="Arial"/>
+          <w:b w:val="false"/>
+          <w:bCs w:val="false"/>
+          <w:i w:val="false"/>
+          <w:iCs w:val="false"/>
+          <w:color w:val="333333"/>
+          <w:sz w:val="22"/>
+          <w:szCs w:val="22"/>
+        </w:rPr>
+        <w:t xml:space="preserve">https://www.emergenresearch.com</w:t>
+      </w:r>
+    </w:p>
+    <w:p>
+      <w:pPr>
+        <w:spacing w:before="80" w:after="120" w:line="290"/>
+        <w:jc w:val="both"/>
+      </w:pPr>
+      <w:r>
+        <w:rPr>
+          <w:rFonts w:ascii="Arial" w:cs="Arial" w:eastAsia="Arial" w:hAnsi="Arial"/>
+          <w:b w:val="false"/>
+          <w:bCs w:val="false"/>
+          <w:i w:val="false"/>
+          <w:iCs w:val="false"/>
+          <w:color w:val="333333"/>
+          <w:sz w:val="22"/>
+          <w:szCs w:val="22"/>
+        </w:rPr>
+        <w:t xml:space="preserve">Remarque : les chiffres (taille de marche, CAGR, parts de marche, proportion MENA/Afrique) doivent etre verifies et documentes avec des references precises dans la version finale.</w:t>
+      </w:r>
+    </w:p>
+    <w:p>
+      <w:pPr>
+        <w:spacing w:before="80" w:after="120" w:line="290"/>
+        <w:jc w:val="both"/>
+      </w:pPr>
+      <w:r>
+        <w:rPr>
+          <w:rFonts w:ascii="Arial" w:cs="Arial" w:eastAsia="Arial" w:hAnsi="Arial"/>
+          <w:b w:val="false"/>
+          <w:bCs w:val="false"/>
+          <w:i w:val="false"/>
+          <w:iCs w:val="false"/>
+          <w:color w:val="333333"/>
+          <w:sz w:val="22"/>
+          <w:szCs w:val="22"/>
+        </w:rPr>
+        <w:t xml:space="preserve">A completer (optionnel, pour renforcer la soutenance) : analyse PESTEL, personas utilisateurs, benchmark fonctionnel detaille, donnees locales (ex : ANSD) et etude de l'ecosysteme immobilier au Senegal.</w:t>
+      </w:r>
+    </w:p>
+    <w:p>
+      <w:pPr>
+        <w:pStyle w:val="Heading2"/>
+        <w:spacing w:before="280" w:after="160"/>
+      </w:pPr>
+      <w:r>
+        <w:rPr>
+          <w:rFonts w:ascii="Arial" w:cs="Arial" w:eastAsia="Arial" w:hAnsi="Arial"/>
+          <w:b/>
+          <w:bCs/>
+          <w:color w:val="1A4FAD"/>
+          <w:sz w:val="28"/>
+          <w:szCs w:val="28"/>
+        </w:rPr>
+        <w:t xml:space="preserve">II.6. Les outils de travail et les langages utilises</w:t>
+      </w:r>
+    </w:p>
+    <w:p>
+      <w:pPr>
+        <w:spacing w:before="80" w:after="120" w:line="290"/>
+        <w:jc w:val="both"/>
+      </w:pPr>
+      <w:r>
+        <w:rPr>
+          <w:rFonts w:ascii="Arial" w:cs="Arial" w:eastAsia="Arial" w:hAnsi="Arial"/>
+          <w:b w:val="false"/>
+          <w:bCs w:val="false"/>
+          <w:i w:val="false"/>
+          <w:iCs w:val="false"/>
+          <w:color w:val="333333"/>
+          <w:sz w:val="22"/>
+          <w:szCs w:val="22"/>
+        </w:rPr>
+        <w:t xml:space="preserve">La realisation de KYA a necessite un ensemble d'outils de travail pour la conception, le developpement et les tests, ainsi qu'un choix de langages et technologies adaptes a une application web moderne multi-roles.</w:t>
+      </w:r>
+    </w:p>
+    <w:p>
+      <w:pPr>
+        <w:pStyle w:val="Heading3"/>
+        <w:spacing w:before="200" w:after="100"/>
+      </w:pPr>
+      <w:r>
+        <w:rPr>
+          <w:rFonts w:ascii="Arial" w:cs="Arial" w:eastAsia="Arial" w:hAnsi="Arial"/>
+          <w:b/>
+          <w:bCs/>
+          <w:color w:val="2196F3"/>
+          <w:sz w:val="24"/>
+          <w:szCs w:val="24"/>
+        </w:rPr>
+        <w:t xml:space="preserve">II.6.1. Outils de travail</w:t>
+      </w:r>
+    </w:p>
+    <w:p>
+      <w:pPr>
+        <w:spacing w:before="80" w:after="120" w:line="290"/>
+        <w:jc w:val="both"/>
+      </w:pPr>
+      <w:r>
+        <w:rPr>
+          <w:rFonts w:ascii="Arial" w:cs="Arial" w:eastAsia="Arial" w:hAnsi="Arial"/>
+          <w:b w:val="false"/>
+          <w:bCs w:val="false"/>
+          <w:i w:val="false"/>
+          <w:iCs w:val="false"/>
+          <w:color w:val="333333"/>
+          <w:sz w:val="22"/>
+          <w:szCs w:val="22"/>
+        </w:rPr>
+        <w:t xml:space="preserve">Les principaux outils utilises couvrent l'edition du code, le versioning, les tests d'API, la containerisation et le prototypage.</w:t>
+      </w:r>
+    </w:p>
+    <w:p>
+      <w:pPr>
+        <w:pStyle w:val="ListParagraph"/>
+        <w:numPr>
+          <w:ilvl w:val="0"/>
+          <w:numId w:val="2"/>
+        </w:numPr>
+        <w:spacing w:before="60" w:after="60" w:line="280"/>
+      </w:pPr>
+      <w:r>
+        <w:rPr>
+          <w:rFonts w:ascii="Arial" w:cs="Arial" w:eastAsia="Arial" w:hAnsi="Arial"/>
+          <w:b w:val="false"/>
+          <w:bCs w:val="false"/>
+          <w:i w:val="false"/>
+          <w:iCs w:val="false"/>
+          <w:color w:val="333333"/>
+          <w:sz w:val="22"/>
+          <w:szCs w:val="22"/>
+        </w:rPr>
+        <w:t xml:space="preserve">VS Code : environnement de developpement (IDE).</w:t>
+      </w:r>
+    </w:p>
+    <w:p>
+      <w:pPr>
+        <w:pStyle w:val="ListParagraph"/>
+        <w:numPr>
+          <w:ilvl w:val="0"/>
+          <w:numId w:val="2"/>
+        </w:numPr>
+        <w:spacing w:before="60" w:after="60" w:line="280"/>
+      </w:pPr>
+      <w:r>
+        <w:rPr>
+          <w:rFonts w:ascii="Arial" w:cs="Arial" w:eastAsia="Arial" w:hAnsi="Arial"/>
+          <w:b w:val="false"/>
+          <w:bCs w:val="false"/>
+          <w:i w:val="false"/>
+          <w:iCs w:val="false"/>
+          <w:color w:val="333333"/>
+          <w:sz w:val="22"/>
+          <w:szCs w:val="22"/>
+        </w:rPr>
+        <w:t xml:space="preserve">Git / GitHub : gestion de versions et collaboration.</w:t>
+      </w:r>
+    </w:p>
+    <w:p>
+      <w:pPr>
+        <w:pStyle w:val="ListParagraph"/>
+        <w:numPr>
+          <w:ilvl w:val="0"/>
+          <w:numId w:val="2"/>
+        </w:numPr>
+        <w:spacing w:before="60" w:after="60" w:line="280"/>
+      </w:pPr>
+      <w:r>
+        <w:rPr>
+          <w:rFonts w:ascii="Arial" w:cs="Arial" w:eastAsia="Arial" w:hAnsi="Arial"/>
+          <w:b w:val="false"/>
+          <w:bCs w:val="false"/>
+          <w:i w:val="false"/>
+          <w:iCs w:val="false"/>
+          <w:color w:val="333333"/>
+          <w:sz w:val="22"/>
+          <w:szCs w:val="22"/>
+        </w:rPr>
+        <w:t xml:space="preserve">Docker (Docker Compose) : environnement local pour services (ex: base de donnees).</w:t>
+      </w:r>
+    </w:p>
+    <w:p>
+      <w:pPr>
+        <w:pStyle w:val="ListParagraph"/>
+        <w:numPr>
+          <w:ilvl w:val="0"/>
+          <w:numId w:val="2"/>
+        </w:numPr>
+        <w:spacing w:before="60" w:after="60" w:line="280"/>
+      </w:pPr>
+      <w:r>
+        <w:rPr>
+          <w:rFonts w:ascii="Arial" w:cs="Arial" w:eastAsia="Arial" w:hAnsi="Arial"/>
+          <w:b w:val="false"/>
+          <w:bCs w:val="false"/>
+          <w:i w:val="false"/>
+          <w:iCs w:val="false"/>
+          <w:color w:val="333333"/>
+          <w:sz w:val="22"/>
+          <w:szCs w:val="22"/>
+        </w:rPr>
+        <w:t xml:space="preserve">Postman : tests des endpoints et validation des requetes.</w:t>
+      </w:r>
+    </w:p>
+    <w:p>
+      <w:pPr>
+        <w:pStyle w:val="ListParagraph"/>
+        <w:numPr>
+          <w:ilvl w:val="0"/>
+          <w:numId w:val="2"/>
+        </w:numPr>
+        <w:spacing w:before="60" w:after="60" w:line="280"/>
+      </w:pPr>
+      <w:r>
+        <w:rPr>
+          <w:rFonts w:ascii="Arial" w:cs="Arial" w:eastAsia="Arial" w:hAnsi="Arial"/>
+          <w:b w:val="false"/>
+          <w:bCs w:val="false"/>
+          <w:i w:val="false"/>
+          <w:iCs w:val="false"/>
+          <w:color w:val="333333"/>
+          <w:sz w:val="22"/>
+          <w:szCs w:val="22"/>
+        </w:rPr>
+        <w:t xml:space="preserve">Figma : maquettes et prototypage UI.</w:t>
+      </w:r>
+    </w:p>
+    <w:p>
+      <w:pPr>
+        <w:pStyle w:val="ListParagraph"/>
+        <w:numPr>
+          <w:ilvl w:val="0"/>
+          <w:numId w:val="2"/>
+        </w:numPr>
+        <w:spacing w:before="60" w:after="60" w:line="280"/>
+      </w:pPr>
+      <w:r>
+        <w:rPr>
+          <w:rFonts w:ascii="Arial" w:cs="Arial" w:eastAsia="Arial" w:hAnsi="Arial"/>
+          <w:b w:val="false"/>
+          <w:bCs w:val="false"/>
+          <w:i w:val="false"/>
+          <w:iCs w:val="false"/>
+          <w:color w:val="333333"/>
+          <w:sz w:val="22"/>
+          <w:szCs w:val="22"/>
+        </w:rPr>
+        <w:t xml:space="preserve">Swagger : documentation et exploration des endpoints API.</w:t>
+      </w:r>
+    </w:p>
+    <w:p>
+      <w:pPr>
+        <w:pStyle w:val="ListParagraph"/>
+        <w:numPr>
+          <w:ilvl w:val="0"/>
+          <w:numId w:val="2"/>
+        </w:numPr>
+        <w:spacing w:before="60" w:after="60" w:line="280"/>
+      </w:pPr>
+      <w:r>
+        <w:rPr>
+          <w:rFonts w:ascii="Arial" w:cs="Arial" w:eastAsia="Arial" w:hAnsi="Arial"/>
+          <w:b w:val="false"/>
+          <w:bCs w:val="false"/>
+          <w:i w:val="false"/>
+          <w:iCs w:val="false"/>
+          <w:color w:val="333333"/>
+          <w:sz w:val="22"/>
+          <w:szCs w:val="22"/>
+        </w:rPr>
+        <w:t xml:space="preserve">npm : gestion des dependances et scripts de build.</w:t>
+      </w:r>
+    </w:p>
+    <w:p>
+      <w:pPr>
+        <w:spacing w:before="80" w:after="120" w:line="290"/>
+        <w:jc w:val="both"/>
+      </w:pPr>
+      <w:r>
+        <w:rPr>
+          <w:rFonts w:ascii="Arial" w:cs="Arial" w:eastAsia="Arial" w:hAnsi="Arial"/>
+          <w:b w:val="false"/>
+          <w:bCs w:val="false"/>
+          <w:i w:val="false"/>
+          <w:iCs w:val="false"/>
+          <w:color w:val="333333"/>
+          <w:sz w:val="22"/>
+          <w:szCs w:val="22"/>
+        </w:rPr>
+        <w:t xml:space="preserve">Figure II-2: Outils de travail utilises</w:t>
+      </w:r>
+    </w:p>
+    <w:p>
+      <w:pPr>
+        <w:jc w:val="center"/>
+        <w:spacing w:before="120" w:after="120"/>
+      </w:pPr>
+      <w:r>
+        <w:drawing>
+          <wp:inline distT="0" distB="0" distL="0" distR="0">
+            <wp:extent cx="5943600" cy="2971800"/>
+            <wp:effectExtent l="0" t="0" r="0" b="0"/>
+            <wp:docPr id="20" name="Picture 20"/>
+            <wp:cNvGraphicFramePr>
+              <a:graphicFrameLocks noChangeAspect="1"/>
+            </wp:cNvGraphicFramePr>
+            <a:graphic>
+              <a:graphicData uri="http://schemas.openxmlformats.org/drawingml/2006/picture">
+                <pic:pic>
+                  <pic:nvPicPr>
+                    <pic:cNvPr id="20" name="image18.png"/>
+                    <pic:cNvPicPr/>
+                  </pic:nvPicPr>
+                  <pic:blipFill>
+                    <a:blip r:embed="rId26" cstate="print"/>
+                    <a:stretch>
+                      <a:fillRect/>
+                    </a:stretch>
+                  </pic:blipFill>
+                  <pic:spPr>
+                    <a:xfrm>
+                      <a:off x="0" y="0"/>
+                      <a:ext cx="5943600" cy="2971800"/>
+                    </a:xfrm>
+                    <a:prstGeom prst="rect">
+                      <a:avLst/>
+                    </a:prstGeom>
+                  </pic:spPr>
+                </pic:pic>
+              </a:graphicData>
+            </a:graphic>
+          </wp:inline>
+        </w:drawing>
+      </w:r>
+    </w:p>
+    <w:p>
+      <w:pPr>
+        <w:pStyle w:val="Heading3"/>
+        <w:spacing w:before="200" w:after="100"/>
+      </w:pPr>
+      <w:r>
+        <w:rPr>
+          <w:rFonts w:ascii="Arial" w:cs="Arial" w:eastAsia="Arial" w:hAnsi="Arial"/>
+          <w:b/>
+          <w:bCs/>
+          <w:color w:val="2196F3"/>
+          <w:sz w:val="24"/>
+          <w:szCs w:val="24"/>
+        </w:rPr>
+        <w:t xml:space="preserve">II.6.2. Langages et technologies</w:t>
+      </w:r>
+    </w:p>
+    <w:p>
+      <w:pPr>
+        <w:spacing w:before="80" w:after="120" w:line="290"/>
+        <w:jc w:val="both"/>
+      </w:pPr>
+      <w:r>
+        <w:rPr>
+          <w:rFonts w:ascii="Arial" w:cs="Arial" w:eastAsia="Arial" w:hAnsi="Arial"/>
+          <w:b w:val="false"/>
+          <w:bCs w:val="false"/>
+          <w:i w:val="false"/>
+          <w:iCs w:val="false"/>
+          <w:color w:val="333333"/>
+          <w:sz w:val="22"/>
+          <w:szCs w:val="22"/>
+        </w:rPr>
+        <w:t xml:space="preserve">KYA s'appuie sur des langages et frameworks standards, permettant de construire une interface reactive, une API robuste et une base de donnees coherente.</w:t>
+      </w:r>
+    </w:p>
+    <w:p>
+      <w:pPr>
+        <w:pStyle w:val="ListParagraph"/>
+        <w:numPr>
+          <w:ilvl w:val="0"/>
+          <w:numId w:val="2"/>
+        </w:numPr>
+        <w:spacing w:before="60" w:after="60" w:line="280"/>
+      </w:pPr>
+      <w:r>
+        <w:rPr>
+          <w:rFonts w:ascii="Arial" w:cs="Arial" w:eastAsia="Arial" w:hAnsi="Arial"/>
+          <w:b w:val="false"/>
+          <w:bCs w:val="false"/>
+          <w:i w:val="false"/>
+          <w:iCs w:val="false"/>
+          <w:color w:val="333333"/>
+          <w:sz w:val="22"/>
+          <w:szCs w:val="22"/>
+        </w:rPr>
+        <w:t xml:space="preserve">TypeScript / JavaScript : logique applicative (frontend et backend).</w:t>
+      </w:r>
+    </w:p>
+    <w:p>
+      <w:pPr>
+        <w:pStyle w:val="ListParagraph"/>
+        <w:numPr>
+          <w:ilvl w:val="0"/>
+          <w:numId w:val="2"/>
+        </w:numPr>
+        <w:spacing w:before="60" w:after="60" w:line="280"/>
+      </w:pPr>
+      <w:r>
+        <w:rPr>
+          <w:rFonts w:ascii="Arial" w:cs="Arial" w:eastAsia="Arial" w:hAnsi="Arial"/>
+          <w:b w:val="false"/>
+          <w:bCs w:val="false"/>
+          <w:i w:val="false"/>
+          <w:iCs w:val="false"/>
+          <w:color w:val="333333"/>
+          <w:sz w:val="22"/>
+          <w:szCs w:val="22"/>
+        </w:rPr>
+        <w:t xml:space="preserve">HTML5 / CSS3 : structure et styles de l'interface.</w:t>
+      </w:r>
+    </w:p>
+    <w:p>
+      <w:pPr>
+        <w:pStyle w:val="ListParagraph"/>
+        <w:numPr>
+          <w:ilvl w:val="0"/>
+          <w:numId w:val="2"/>
+        </w:numPr>
+        <w:spacing w:before="60" w:after="60" w:line="280"/>
+      </w:pPr>
+      <w:r>
+        <w:rPr>
+          <w:rFonts w:ascii="Arial" w:cs="Arial" w:eastAsia="Arial" w:hAnsi="Arial"/>
+          <w:b w:val="false"/>
+          <w:bCs w:val="false"/>
+          <w:i w:val="false"/>
+          <w:iCs w:val="false"/>
+          <w:color w:val="333333"/>
+          <w:sz w:val="22"/>
+          <w:szCs w:val="22"/>
+        </w:rPr>
+        <w:t xml:space="preserve">SQL (PostgreSQL) : stockage relationnel et requetes.</w:t>
+      </w:r>
+    </w:p>
+    <w:p>
+      <w:pPr>
+        <w:pStyle w:val="ListParagraph"/>
+        <w:numPr>
+          <w:ilvl w:val="0"/>
+          <w:numId w:val="2"/>
+        </w:numPr>
+        <w:spacing w:before="60" w:after="60" w:line="280"/>
+      </w:pPr>
+      <w:r>
+        <w:rPr>
+          <w:rFonts w:ascii="Arial" w:cs="Arial" w:eastAsia="Arial" w:hAnsi="Arial"/>
+          <w:b w:val="false"/>
+          <w:bCs w:val="false"/>
+          <w:i w:val="false"/>
+          <w:iCs w:val="false"/>
+          <w:color w:val="333333"/>
+          <w:sz w:val="22"/>
+          <w:szCs w:val="22"/>
+        </w:rPr>
+        <w:t xml:space="preserve">React + Vite + Tailwind CSS : interface utilisateur et performance.</w:t>
+      </w:r>
+    </w:p>
+    <w:p>
+      <w:pPr>
+        <w:pStyle w:val="ListParagraph"/>
+        <w:numPr>
+          <w:ilvl w:val="0"/>
+          <w:numId w:val="2"/>
+        </w:numPr>
+        <w:spacing w:before="60" w:after="60" w:line="280"/>
+      </w:pPr>
+      <w:r>
+        <w:rPr>
+          <w:rFonts w:ascii="Arial" w:cs="Arial" w:eastAsia="Arial" w:hAnsi="Arial"/>
+          <w:b w:val="false"/>
+          <w:bCs w:val="false"/>
+          <w:i w:val="false"/>
+          <w:iCs w:val="false"/>
+          <w:color w:val="333333"/>
+          <w:sz w:val="22"/>
+          <w:szCs w:val="22"/>
+        </w:rPr>
+        <w:t xml:space="preserve">Next.js (API) + Prisma + PostgreSQL : backend, ORM et persistance.</w:t>
+      </w:r>
+    </w:p>
+    <w:p>
+      <w:pPr>
+        <w:pStyle w:val="ListParagraph"/>
+        <w:numPr>
+          <w:ilvl w:val="0"/>
+          <w:numId w:val="2"/>
+        </w:numPr>
+        <w:spacing w:before="60" w:after="60" w:line="280"/>
+      </w:pPr>
+      <w:r>
+        <w:rPr>
+          <w:rFonts w:ascii="Arial" w:cs="Arial" w:eastAsia="Arial" w:hAnsi="Arial"/>
+          <w:b w:val="false"/>
+          <w:bCs w:val="false"/>
+          <w:i w:val="false"/>
+          <w:iCs w:val="false"/>
+          <w:color w:val="333333"/>
+          <w:sz w:val="22"/>
+          <w:szCs w:val="22"/>
+        </w:rPr>
+        <w:t xml:space="preserve">Electron : declinaison desktop (selon besoin de deploiement).</w:t>
+      </w:r>
+    </w:p>
+    <w:p>
+      <w:pPr>
+        <w:spacing w:before="80" w:after="120" w:line="290"/>
+        <w:jc w:val="both"/>
+      </w:pPr>
+      <w:r>
+        <w:rPr>
+          <w:rFonts w:ascii="Arial" w:cs="Arial" w:eastAsia="Arial" w:hAnsi="Arial"/>
+          <w:b w:val="false"/>
+          <w:bCs w:val="false"/>
+          <w:i w:val="false"/>
+          <w:iCs w:val="false"/>
+          <w:color w:val="333333"/>
+          <w:sz w:val="22"/>
+          <w:szCs w:val="22"/>
+        </w:rPr>
+        <w:t xml:space="preserve">Figure II-3: Langages et technologies utilises</w:t>
+      </w:r>
+    </w:p>
+    <w:p>
+      <w:pPr>
+        <w:jc w:val="center"/>
+        <w:spacing w:before="120" w:after="120"/>
+      </w:pPr>
+      <w:r>
+        <w:drawing>
+          <wp:inline distT="0" distB="0" distL="0" distR="0">
+            <wp:extent cx="5943600" cy="3962400"/>
+            <wp:effectExtent l="0" t="0" r="0" b="0"/>
+            <wp:docPr id="21" name="Picture 21"/>
+            <wp:cNvGraphicFramePr>
+              <a:graphicFrameLocks noChangeAspect="1"/>
+            </wp:cNvGraphicFramePr>
+            <a:graphic>
+              <a:graphicData uri="http://schemas.openxmlformats.org/drawingml/2006/picture">
+                <pic:pic>
+                  <pic:nvPicPr>
+                    <pic:cNvPr id="21" name="image19.png"/>
+                    <pic:cNvPicPr/>
+                  </pic:nvPicPr>
+                  <pic:blipFill>
+                    <a:blip r:embed="rId27" cstate="print"/>
+                    <a:stretch>
+                      <a:fillRect/>
+                    </a:stretch>
+                  </pic:blipFill>
+                  <pic:spPr>
+                    <a:xfrm>
+                      <a:off x="0" y="0"/>
+                      <a:ext cx="5943600" cy="3962400"/>
+                    </a:xfrm>
+                    <a:prstGeom prst="rect">
+                      <a:avLst/>
+                    </a:prstGeom>
+                  </pic:spPr>
+                </pic:pic>
+              </a:graphicData>
+            </a:graphic>
+          </wp:inline>
+        </w:drawing>
+      </w:r>
+    </w:p>
+    <w:p>
+      <w:pPr>
+        <w:spacing w:before="80" w:after="120" w:line="290"/>
+        <w:jc w:val="both"/>
+      </w:pPr>
+      <w:r>
+        <w:rPr>
+          <w:rFonts w:ascii="Arial" w:cs="Arial" w:eastAsia="Arial" w:hAnsi="Arial"/>
+          <w:b w:val="false"/>
+          <w:bCs w:val="false"/>
+          <w:i w:val="false"/>
+          <w:iCs w:val="false"/>
+          <w:color w:val="333333"/>
+          <w:sz w:val="22"/>
+          <w:szCs w:val="22"/>
+        </w:rPr>
+        <w:t xml:space="preserve">Cette analyse de marche, combinee a la presentation des outils de travail et des technologies retenues, confirme la pertinence d'une solution de gestion locative adaptee au contexte local. Le chapitre suivant presente la methodologie adoptee pour concevoir et realiser la plateforme.</w:t>
       </w:r>
     </w:p>
     <w:p>
@@ -4017,6 +7582,201 @@
     </w:p>
     <w:p>
       <w:pPr>
+        <w:spacing w:before="80" w:after="120" w:line="290"/>
+        <w:jc w:val="both"/>
+      </w:pPr>
+      <w:r>
+        <w:rPr>
+          <w:rFonts w:ascii="Arial" w:cs="Arial" w:eastAsia="Arial" w:hAnsi="Arial"/>
+          <w:b w:val="false"/>
+          <w:bCs w:val="false"/>
+          <w:i w:val="false"/>
+          <w:iCs w:val="false"/>
+          <w:color w:val="333333"/>
+          <w:sz w:val="22"/>
+          <w:szCs w:val="22"/>
+        </w:rPr>
+        <w:t xml:space="preserve">Figure IV-1: Diagramme de contexte global</w:t>
+      </w:r>
+    </w:p>
+    <w:p>
+      <w:pPr>
+        <w:jc w:val="center"/>
+        <w:spacing w:before="120" w:after="120"/>
+      </w:pPr>
+      <w:r>
+        <w:drawing>
+          <wp:inline distT="0" distB="0" distL="0" distR="0">
+            <wp:extent cx="5943600" cy="7688812"/>
+            <wp:effectExtent l="0" t="0" r="0" b="0"/>
+            <wp:docPr id="18" name="Picture 18"/>
+            <wp:cNvGraphicFramePr>
+              <a:graphicFrameLocks noChangeAspect="1"/>
+            </wp:cNvGraphicFramePr>
+            <a:graphic>
+              <a:graphicData uri="http://schemas.openxmlformats.org/drawingml/2006/picture">
+                <pic:pic>
+                  <pic:nvPicPr>
+                    <pic:cNvPr id="18" name="image1.png"/>
+                    <pic:cNvPicPr/>
+                  </pic:nvPicPr>
+                  <pic:blipFill>
+                    <a:blip r:embed="rId9" cstate="print"/>
+                    <a:stretch>
+                      <a:fillRect/>
+                    </a:stretch>
+                  </pic:blipFill>
+                  <pic:spPr>
+                    <a:xfrm>
+                      <a:off x="0" y="0"/>
+                      <a:ext cx="5943600" cy="7688812"/>
+                    </a:xfrm>
+                    <a:prstGeom prst="rect">
+                      <a:avLst/>
+                    </a:prstGeom>
+                  </pic:spPr>
+                </pic:pic>
+              </a:graphicData>
+            </a:graphic>
+          </wp:inline>
+        </w:drawing>
+      </w:r>
+    </w:p>
+    <w:p>
+      <w:pPr>
+        <w:spacing w:before="80" w:after="120" w:line="290"/>
+        <w:jc w:val="both"/>
+      </w:pPr>
+      <w:r>
+        <w:rPr>
+          <w:rFonts w:ascii="Arial" w:cs="Arial" w:eastAsia="Arial" w:hAnsi="Arial"/>
+          <w:b w:val="false"/>
+          <w:bCs w:val="false"/>
+          <w:i w:val="false"/>
+          <w:iCs w:val="false"/>
+          <w:color w:val="333333"/>
+          <w:sz w:val="22"/>
+          <w:szCs w:val="22"/>
+        </w:rPr>
+        <w:t xml:space="preserve"/>
+      </w:r>
+    </w:p>
+    <w:p>
+      <w:pPr>
+        <w:spacing w:before="80" w:after="120" w:line="290"/>
+        <w:jc w:val="both"/>
+      </w:pPr>
+      <w:r>
+        <w:rPr>
+          <w:rFonts w:ascii="Arial" w:cs="Arial" w:eastAsia="Arial" w:hAnsi="Arial"/>
+          <w:b w:val="false"/>
+          <w:bCs w:val="false"/>
+          <w:i w:val="false"/>
+          <w:iCs w:val="false"/>
+          <w:color w:val="333333"/>
+          <w:sz w:val="22"/>
+          <w:szCs w:val="22"/>
+        </w:rPr>
+        <w:t xml:space="preserve"/>
+      </w:r>
+    </w:p>
+    <w:p>
+      <w:pPr>
+        <w:spacing w:before="80" w:after="120" w:line="290"/>
+        <w:jc w:val="both"/>
+      </w:pPr>
+      <w:r>
+        <w:rPr>
+          <w:rFonts w:ascii="Arial" w:cs="Arial" w:eastAsia="Arial" w:hAnsi="Arial"/>
+          <w:b w:val="false"/>
+          <w:bCs w:val="false"/>
+          <w:i w:val="false"/>
+          <w:iCs w:val="false"/>
+          <w:color w:val="333333"/>
+          <w:sz w:val="22"/>
+          <w:szCs w:val="22"/>
+        </w:rPr>
+        <w:t xml:space="preserve"/>
+      </w:r>
+    </w:p>
+    <w:p>
+      <w:pPr>
+        <w:spacing w:before="80" w:after="120" w:line="290"/>
+        <w:jc w:val="both"/>
+      </w:pPr>
+      <w:r>
+        <w:rPr>
+          <w:rFonts w:ascii="Arial" w:cs="Arial" w:eastAsia="Arial" w:hAnsi="Arial"/>
+          <w:b w:val="false"/>
+          <w:bCs w:val="false"/>
+          <w:i w:val="false"/>
+          <w:iCs w:val="false"/>
+          <w:color w:val="333333"/>
+          <w:sz w:val="22"/>
+          <w:szCs w:val="22"/>
+        </w:rPr>
+        <w:t xml:space="preserve"/>
+      </w:r>
+    </w:p>
+    <w:p>
+      <w:pPr>
+        <w:spacing w:before="80" w:after="120" w:line="290"/>
+        <w:jc w:val="both"/>
+      </w:pPr>
+      <w:r>
+        <w:rPr>
+          <w:rFonts w:ascii="Arial" w:cs="Arial" w:eastAsia="Arial" w:hAnsi="Arial"/>
+          <w:b w:val="false"/>
+          <w:bCs w:val="false"/>
+          <w:i w:val="false"/>
+          <w:iCs w:val="false"/>
+          <w:color w:val="333333"/>
+          <w:sz w:val="22"/>
+          <w:szCs w:val="22"/>
+        </w:rPr>
+        <w:t xml:space="preserve"/>
+      </w:r>
+    </w:p>
+    <w:p>
+      <w:pPr>
+        <w:spacing w:before="80" w:after="120" w:line="290"/>
+        <w:jc w:val="both"/>
+      </w:pPr>
+      <w:r>
+        <w:rPr>
+          <w:rFonts w:ascii="Arial" w:cs="Arial" w:eastAsia="Arial" w:hAnsi="Arial"/>
+          <w:b w:val="false"/>
+          <w:bCs w:val="false"/>
+          <w:i w:val="false"/>
+          <w:iCs w:val="false"/>
+          <w:color w:val="333333"/>
+          <w:sz w:val="22"/>
+          <w:szCs w:val="22"/>
+        </w:rPr>
+        <w:t xml:space="preserve">Commentaire (a completer): expliquer les interactions entre acteurs internes/externe et services (paiement, Cloudinary, notifications).</w:t>
+      </w:r>
+    </w:p>
+    <w:p>
+      <w:pPr>
+        <w:spacing w:before="80" w:after="120" w:line="290"/>
+        <w:jc w:val="both"/>
+      </w:pPr>
+      <w:r>
+        <w:rPr>
+          <w:rFonts w:ascii="Arial" w:cs="Arial" w:eastAsia="Arial" w:hAnsi="Arial"/>
+          <w:b w:val="false"/>
+          <w:bCs w:val="false"/>
+          <w:i w:val="false"/>
+          <w:iCs w:val="false"/>
+          <w:color w:val="333333"/>
+          <w:sz w:val="22"/>
+          <w:szCs w:val="22"/>
+        </w:rPr>
+        <w:t xml:space="preserve"/>
+      </w:r>
+    </w:p>
+    <w:p>
+      <w:pPr>
         <w:pStyle w:val="Heading2"/>
         <w:spacing w:before="280" w:after="160"/>
       </w:pPr>
@@ -4361,26 +8121,6 @@
     </w:p>
     <w:p>
       <w:pPr>
-        <w:pStyle w:val="Heading1"/>
-        <w:pBdr>
-          <w:bottom w:val="single" w:color="2196F3" w:sz="6" w:space="0"/>
-        </w:pBdr>
-        <w:spacing w:before="360" w:after="200"/>
-      </w:pPr>
-      <w:r>
-        <w:rPr>
-          <w:rFonts w:ascii="Arial" w:cs="Arial" w:eastAsia="Arial" w:hAnsi="Arial"/>
-          <w:b/>
-          <w:bCs/>
-          <w:color w:val="0D2B6E"/>
-          <w:sz w:val="34"/>
-          <w:szCs w:val="34"/>
-        </w:rPr>
-        <w:t xml:space="preserve">V. Le Developpement de l'Application</w:t>
-      </w:r>
-    </w:p>
-    <w:p>
-      <w:pPr>
         <w:pStyle w:val="Heading2"/>
         <w:spacing w:before="280" w:after="160"/>
       </w:pPr>
@@ -4393,7 +8133,2257 @@
           <w:sz w:val="28"/>
           <w:szCs w:val="28"/>
         </w:rPr>
-        <w:t xml:space="preserve">V.1. Fonctionnalites Majeures Valorisees</w:t>
+        <w:t xml:space="preserve">IV.6. Diagrammes de Cas d'Utilisation (preuves)</w:t>
+      </w:r>
+    </w:p>
+    <w:p>
+      <w:pPr>
+        <w:spacing w:before="80" w:after="120" w:line="290"/>
+        <w:jc w:val="both"/>
+      </w:pPr>
+      <w:r>
+        <w:rPr>
+          <w:rFonts w:ascii="Arial" w:cs="Arial" w:eastAsia="Arial" w:hAnsi="Arial"/>
+          <w:b w:val="false"/>
+          <w:bCs w:val="false"/>
+          <w:i w:val="false"/>
+          <w:iCs w:val="false"/>
+          <w:color w:val="333333"/>
+          <w:sz w:val="22"/>
+          <w:szCs w:val="22"/>
+        </w:rPr>
+        <w:t xml:space="preserve">Les diagrammes Mermaid ont ete exportes en SVG dans le pack de soutenance.</w:t>
+      </w:r>
+    </w:p>
+    <w:p>
+      <w:pPr>
+        <w:spacing w:before="80" w:after="120" w:line="290"/>
+        <w:jc w:val="both"/>
+      </w:pPr>
+      <w:r>
+        <w:rPr>
+          <w:rFonts w:ascii="Arial" w:cs="Arial" w:eastAsia="Arial" w:hAnsi="Arial"/>
+          <w:b w:val="false"/>
+          <w:bCs w:val="false"/>
+          <w:i w:val="false"/>
+          <w:iCs w:val="false"/>
+          <w:color w:val="333333"/>
+          <w:sz w:val="22"/>
+          <w:szCs w:val="22"/>
+        </w:rPr>
+        <w:t xml:space="preserve">Figure IV-2: Use case global</w:t>
+      </w:r>
+    </w:p>
+    <w:p>
+      <w:pPr>
+        <w:jc w:val="center"/>
+        <w:spacing w:before="120" w:after="120"/>
+      </w:pPr>
+      <w:r>
+        <w:drawing>
+          <wp:inline distT="0" distB="0" distL="0" distR="0">
+            <wp:extent cx="5943600" cy="4044950"/>
+            <wp:effectExtent l="0" t="0" r="0" b="0"/>
+            <wp:docPr id="17" name="Picture 17"/>
+            <wp:cNvGraphicFramePr>
+              <a:graphicFrameLocks noChangeAspect="1"/>
+            </wp:cNvGraphicFramePr>
+            <a:graphic>
+              <a:graphicData uri="http://schemas.openxmlformats.org/drawingml/2006/picture">
+                <pic:pic>
+                  <pic:nvPicPr>
+                    <pic:cNvPr id="17" name="image2.svg"/>
+                    <pic:cNvPicPr/>
+                  </pic:nvPicPr>
+                  <pic:blipFill>
+                    <a:blip r:embed="rId10" cstate="print"/>
+                    <a:stretch>
+                      <a:fillRect/>
+                    </a:stretch>
+                  </pic:blipFill>
+                  <pic:spPr>
+                    <a:xfrm>
+                      <a:off x="0" y="0"/>
+                      <a:ext cx="5943600" cy="4044950"/>
+                    </a:xfrm>
+                    <a:prstGeom prst="rect">
+                      <a:avLst/>
+                    </a:prstGeom>
+                  </pic:spPr>
+                </pic:pic>
+              </a:graphicData>
+            </a:graphic>
+          </wp:inline>
+        </w:drawing>
+      </w:r>
+    </w:p>
+    <w:p>
+      <w:pPr>
+        <w:spacing w:before="80" w:after="120" w:line="290"/>
+        <w:jc w:val="both"/>
+      </w:pPr>
+      <w:r>
+        <w:rPr>
+          <w:rFonts w:ascii="Arial" w:cs="Arial" w:eastAsia="Arial" w:hAnsi="Arial"/>
+          <w:b w:val="false"/>
+          <w:bCs w:val="false"/>
+          <w:i w:val="false"/>
+          <w:iCs w:val="false"/>
+          <w:color w:val="333333"/>
+          <w:sz w:val="22"/>
+          <w:szCs w:val="22"/>
+        </w:rPr>
+        <w:t xml:space="preserve"/>
+      </w:r>
+    </w:p>
+    <w:p>
+      <w:pPr>
+        <w:spacing w:before="80" w:after="120" w:line="290"/>
+        <w:jc w:val="both"/>
+      </w:pPr>
+      <w:r>
+        <w:rPr>
+          <w:rFonts w:ascii="Arial" w:cs="Arial" w:eastAsia="Arial" w:hAnsi="Arial"/>
+          <w:b w:val="false"/>
+          <w:bCs w:val="false"/>
+          <w:i w:val="false"/>
+          <w:iCs w:val="false"/>
+          <w:color w:val="333333"/>
+          <w:sz w:val="22"/>
+          <w:szCs w:val="22"/>
+        </w:rPr>
+        <w:t xml:space="preserve"/>
+      </w:r>
+    </w:p>
+    <w:p>
+      <w:pPr>
+        <w:spacing w:before="80" w:after="120" w:line="290"/>
+        <w:jc w:val="both"/>
+      </w:pPr>
+      <w:r>
+        <w:rPr>
+          <w:rFonts w:ascii="Arial" w:cs="Arial" w:eastAsia="Arial" w:hAnsi="Arial"/>
+          <w:b w:val="false"/>
+          <w:bCs w:val="false"/>
+          <w:i w:val="false"/>
+          <w:iCs w:val="false"/>
+          <w:color w:val="333333"/>
+          <w:sz w:val="22"/>
+          <w:szCs w:val="22"/>
+        </w:rPr>
+        <w:t xml:space="preserve"/>
+      </w:r>
+    </w:p>
+    <w:p>
+      <w:pPr>
+        <w:spacing w:before="80" w:after="120" w:line="290"/>
+        <w:jc w:val="both"/>
+      </w:pPr>
+      <w:r>
+        <w:rPr>
+          <w:rFonts w:ascii="Arial" w:cs="Arial" w:eastAsia="Arial" w:hAnsi="Arial"/>
+          <w:b w:val="false"/>
+          <w:bCs w:val="false"/>
+          <w:i w:val="false"/>
+          <w:iCs w:val="false"/>
+          <w:color w:val="333333"/>
+          <w:sz w:val="22"/>
+          <w:szCs w:val="22"/>
+        </w:rPr>
+        <w:t xml:space="preserve"/>
+      </w:r>
+    </w:p>
+    <w:p>
+      <w:pPr>
+        <w:spacing w:before="80" w:after="120" w:line="290"/>
+        <w:jc w:val="both"/>
+      </w:pPr>
+      <w:r>
+        <w:rPr>
+          <w:rFonts w:ascii="Arial" w:cs="Arial" w:eastAsia="Arial" w:hAnsi="Arial"/>
+          <w:b w:val="false"/>
+          <w:bCs w:val="false"/>
+          <w:i w:val="false"/>
+          <w:iCs w:val="false"/>
+          <w:color w:val="333333"/>
+          <w:sz w:val="22"/>
+          <w:szCs w:val="22"/>
+        </w:rPr>
+        <w:t xml:space="preserve">Figure IV-3: Use case import clients</w:t>
+      </w:r>
+    </w:p>
+    <w:p>
+      <w:pPr>
+        <w:jc w:val="center"/>
+        <w:spacing w:before="120" w:after="120"/>
+      </w:pPr>
+      <w:r>
+        <w:drawing>
+          <wp:inline distT="0" distB="0" distL="0" distR="0">
+            <wp:extent cx="5943600" cy="3422073"/>
+            <wp:effectExtent l="0" t="0" r="0" b="0"/>
+            <wp:docPr id="16" name="Picture 16"/>
+            <wp:cNvGraphicFramePr>
+              <a:graphicFrameLocks noChangeAspect="1"/>
+            </wp:cNvGraphicFramePr>
+            <a:graphic>
+              <a:graphicData uri="http://schemas.openxmlformats.org/drawingml/2006/picture">
+                <pic:pic>
+                  <pic:nvPicPr>
+                    <pic:cNvPr id="16" name="image3.svg"/>
+                    <pic:cNvPicPr/>
+                  </pic:nvPicPr>
+                  <pic:blipFill>
+                    <a:blip r:embed="rId11" cstate="print"/>
+                    <a:stretch>
+                      <a:fillRect/>
+                    </a:stretch>
+                  </pic:blipFill>
+                  <pic:spPr>
+                    <a:xfrm>
+                      <a:off x="0" y="0"/>
+                      <a:ext cx="5943600" cy="3422073"/>
+                    </a:xfrm>
+                    <a:prstGeom prst="rect">
+                      <a:avLst/>
+                    </a:prstGeom>
+                  </pic:spPr>
+                </pic:pic>
+              </a:graphicData>
+            </a:graphic>
+          </wp:inline>
+        </w:drawing>
+      </w:r>
+    </w:p>
+    <w:p>
+      <w:pPr>
+        <w:spacing w:before="80" w:after="120" w:line="290"/>
+        <w:jc w:val="both"/>
+      </w:pPr>
+      <w:r>
+        <w:rPr>
+          <w:rFonts w:ascii="Arial" w:cs="Arial" w:eastAsia="Arial" w:hAnsi="Arial"/>
+          <w:b w:val="false"/>
+          <w:bCs w:val="false"/>
+          <w:i w:val="false"/>
+          <w:iCs w:val="false"/>
+          <w:color w:val="333333"/>
+          <w:sz w:val="22"/>
+          <w:szCs w:val="22"/>
+        </w:rPr>
+        <w:t xml:space="preserve"/>
+      </w:r>
+    </w:p>
+    <w:p>
+      <w:pPr>
+        <w:spacing w:before="80" w:after="120" w:line="290"/>
+        <w:jc w:val="both"/>
+      </w:pPr>
+      <w:r>
+        <w:rPr>
+          <w:rFonts w:ascii="Arial" w:cs="Arial" w:eastAsia="Arial" w:hAnsi="Arial"/>
+          <w:b w:val="false"/>
+          <w:bCs w:val="false"/>
+          <w:i w:val="false"/>
+          <w:iCs w:val="false"/>
+          <w:color w:val="333333"/>
+          <w:sz w:val="22"/>
+          <w:szCs w:val="22"/>
+        </w:rPr>
+        <w:t xml:space="preserve"/>
+      </w:r>
+    </w:p>
+    <w:p>
+      <w:pPr>
+        <w:spacing w:before="80" w:after="120" w:line="290"/>
+        <w:jc w:val="both"/>
+      </w:pPr>
+      <w:r>
+        <w:rPr>
+          <w:rFonts w:ascii="Arial" w:cs="Arial" w:eastAsia="Arial" w:hAnsi="Arial"/>
+          <w:b w:val="false"/>
+          <w:bCs w:val="false"/>
+          <w:i w:val="false"/>
+          <w:iCs w:val="false"/>
+          <w:color w:val="333333"/>
+          <w:sz w:val="22"/>
+          <w:szCs w:val="22"/>
+        </w:rPr>
+        <w:t xml:space="preserve"/>
+      </w:r>
+    </w:p>
+    <w:p>
+      <w:pPr>
+        <w:spacing w:before="80" w:after="120" w:line="290"/>
+        <w:jc w:val="both"/>
+      </w:pPr>
+      <w:r>
+        <w:rPr>
+          <w:rFonts w:ascii="Arial" w:cs="Arial" w:eastAsia="Arial" w:hAnsi="Arial"/>
+          <w:b w:val="false"/>
+          <w:bCs w:val="false"/>
+          <w:i w:val="false"/>
+          <w:iCs w:val="false"/>
+          <w:color w:val="333333"/>
+          <w:sz w:val="22"/>
+          <w:szCs w:val="22"/>
+        </w:rPr>
+        <w:t xml:space="preserve"/>
+      </w:r>
+    </w:p>
+    <w:p>
+      <w:pPr>
+        <w:pStyle w:val="Heading2"/>
+        <w:spacing w:before="280" w:after="160"/>
+      </w:pPr>
+      <w:r>
+        <w:rPr>
+          <w:rFonts w:ascii="Arial" w:cs="Arial" w:eastAsia="Arial" w:hAnsi="Arial"/>
+          <w:b/>
+          <w:bCs/>
+          <w:color w:val="1A4FAD"/>
+          <w:sz w:val="28"/>
+          <w:szCs w:val="28"/>
+        </w:rPr>
+        <w:t xml:space="preserve">IV.7. Diagrammes d'Activite</w:t>
+      </w:r>
+    </w:p>
+    <w:p>
+      <w:pPr>
+        <w:spacing w:before="80" w:after="120" w:line="290"/>
+        <w:jc w:val="both"/>
+      </w:pPr>
+      <w:r>
+        <w:rPr>
+          <w:rFonts w:ascii="Arial" w:cs="Arial" w:eastAsia="Arial" w:hAnsi="Arial"/>
+          <w:b w:val="false"/>
+          <w:bCs w:val="false"/>
+          <w:i w:val="false"/>
+          <w:iCs w:val="false"/>
+          <w:color w:val="333333"/>
+          <w:sz w:val="22"/>
+          <w:szCs w:val="22"/>
+        </w:rPr>
+        <w:t xml:space="preserve">Figure IV-4: Activite approbation admin</w:t>
+      </w:r>
+    </w:p>
+    <w:p>
+      <w:pPr>
+        <w:jc w:val="center"/>
+        <w:spacing w:before="120" w:after="120"/>
+      </w:pPr>
+      <w:r>
+        <w:drawing>
+          <wp:inline distT="0" distB="0" distL="0" distR="0">
+            <wp:extent cx="5943600" cy="3193576"/>
+            <wp:effectExtent l="0" t="0" r="0" b="0"/>
+            <wp:docPr id="15" name="Picture 15"/>
+            <wp:cNvGraphicFramePr>
+              <a:graphicFrameLocks noChangeAspect="1"/>
+            </wp:cNvGraphicFramePr>
+            <a:graphic>
+              <a:graphicData uri="http://schemas.openxmlformats.org/drawingml/2006/picture">
+                <pic:pic>
+                  <pic:nvPicPr>
+                    <pic:cNvPr id="15" name="image4.svg"/>
+                    <pic:cNvPicPr/>
+                  </pic:nvPicPr>
+                  <pic:blipFill>
+                    <a:blip r:embed="rId12" cstate="print"/>
+                    <a:stretch>
+                      <a:fillRect/>
+                    </a:stretch>
+                  </pic:blipFill>
+                  <pic:spPr>
+                    <a:xfrm>
+                      <a:off x="0" y="0"/>
+                      <a:ext cx="5943600" cy="3193576"/>
+                    </a:xfrm>
+                    <a:prstGeom prst="rect">
+                      <a:avLst/>
+                    </a:prstGeom>
+                  </pic:spPr>
+                </pic:pic>
+              </a:graphicData>
+            </a:graphic>
+          </wp:inline>
+        </w:drawing>
+      </w:r>
+    </w:p>
+    <w:p>
+      <w:pPr>
+        <w:spacing w:before="80" w:after="120" w:line="290"/>
+        <w:jc w:val="both"/>
+      </w:pPr>
+      <w:r>
+        <w:rPr>
+          <w:rFonts w:ascii="Arial" w:cs="Arial" w:eastAsia="Arial" w:hAnsi="Arial"/>
+          <w:b w:val="false"/>
+          <w:bCs w:val="false"/>
+          <w:i w:val="false"/>
+          <w:iCs w:val="false"/>
+          <w:color w:val="333333"/>
+          <w:sz w:val="22"/>
+          <w:szCs w:val="22"/>
+        </w:rPr>
+        <w:t xml:space="preserve"/>
+      </w:r>
+    </w:p>
+    <w:p>
+      <w:pPr>
+        <w:spacing w:before="80" w:after="120" w:line="290"/>
+        <w:jc w:val="both"/>
+      </w:pPr>
+      <w:r>
+        <w:rPr>
+          <w:rFonts w:ascii="Arial" w:cs="Arial" w:eastAsia="Arial" w:hAnsi="Arial"/>
+          <w:b w:val="false"/>
+          <w:bCs w:val="false"/>
+          <w:i w:val="false"/>
+          <w:iCs w:val="false"/>
+          <w:color w:val="333333"/>
+          <w:sz w:val="22"/>
+          <w:szCs w:val="22"/>
+        </w:rPr>
+        <w:t xml:space="preserve"/>
+      </w:r>
+    </w:p>
+    <w:p>
+      <w:pPr>
+        <w:spacing w:before="80" w:after="120" w:line="290"/>
+        <w:jc w:val="both"/>
+      </w:pPr>
+      <w:r>
+        <w:rPr>
+          <w:rFonts w:ascii="Arial" w:cs="Arial" w:eastAsia="Arial" w:hAnsi="Arial"/>
+          <w:b w:val="false"/>
+          <w:bCs w:val="false"/>
+          <w:i w:val="false"/>
+          <w:iCs w:val="false"/>
+          <w:color w:val="333333"/>
+          <w:sz w:val="22"/>
+          <w:szCs w:val="22"/>
+        </w:rPr>
+        <w:t xml:space="preserve"/>
+      </w:r>
+    </w:p>
+    <w:p>
+      <w:pPr>
+        <w:spacing w:before="80" w:after="120" w:line="290"/>
+        <w:jc w:val="both"/>
+      </w:pPr>
+      <w:r>
+        <w:rPr>
+          <w:rFonts w:ascii="Arial" w:cs="Arial" w:eastAsia="Arial" w:hAnsi="Arial"/>
+          <w:b w:val="false"/>
+          <w:bCs w:val="false"/>
+          <w:i w:val="false"/>
+          <w:iCs w:val="false"/>
+          <w:color w:val="333333"/>
+          <w:sz w:val="22"/>
+          <w:szCs w:val="22"/>
+        </w:rPr>
+        <w:t xml:space="preserve"/>
+      </w:r>
+    </w:p>
+    <w:p>
+      <w:pPr>
+        <w:spacing w:before="80" w:after="120" w:line="290"/>
+        <w:jc w:val="both"/>
+      </w:pPr>
+      <w:r>
+        <w:rPr>
+          <w:rFonts w:ascii="Arial" w:cs="Arial" w:eastAsia="Arial" w:hAnsi="Arial"/>
+          <w:b w:val="false"/>
+          <w:bCs w:val="false"/>
+          <w:i w:val="false"/>
+          <w:iCs w:val="false"/>
+          <w:color w:val="333333"/>
+          <w:sz w:val="22"/>
+          <w:szCs w:val="22"/>
+        </w:rPr>
+        <w:t xml:space="preserve">Figure IV-5: Activite import clients</w:t>
+      </w:r>
+    </w:p>
+    <w:p>
+      <w:pPr>
+        <w:jc w:val="center"/>
+        <w:spacing w:before="120" w:after="120"/>
+      </w:pPr>
+      <w:r>
+        <w:drawing>
+          <wp:inline distT="0" distB="0" distL="0" distR="0">
+            <wp:extent cx="5943600" cy="3703983"/>
+            <wp:effectExtent l="0" t="0" r="0" b="0"/>
+            <wp:docPr id="14" name="Picture 14"/>
+            <wp:cNvGraphicFramePr>
+              <a:graphicFrameLocks noChangeAspect="1"/>
+            </wp:cNvGraphicFramePr>
+            <a:graphic>
+              <a:graphicData uri="http://schemas.openxmlformats.org/drawingml/2006/picture">
+                <pic:pic>
+                  <pic:nvPicPr>
+                    <pic:cNvPr id="14" name="image5.svg"/>
+                    <pic:cNvPicPr/>
+                  </pic:nvPicPr>
+                  <pic:blipFill>
+                    <a:blip r:embed="rId13" cstate="print"/>
+                    <a:stretch>
+                      <a:fillRect/>
+                    </a:stretch>
+                  </pic:blipFill>
+                  <pic:spPr>
+                    <a:xfrm>
+                      <a:off x="0" y="0"/>
+                      <a:ext cx="5943600" cy="3703983"/>
+                    </a:xfrm>
+                    <a:prstGeom prst="rect">
+                      <a:avLst/>
+                    </a:prstGeom>
+                  </pic:spPr>
+                </pic:pic>
+              </a:graphicData>
+            </a:graphic>
+          </wp:inline>
+        </w:drawing>
+      </w:r>
+    </w:p>
+    <w:p>
+      <w:pPr>
+        <w:spacing w:before="80" w:after="120" w:line="290"/>
+        <w:jc w:val="both"/>
+      </w:pPr>
+      <w:r>
+        <w:rPr>
+          <w:rFonts w:ascii="Arial" w:cs="Arial" w:eastAsia="Arial" w:hAnsi="Arial"/>
+          <w:b w:val="false"/>
+          <w:bCs w:val="false"/>
+          <w:i w:val="false"/>
+          <w:iCs w:val="false"/>
+          <w:color w:val="333333"/>
+          <w:sz w:val="22"/>
+          <w:szCs w:val="22"/>
+        </w:rPr>
+        <w:t xml:space="preserve"/>
+      </w:r>
+    </w:p>
+    <w:p>
+      <w:pPr>
+        <w:spacing w:before="80" w:after="120" w:line="290"/>
+        <w:jc w:val="both"/>
+      </w:pPr>
+      <w:r>
+        <w:rPr>
+          <w:rFonts w:ascii="Arial" w:cs="Arial" w:eastAsia="Arial" w:hAnsi="Arial"/>
+          <w:b w:val="false"/>
+          <w:bCs w:val="false"/>
+          <w:i w:val="false"/>
+          <w:iCs w:val="false"/>
+          <w:color w:val="333333"/>
+          <w:sz w:val="22"/>
+          <w:szCs w:val="22"/>
+        </w:rPr>
+        <w:t xml:space="preserve"/>
+      </w:r>
+    </w:p>
+    <w:p>
+      <w:pPr>
+        <w:spacing w:before="80" w:after="120" w:line="290"/>
+        <w:jc w:val="both"/>
+      </w:pPr>
+      <w:r>
+        <w:rPr>
+          <w:rFonts w:ascii="Arial" w:cs="Arial" w:eastAsia="Arial" w:hAnsi="Arial"/>
+          <w:b w:val="false"/>
+          <w:bCs w:val="false"/>
+          <w:i w:val="false"/>
+          <w:iCs w:val="false"/>
+          <w:color w:val="333333"/>
+          <w:sz w:val="22"/>
+          <w:szCs w:val="22"/>
+        </w:rPr>
+        <w:t xml:space="preserve"/>
+      </w:r>
+    </w:p>
+    <w:p>
+      <w:pPr>
+        <w:spacing w:before="80" w:after="120" w:line="290"/>
+        <w:jc w:val="both"/>
+      </w:pPr>
+      <w:r>
+        <w:rPr>
+          <w:rFonts w:ascii="Arial" w:cs="Arial" w:eastAsia="Arial" w:hAnsi="Arial"/>
+          <w:b w:val="false"/>
+          <w:bCs w:val="false"/>
+          <w:i w:val="false"/>
+          <w:iCs w:val="false"/>
+          <w:color w:val="333333"/>
+          <w:sz w:val="22"/>
+          <w:szCs w:val="22"/>
+        </w:rPr>
+        <w:t xml:space="preserve"/>
+      </w:r>
+    </w:p>
+    <w:p>
+      <w:pPr>
+        <w:spacing w:before="80" w:after="120" w:line="290"/>
+        <w:jc w:val="both"/>
+      </w:pPr>
+      <w:r>
+        <w:rPr>
+          <w:rFonts w:ascii="Arial" w:cs="Arial" w:eastAsia="Arial" w:hAnsi="Arial"/>
+          <w:b w:val="false"/>
+          <w:bCs w:val="false"/>
+          <w:i w:val="false"/>
+          <w:iCs w:val="false"/>
+          <w:color w:val="333333"/>
+          <w:sz w:val="22"/>
+          <w:szCs w:val="22"/>
+        </w:rPr>
+        <w:t xml:space="preserve">Figure IV-6: Activite paiement abonnement</w:t>
+      </w:r>
+    </w:p>
+    <w:p>
+      <w:pPr>
+        <w:jc w:val="center"/>
+        <w:spacing w:before="120" w:after="120"/>
+      </w:pPr>
+      <w:r>
+        <w:drawing>
+          <wp:inline distT="0" distB="0" distL="0" distR="0">
+            <wp:extent cx="5943600" cy="3273287"/>
+            <wp:effectExtent l="0" t="0" r="0" b="0"/>
+            <wp:docPr id="13" name="Picture 13"/>
+            <wp:cNvGraphicFramePr>
+              <a:graphicFrameLocks noChangeAspect="1"/>
+            </wp:cNvGraphicFramePr>
+            <a:graphic>
+              <a:graphicData uri="http://schemas.openxmlformats.org/drawingml/2006/picture">
+                <pic:pic>
+                  <pic:nvPicPr>
+                    <pic:cNvPr id="13" name="image6.svg"/>
+                    <pic:cNvPicPr/>
+                  </pic:nvPicPr>
+                  <pic:blipFill>
+                    <a:blip r:embed="rId14" cstate="print"/>
+                    <a:stretch>
+                      <a:fillRect/>
+                    </a:stretch>
+                  </pic:blipFill>
+                  <pic:spPr>
+                    <a:xfrm>
+                      <a:off x="0" y="0"/>
+                      <a:ext cx="5943600" cy="3273287"/>
+                    </a:xfrm>
+                    <a:prstGeom prst="rect">
+                      <a:avLst/>
+                    </a:prstGeom>
+                  </pic:spPr>
+                </pic:pic>
+              </a:graphicData>
+            </a:graphic>
+          </wp:inline>
+        </w:drawing>
+      </w:r>
+    </w:p>
+    <w:p>
+      <w:pPr>
+        <w:spacing w:before="80" w:after="120" w:line="290"/>
+        <w:jc w:val="both"/>
+      </w:pPr>
+      <w:r>
+        <w:rPr>
+          <w:rFonts w:ascii="Arial" w:cs="Arial" w:eastAsia="Arial" w:hAnsi="Arial"/>
+          <w:b w:val="false"/>
+          <w:bCs w:val="false"/>
+          <w:i w:val="false"/>
+          <w:iCs w:val="false"/>
+          <w:color w:val="333333"/>
+          <w:sz w:val="22"/>
+          <w:szCs w:val="22"/>
+        </w:rPr>
+        <w:t xml:space="preserve"/>
+      </w:r>
+    </w:p>
+    <w:p>
+      <w:pPr>
+        <w:spacing w:before="80" w:after="120" w:line="290"/>
+        <w:jc w:val="both"/>
+      </w:pPr>
+      <w:r>
+        <w:rPr>
+          <w:rFonts w:ascii="Arial" w:cs="Arial" w:eastAsia="Arial" w:hAnsi="Arial"/>
+          <w:b w:val="false"/>
+          <w:bCs w:val="false"/>
+          <w:i w:val="false"/>
+          <w:iCs w:val="false"/>
+          <w:color w:val="333333"/>
+          <w:sz w:val="22"/>
+          <w:szCs w:val="22"/>
+        </w:rPr>
+        <w:t xml:space="preserve"/>
+      </w:r>
+    </w:p>
+    <w:p>
+      <w:pPr>
+        <w:spacing w:before="80" w:after="120" w:line="290"/>
+        <w:jc w:val="both"/>
+      </w:pPr>
+      <w:r>
+        <w:rPr>
+          <w:rFonts w:ascii="Arial" w:cs="Arial" w:eastAsia="Arial" w:hAnsi="Arial"/>
+          <w:b w:val="false"/>
+          <w:bCs w:val="false"/>
+          <w:i w:val="false"/>
+          <w:iCs w:val="false"/>
+          <w:color w:val="333333"/>
+          <w:sz w:val="22"/>
+          <w:szCs w:val="22"/>
+        </w:rPr>
+        <w:t xml:space="preserve"/>
+      </w:r>
+    </w:p>
+    <w:p>
+      <w:pPr>
+        <w:spacing w:before="80" w:after="120" w:line="290"/>
+        <w:jc w:val="both"/>
+      </w:pPr>
+      <w:r>
+        <w:rPr>
+          <w:rFonts w:ascii="Arial" w:cs="Arial" w:eastAsia="Arial" w:hAnsi="Arial"/>
+          <w:b w:val="false"/>
+          <w:bCs w:val="false"/>
+          <w:i w:val="false"/>
+          <w:iCs w:val="false"/>
+          <w:color w:val="333333"/>
+          <w:sz w:val="22"/>
+          <w:szCs w:val="22"/>
+        </w:rPr>
+        <w:t xml:space="preserve"/>
+      </w:r>
+    </w:p>
+    <w:p>
+      <w:pPr>
+        <w:pStyle w:val="Heading2"/>
+        <w:spacing w:before="280" w:after="160"/>
+      </w:pPr>
+      <w:r>
+        <w:rPr>
+          <w:rFonts w:ascii="Arial" w:cs="Arial" w:eastAsia="Arial" w:hAnsi="Arial"/>
+          <w:b/>
+          <w:bCs/>
+          <w:color w:val="1A4FAD"/>
+          <w:sz w:val="28"/>
+          <w:szCs w:val="28"/>
+        </w:rPr>
+        <w:t xml:space="preserve">IV.8. Diagrammes de Sequence</w:t>
+      </w:r>
+    </w:p>
+    <w:p>
+      <w:pPr>
+        <w:spacing w:before="80" w:after="120" w:line="290"/>
+        <w:jc w:val="both"/>
+      </w:pPr>
+      <w:r>
+        <w:rPr>
+          <w:rFonts w:ascii="Arial" w:cs="Arial" w:eastAsia="Arial" w:hAnsi="Arial"/>
+          <w:b w:val="false"/>
+          <w:bCs w:val="false"/>
+          <w:i w:val="false"/>
+          <w:iCs w:val="false"/>
+          <w:color w:val="333333"/>
+          <w:sz w:val="22"/>
+          <w:szCs w:val="22"/>
+        </w:rPr>
+        <w:t xml:space="preserve">Figure IV-7: Sequence login/auth</w:t>
+      </w:r>
+    </w:p>
+    <w:p>
+      <w:pPr>
+        <w:jc w:val="center"/>
+        <w:spacing w:before="120" w:after="120"/>
+      </w:pPr>
+      <w:r>
+        <w:drawing>
+          <wp:inline distT="0" distB="0" distL="0" distR="0">
+            <wp:extent cx="5943600" cy="4697361"/>
+            <wp:effectExtent l="0" t="0" r="0" b="0"/>
+            <wp:docPr id="12" name="Picture 12"/>
+            <wp:cNvGraphicFramePr>
+              <a:graphicFrameLocks noChangeAspect="1"/>
+            </wp:cNvGraphicFramePr>
+            <a:graphic>
+              <a:graphicData uri="http://schemas.openxmlformats.org/drawingml/2006/picture">
+                <pic:pic>
+                  <pic:nvPicPr>
+                    <pic:cNvPr id="12" name="image7.svg"/>
+                    <pic:cNvPicPr/>
+                  </pic:nvPicPr>
+                  <pic:blipFill>
+                    <a:blip r:embed="rId15" cstate="print"/>
+                    <a:stretch>
+                      <a:fillRect/>
+                    </a:stretch>
+                  </pic:blipFill>
+                  <pic:spPr>
+                    <a:xfrm>
+                      <a:off x="0" y="0"/>
+                      <a:ext cx="5943600" cy="4697361"/>
+                    </a:xfrm>
+                    <a:prstGeom prst="rect">
+                      <a:avLst/>
+                    </a:prstGeom>
+                  </pic:spPr>
+                </pic:pic>
+              </a:graphicData>
+            </a:graphic>
+          </wp:inline>
+        </w:drawing>
+      </w:r>
+    </w:p>
+    <w:p>
+      <w:pPr>
+        <w:spacing w:before="80" w:after="120" w:line="290"/>
+        <w:jc w:val="both"/>
+      </w:pPr>
+      <w:r>
+        <w:rPr>
+          <w:rFonts w:ascii="Arial" w:cs="Arial" w:eastAsia="Arial" w:hAnsi="Arial"/>
+          <w:b w:val="false"/>
+          <w:bCs w:val="false"/>
+          <w:i w:val="false"/>
+          <w:iCs w:val="false"/>
+          <w:color w:val="333333"/>
+          <w:sz w:val="22"/>
+          <w:szCs w:val="22"/>
+        </w:rPr>
+        <w:t xml:space="preserve"/>
+      </w:r>
+    </w:p>
+    <w:p>
+      <w:pPr>
+        <w:spacing w:before="80" w:after="120" w:line="290"/>
+        <w:jc w:val="both"/>
+      </w:pPr>
+      <w:r>
+        <w:rPr>
+          <w:rFonts w:ascii="Arial" w:cs="Arial" w:eastAsia="Arial" w:hAnsi="Arial"/>
+          <w:b w:val="false"/>
+          <w:bCs w:val="false"/>
+          <w:i w:val="false"/>
+          <w:iCs w:val="false"/>
+          <w:color w:val="333333"/>
+          <w:sz w:val="22"/>
+          <w:szCs w:val="22"/>
+        </w:rPr>
+        <w:t xml:space="preserve"/>
+      </w:r>
+    </w:p>
+    <w:p>
+      <w:pPr>
+        <w:spacing w:before="80" w:after="120" w:line="290"/>
+        <w:jc w:val="both"/>
+      </w:pPr>
+      <w:r>
+        <w:rPr>
+          <w:rFonts w:ascii="Arial" w:cs="Arial" w:eastAsia="Arial" w:hAnsi="Arial"/>
+          <w:b w:val="false"/>
+          <w:bCs w:val="false"/>
+          <w:i w:val="false"/>
+          <w:iCs w:val="false"/>
+          <w:color w:val="333333"/>
+          <w:sz w:val="22"/>
+          <w:szCs w:val="22"/>
+        </w:rPr>
+        <w:t xml:space="preserve"/>
+      </w:r>
+    </w:p>
+    <w:p>
+      <w:pPr>
+        <w:spacing w:before="80" w:after="120" w:line="290"/>
+        <w:jc w:val="both"/>
+      </w:pPr>
+      <w:r>
+        <w:rPr>
+          <w:rFonts w:ascii="Arial" w:cs="Arial" w:eastAsia="Arial" w:hAnsi="Arial"/>
+          <w:b w:val="false"/>
+          <w:bCs w:val="false"/>
+          <w:i w:val="false"/>
+          <w:iCs w:val="false"/>
+          <w:color w:val="333333"/>
+          <w:sz w:val="22"/>
+          <w:szCs w:val="22"/>
+        </w:rPr>
+        <w:t xml:space="preserve"/>
+      </w:r>
+    </w:p>
+    <w:p>
+      <w:pPr>
+        <w:spacing w:before="80" w:after="120" w:line="290"/>
+        <w:jc w:val="both"/>
+      </w:pPr>
+      <w:r>
+        <w:rPr>
+          <w:rFonts w:ascii="Arial" w:cs="Arial" w:eastAsia="Arial" w:hAnsi="Arial"/>
+          <w:b w:val="false"/>
+          <w:bCs w:val="false"/>
+          <w:i w:val="false"/>
+          <w:iCs w:val="false"/>
+          <w:color w:val="333333"/>
+          <w:sz w:val="22"/>
+          <w:szCs w:val="22"/>
+        </w:rPr>
+        <w:t xml:space="preserve">Figure IV-8: Sequence approbation admin</w:t>
+      </w:r>
+    </w:p>
+    <w:p>
+      <w:pPr>
+        <w:jc w:val="center"/>
+        <w:spacing w:before="120" w:after="120"/>
+      </w:pPr>
+      <w:r>
+        <w:drawing>
+          <wp:inline distT="0" distB="0" distL="0" distR="0">
+            <wp:extent cx="5943600" cy="4220817"/>
+            <wp:effectExtent l="0" t="0" r="0" b="0"/>
+            <wp:docPr id="11" name="Picture 11"/>
+            <wp:cNvGraphicFramePr>
+              <a:graphicFrameLocks noChangeAspect="1"/>
+            </wp:cNvGraphicFramePr>
+            <a:graphic>
+              <a:graphicData uri="http://schemas.openxmlformats.org/drawingml/2006/picture">
+                <pic:pic>
+                  <pic:nvPicPr>
+                    <pic:cNvPr id="11" name="image8.svg"/>
+                    <pic:cNvPicPr/>
+                  </pic:nvPicPr>
+                  <pic:blipFill>
+                    <a:blip r:embed="rId16" cstate="print"/>
+                    <a:stretch>
+                      <a:fillRect/>
+                    </a:stretch>
+                  </pic:blipFill>
+                  <pic:spPr>
+                    <a:xfrm>
+                      <a:off x="0" y="0"/>
+                      <a:ext cx="5943600" cy="4220817"/>
+                    </a:xfrm>
+                    <a:prstGeom prst="rect">
+                      <a:avLst/>
+                    </a:prstGeom>
+                  </pic:spPr>
+                </pic:pic>
+              </a:graphicData>
+            </a:graphic>
+          </wp:inline>
+        </w:drawing>
+      </w:r>
+    </w:p>
+    <w:p>
+      <w:pPr>
+        <w:spacing w:before="80" w:after="120" w:line="290"/>
+        <w:jc w:val="both"/>
+      </w:pPr>
+      <w:r>
+        <w:rPr>
+          <w:rFonts w:ascii="Arial" w:cs="Arial" w:eastAsia="Arial" w:hAnsi="Arial"/>
+          <w:b w:val="false"/>
+          <w:bCs w:val="false"/>
+          <w:i w:val="false"/>
+          <w:iCs w:val="false"/>
+          <w:color w:val="333333"/>
+          <w:sz w:val="22"/>
+          <w:szCs w:val="22"/>
+        </w:rPr>
+        <w:t xml:space="preserve"/>
+      </w:r>
+    </w:p>
+    <w:p>
+      <w:pPr>
+        <w:spacing w:before="80" w:after="120" w:line="290"/>
+        <w:jc w:val="both"/>
+      </w:pPr>
+      <w:r>
+        <w:rPr>
+          <w:rFonts w:ascii="Arial" w:cs="Arial" w:eastAsia="Arial" w:hAnsi="Arial"/>
+          <w:b w:val="false"/>
+          <w:bCs w:val="false"/>
+          <w:i w:val="false"/>
+          <w:iCs w:val="false"/>
+          <w:color w:val="333333"/>
+          <w:sz w:val="22"/>
+          <w:szCs w:val="22"/>
+        </w:rPr>
+        <w:t xml:space="preserve"/>
+      </w:r>
+    </w:p>
+    <w:p>
+      <w:pPr>
+        <w:spacing w:before="80" w:after="120" w:line="290"/>
+        <w:jc w:val="both"/>
+      </w:pPr>
+      <w:r>
+        <w:rPr>
+          <w:rFonts w:ascii="Arial" w:cs="Arial" w:eastAsia="Arial" w:hAnsi="Arial"/>
+          <w:b w:val="false"/>
+          <w:bCs w:val="false"/>
+          <w:i w:val="false"/>
+          <w:iCs w:val="false"/>
+          <w:color w:val="333333"/>
+          <w:sz w:val="22"/>
+          <w:szCs w:val="22"/>
+        </w:rPr>
+        <w:t xml:space="preserve"/>
+      </w:r>
+    </w:p>
+    <w:p>
+      <w:pPr>
+        <w:spacing w:before="80" w:after="120" w:line="290"/>
+        <w:jc w:val="both"/>
+      </w:pPr>
+      <w:r>
+        <w:rPr>
+          <w:rFonts w:ascii="Arial" w:cs="Arial" w:eastAsia="Arial" w:hAnsi="Arial"/>
+          <w:b w:val="false"/>
+          <w:bCs w:val="false"/>
+          <w:i w:val="false"/>
+          <w:iCs w:val="false"/>
+          <w:color w:val="333333"/>
+          <w:sz w:val="22"/>
+          <w:szCs w:val="22"/>
+        </w:rPr>
+        <w:t xml:space="preserve"/>
+      </w:r>
+    </w:p>
+    <w:p>
+      <w:pPr>
+        <w:spacing w:before="80" w:after="120" w:line="290"/>
+        <w:jc w:val="both"/>
+      </w:pPr>
+      <w:r>
+        <w:rPr>
+          <w:rFonts w:ascii="Arial" w:cs="Arial" w:eastAsia="Arial" w:hAnsi="Arial"/>
+          <w:b w:val="false"/>
+          <w:bCs w:val="false"/>
+          <w:i w:val="false"/>
+          <w:iCs w:val="false"/>
+          <w:color w:val="333333"/>
+          <w:sz w:val="22"/>
+          <w:szCs w:val="22"/>
+        </w:rPr>
+        <w:t xml:space="preserve">Figure IV-9: Sequence import clients</w:t>
+      </w:r>
+    </w:p>
+    <w:p>
+      <w:pPr>
+        <w:jc w:val="center"/>
+        <w:spacing w:before="120" w:after="120"/>
+      </w:pPr>
+      <w:r>
+        <w:drawing>
+          <wp:inline distT="0" distB="0" distL="0" distR="0">
+            <wp:extent cx="5943600" cy="4353059"/>
+            <wp:effectExtent l="0" t="0" r="0" b="0"/>
+            <wp:docPr id="10" name="Picture 10"/>
+            <wp:cNvGraphicFramePr>
+              <a:graphicFrameLocks noChangeAspect="1"/>
+            </wp:cNvGraphicFramePr>
+            <a:graphic>
+              <a:graphicData uri="http://schemas.openxmlformats.org/drawingml/2006/picture">
+                <pic:pic>
+                  <pic:nvPicPr>
+                    <pic:cNvPr id="10" name="image9.svg"/>
+                    <pic:cNvPicPr/>
+                  </pic:nvPicPr>
+                  <pic:blipFill>
+                    <a:blip r:embed="rId17" cstate="print"/>
+                    <a:stretch>
+                      <a:fillRect/>
+                    </a:stretch>
+                  </pic:blipFill>
+                  <pic:spPr>
+                    <a:xfrm>
+                      <a:off x="0" y="0"/>
+                      <a:ext cx="5943600" cy="4353059"/>
+                    </a:xfrm>
+                    <a:prstGeom prst="rect">
+                      <a:avLst/>
+                    </a:prstGeom>
+                  </pic:spPr>
+                </pic:pic>
+              </a:graphicData>
+            </a:graphic>
+          </wp:inline>
+        </w:drawing>
+      </w:r>
+    </w:p>
+    <w:p>
+      <w:pPr>
+        <w:spacing w:before="80" w:after="120" w:line="290"/>
+        <w:jc w:val="both"/>
+      </w:pPr>
+      <w:r>
+        <w:rPr>
+          <w:rFonts w:ascii="Arial" w:cs="Arial" w:eastAsia="Arial" w:hAnsi="Arial"/>
+          <w:b w:val="false"/>
+          <w:bCs w:val="false"/>
+          <w:i w:val="false"/>
+          <w:iCs w:val="false"/>
+          <w:color w:val="333333"/>
+          <w:sz w:val="22"/>
+          <w:szCs w:val="22"/>
+        </w:rPr>
+        <w:t xml:space="preserve"/>
+      </w:r>
+    </w:p>
+    <w:p>
+      <w:pPr>
+        <w:spacing w:before="80" w:after="120" w:line="290"/>
+        <w:jc w:val="both"/>
+      </w:pPr>
+      <w:r>
+        <w:rPr>
+          <w:rFonts w:ascii="Arial" w:cs="Arial" w:eastAsia="Arial" w:hAnsi="Arial"/>
+          <w:b w:val="false"/>
+          <w:bCs w:val="false"/>
+          <w:i w:val="false"/>
+          <w:iCs w:val="false"/>
+          <w:color w:val="333333"/>
+          <w:sz w:val="22"/>
+          <w:szCs w:val="22"/>
+        </w:rPr>
+        <w:t xml:space="preserve"/>
+      </w:r>
+    </w:p>
+    <w:p>
+      <w:pPr>
+        <w:spacing w:before="80" w:after="120" w:line="290"/>
+        <w:jc w:val="both"/>
+      </w:pPr>
+      <w:r>
+        <w:rPr>
+          <w:rFonts w:ascii="Arial" w:cs="Arial" w:eastAsia="Arial" w:hAnsi="Arial"/>
+          <w:b w:val="false"/>
+          <w:bCs w:val="false"/>
+          <w:i w:val="false"/>
+          <w:iCs w:val="false"/>
+          <w:color w:val="333333"/>
+          <w:sz w:val="22"/>
+          <w:szCs w:val="22"/>
+        </w:rPr>
+        <w:t xml:space="preserve"/>
+      </w:r>
+    </w:p>
+    <w:p>
+      <w:pPr>
+        <w:spacing w:before="80" w:after="120" w:line="290"/>
+        <w:jc w:val="both"/>
+      </w:pPr>
+      <w:r>
+        <w:rPr>
+          <w:rFonts w:ascii="Arial" w:cs="Arial" w:eastAsia="Arial" w:hAnsi="Arial"/>
+          <w:b w:val="false"/>
+          <w:bCs w:val="false"/>
+          <w:i w:val="false"/>
+          <w:iCs w:val="false"/>
+          <w:color w:val="333333"/>
+          <w:sz w:val="22"/>
+          <w:szCs w:val="22"/>
+        </w:rPr>
+        <w:t xml:space="preserve"/>
+      </w:r>
+    </w:p>
+    <w:p>
+      <w:pPr>
+        <w:spacing w:before="80" w:after="120" w:line="290"/>
+        <w:jc w:val="both"/>
+      </w:pPr>
+      <w:r>
+        <w:rPr>
+          <w:rFonts w:ascii="Arial" w:cs="Arial" w:eastAsia="Arial" w:hAnsi="Arial"/>
+          <w:b w:val="false"/>
+          <w:bCs w:val="false"/>
+          <w:i w:val="false"/>
+          <w:iCs w:val="false"/>
+          <w:color w:val="333333"/>
+          <w:sz w:val="22"/>
+          <w:szCs w:val="22"/>
+        </w:rPr>
+        <w:t xml:space="preserve">Figure IV-10: Sequence paiement abonnement</w:t>
+      </w:r>
+    </w:p>
+    <w:p>
+      <w:pPr>
+        <w:jc w:val="center"/>
+        <w:spacing w:before="120" w:after="120"/>
+      </w:pPr>
+      <w:r>
+        <w:drawing>
+          <wp:inline distT="0" distB="0" distL="0" distR="0">
+            <wp:extent cx="5943600" cy="4220817"/>
+            <wp:effectExtent l="0" t="0" r="0" b="0"/>
+            <wp:docPr id="9" name="Picture 9"/>
+            <wp:cNvGraphicFramePr>
+              <a:graphicFrameLocks noChangeAspect="1"/>
+            </wp:cNvGraphicFramePr>
+            <a:graphic>
+              <a:graphicData uri="http://schemas.openxmlformats.org/drawingml/2006/picture">
+                <pic:pic>
+                  <pic:nvPicPr>
+                    <pic:cNvPr id="9" name="image10.svg"/>
+                    <pic:cNvPicPr/>
+                  </pic:nvPicPr>
+                  <pic:blipFill>
+                    <a:blip r:embed="rId18" cstate="print"/>
+                    <a:stretch>
+                      <a:fillRect/>
+                    </a:stretch>
+                  </pic:blipFill>
+                  <pic:spPr>
+                    <a:xfrm>
+                      <a:off x="0" y="0"/>
+                      <a:ext cx="5943600" cy="4220817"/>
+                    </a:xfrm>
+                    <a:prstGeom prst="rect">
+                      <a:avLst/>
+                    </a:prstGeom>
+                  </pic:spPr>
+                </pic:pic>
+              </a:graphicData>
+            </a:graphic>
+          </wp:inline>
+        </w:drawing>
+      </w:r>
+    </w:p>
+    <w:p>
+      <w:pPr>
+        <w:spacing w:before="80" w:after="120" w:line="290"/>
+        <w:jc w:val="both"/>
+      </w:pPr>
+      <w:r>
+        <w:rPr>
+          <w:rFonts w:ascii="Arial" w:cs="Arial" w:eastAsia="Arial" w:hAnsi="Arial"/>
+          <w:b w:val="false"/>
+          <w:bCs w:val="false"/>
+          <w:i w:val="false"/>
+          <w:iCs w:val="false"/>
+          <w:color w:val="333333"/>
+          <w:sz w:val="22"/>
+          <w:szCs w:val="22"/>
+        </w:rPr>
+        <w:t xml:space="preserve"/>
+      </w:r>
+    </w:p>
+    <w:p>
+      <w:pPr>
+        <w:spacing w:before="80" w:after="120" w:line="290"/>
+        <w:jc w:val="both"/>
+      </w:pPr>
+      <w:r>
+        <w:rPr>
+          <w:rFonts w:ascii="Arial" w:cs="Arial" w:eastAsia="Arial" w:hAnsi="Arial"/>
+          <w:b w:val="false"/>
+          <w:bCs w:val="false"/>
+          <w:i w:val="false"/>
+          <w:iCs w:val="false"/>
+          <w:color w:val="333333"/>
+          <w:sz w:val="22"/>
+          <w:szCs w:val="22"/>
+        </w:rPr>
+        <w:t xml:space="preserve"/>
+      </w:r>
+    </w:p>
+    <w:p>
+      <w:pPr>
+        <w:spacing w:before="80" w:after="120" w:line="290"/>
+        <w:jc w:val="both"/>
+      </w:pPr>
+      <w:r>
+        <w:rPr>
+          <w:rFonts w:ascii="Arial" w:cs="Arial" w:eastAsia="Arial" w:hAnsi="Arial"/>
+          <w:b w:val="false"/>
+          <w:bCs w:val="false"/>
+          <w:i w:val="false"/>
+          <w:iCs w:val="false"/>
+          <w:color w:val="333333"/>
+          <w:sz w:val="22"/>
+          <w:szCs w:val="22"/>
+        </w:rPr>
+        <w:t xml:space="preserve"/>
+      </w:r>
+    </w:p>
+    <w:p>
+      <w:pPr>
+        <w:spacing w:before="80" w:after="120" w:line="290"/>
+        <w:jc w:val="both"/>
+      </w:pPr>
+      <w:r>
+        <w:rPr>
+          <w:rFonts w:ascii="Arial" w:cs="Arial" w:eastAsia="Arial" w:hAnsi="Arial"/>
+          <w:b w:val="false"/>
+          <w:bCs w:val="false"/>
+          <w:i w:val="false"/>
+          <w:iCs w:val="false"/>
+          <w:color w:val="333333"/>
+          <w:sz w:val="22"/>
+          <w:szCs w:val="22"/>
+        </w:rPr>
+        <w:t xml:space="preserve"/>
+      </w:r>
+    </w:p>
+    <w:p>
+      <w:pPr>
+        <w:pStyle w:val="Heading2"/>
+        <w:spacing w:before="280" w:after="160"/>
+      </w:pPr>
+      <w:r>
+        <w:rPr>
+          <w:rFonts w:ascii="Arial" w:cs="Arial" w:eastAsia="Arial" w:hAnsi="Arial"/>
+          <w:b/>
+          <w:bCs/>
+          <w:color w:val="1A4FAD"/>
+          <w:sz w:val="28"/>
+          <w:szCs w:val="28"/>
+        </w:rPr>
+        <w:t xml:space="preserve">IV.9. Architecture de la Solution</w:t>
+      </w:r>
+    </w:p>
+    <w:p>
+      <w:pPr>
+        <w:spacing w:before="80" w:after="120" w:line="290"/>
+        <w:jc w:val="both"/>
+      </w:pPr>
+      <w:r>
+        <w:rPr>
+          <w:rFonts w:ascii="Arial" w:cs="Arial" w:eastAsia="Arial" w:hAnsi="Arial"/>
+          <w:b w:val="false"/>
+          <w:bCs w:val="false"/>
+          <w:i w:val="false"/>
+          <w:iCs w:val="false"/>
+          <w:color w:val="333333"/>
+          <w:sz w:val="22"/>
+          <w:szCs w:val="22"/>
+        </w:rPr>
+        <w:t xml:space="preserve">KYA adopte une separation claire frontend / backend. Le frontend (React/Vite/TypeScript) porte l'interface metier et l'experience utilisateur. Le backend (Next.js) expose les API, applique les regles de securite, orchestre les services metier et persiste les donnees via Prisma/PostgreSQL.</w:t>
+      </w:r>
+    </w:p>
+    <w:p>
+      <w:pPr>
+        <w:spacing w:before="80" w:after="120" w:line="290"/>
+        <w:jc w:val="both"/>
+      </w:pPr>
+      <w:r>
+        <w:rPr>
+          <w:rFonts w:ascii="Arial" w:cs="Arial" w:eastAsia="Arial" w:hAnsi="Arial"/>
+          <w:b w:val="false"/>
+          <w:bCs w:val="false"/>
+          <w:i w:val="false"/>
+          <w:iCs w:val="false"/>
+          <w:color w:val="333333"/>
+          <w:sz w:val="22"/>
+          <w:szCs w:val="22"/>
+        </w:rPr>
+        <w:t xml:space="preserve">La solution integre aussi des services externes: Cloudinary pour les fichiers, Brevo pour les notifications email, et un provider de paiement pour les transactions (webhooks signes).</w:t>
+      </w:r>
+    </w:p>
+    <w:p>
+      <w:pPr>
+        <w:spacing w:before="80" w:after="120" w:line="290"/>
+        <w:jc w:val="both"/>
+      </w:pPr>
+      <w:r>
+        <w:rPr>
+          <w:rFonts w:ascii="Arial" w:cs="Arial" w:eastAsia="Arial" w:hAnsi="Arial"/>
+          <w:b w:val="false"/>
+          <w:bCs w:val="false"/>
+          <w:i w:val="false"/>
+          <w:iCs w:val="false"/>
+          <w:color w:val="333333"/>
+          <w:sz w:val="22"/>
+          <w:szCs w:val="22"/>
+        </w:rPr>
+        <w:t xml:space="preserve">Figure IV-11: Architecture globale</w:t>
+      </w:r>
+    </w:p>
+    <w:p>
+      <w:pPr>
+        <w:jc w:val="center"/>
+        <w:spacing w:before="120" w:after="120"/>
+      </w:pPr>
+      <w:r>
+        <w:drawing>
+          <wp:inline distT="0" distB="0" distL="0" distR="0">
+            <wp:extent cx="5943600" cy="3549650"/>
+            <wp:effectExtent l="0" t="0" r="0" b="0"/>
+            <wp:docPr id="8" name="Picture 8"/>
+            <wp:cNvGraphicFramePr>
+              <a:graphicFrameLocks noChangeAspect="1"/>
+            </wp:cNvGraphicFramePr>
+            <a:graphic>
+              <a:graphicData uri="http://schemas.openxmlformats.org/drawingml/2006/picture">
+                <pic:pic>
+                  <pic:nvPicPr>
+                    <pic:cNvPr id="8" name="image11.svg"/>
+                    <pic:cNvPicPr/>
+                  </pic:nvPicPr>
+                  <pic:blipFill>
+                    <a:blip r:embed="rId19" cstate="print"/>
+                    <a:stretch>
+                      <a:fillRect/>
+                    </a:stretch>
+                  </pic:blipFill>
+                  <pic:spPr>
+                    <a:xfrm>
+                      <a:off x="0" y="0"/>
+                      <a:ext cx="5943600" cy="3549650"/>
+                    </a:xfrm>
+                    <a:prstGeom prst="rect">
+                      <a:avLst/>
+                    </a:prstGeom>
+                  </pic:spPr>
+                </pic:pic>
+              </a:graphicData>
+            </a:graphic>
+          </wp:inline>
+        </w:drawing>
+      </w:r>
+    </w:p>
+    <w:p>
+      <w:pPr>
+        <w:spacing w:before="80" w:after="120" w:line="290"/>
+        <w:jc w:val="both"/>
+      </w:pPr>
+      <w:r>
+        <w:rPr>
+          <w:rFonts w:ascii="Arial" w:cs="Arial" w:eastAsia="Arial" w:hAnsi="Arial"/>
+          <w:b w:val="false"/>
+          <w:bCs w:val="false"/>
+          <w:i w:val="false"/>
+          <w:iCs w:val="false"/>
+          <w:color w:val="333333"/>
+          <w:sz w:val="22"/>
+          <w:szCs w:val="22"/>
+        </w:rPr>
+        <w:t xml:space="preserve"/>
+      </w:r>
+    </w:p>
+    <w:p>
+      <w:pPr>
+        <w:spacing w:before="80" w:after="120" w:line="290"/>
+        <w:jc w:val="both"/>
+      </w:pPr>
+      <w:r>
+        <w:rPr>
+          <w:rFonts w:ascii="Arial" w:cs="Arial" w:eastAsia="Arial" w:hAnsi="Arial"/>
+          <w:b w:val="false"/>
+          <w:bCs w:val="false"/>
+          <w:i w:val="false"/>
+          <w:iCs w:val="false"/>
+          <w:color w:val="333333"/>
+          <w:sz w:val="22"/>
+          <w:szCs w:val="22"/>
+        </w:rPr>
+        <w:t xml:space="preserve"/>
+      </w:r>
+    </w:p>
+    <w:p>
+      <w:pPr>
+        <w:spacing w:before="80" w:after="120" w:line="290"/>
+        <w:jc w:val="both"/>
+      </w:pPr>
+      <w:r>
+        <w:rPr>
+          <w:rFonts w:ascii="Arial" w:cs="Arial" w:eastAsia="Arial" w:hAnsi="Arial"/>
+          <w:b w:val="false"/>
+          <w:bCs w:val="false"/>
+          <w:i w:val="false"/>
+          <w:iCs w:val="false"/>
+          <w:color w:val="333333"/>
+          <w:sz w:val="22"/>
+          <w:szCs w:val="22"/>
+        </w:rPr>
+        <w:t xml:space="preserve"/>
+      </w:r>
+    </w:p>
+    <w:p>
+      <w:pPr>
+        <w:spacing w:before="80" w:after="120" w:line="290"/>
+        <w:jc w:val="both"/>
+      </w:pPr>
+      <w:r>
+        <w:rPr>
+          <w:rFonts w:ascii="Arial" w:cs="Arial" w:eastAsia="Arial" w:hAnsi="Arial"/>
+          <w:b w:val="false"/>
+          <w:bCs w:val="false"/>
+          <w:i w:val="false"/>
+          <w:iCs w:val="false"/>
+          <w:color w:val="333333"/>
+          <w:sz w:val="22"/>
+          <w:szCs w:val="22"/>
+        </w:rPr>
+        <w:t xml:space="preserve"/>
+      </w:r>
+    </w:p>
+    <w:p>
+      <w:pPr>
+        <w:spacing w:before="80" w:after="120" w:line="290"/>
+        <w:jc w:val="both"/>
+      </w:pPr>
+      <w:r>
+        <w:rPr>
+          <w:rFonts w:ascii="Arial" w:cs="Arial" w:eastAsia="Arial" w:hAnsi="Arial"/>
+          <w:b w:val="false"/>
+          <w:bCs w:val="false"/>
+          <w:i w:val="false"/>
+          <w:iCs w:val="false"/>
+          <w:color w:val="333333"/>
+          <w:sz w:val="22"/>
+          <w:szCs w:val="22"/>
+        </w:rPr>
+        <w:t xml:space="preserve">Figure IV-12: Architecture frontend</w:t>
+      </w:r>
+    </w:p>
+    <w:p>
+      <w:pPr>
+        <w:jc w:val="center"/>
+        <w:spacing w:before="120" w:after="120"/>
+      </w:pPr>
+      <w:r>
+        <w:drawing>
+          <wp:inline distT="0" distB="0" distL="0" distR="0">
+            <wp:extent cx="5943600" cy="3531704"/>
+            <wp:effectExtent l="0" t="0" r="0" b="0"/>
+            <wp:docPr id="7" name="Picture 7"/>
+            <wp:cNvGraphicFramePr>
+              <a:graphicFrameLocks noChangeAspect="1"/>
+            </wp:cNvGraphicFramePr>
+            <a:graphic>
+              <a:graphicData uri="http://schemas.openxmlformats.org/drawingml/2006/picture">
+                <pic:pic>
+                  <pic:nvPicPr>
+                    <pic:cNvPr id="7" name="image12.svg"/>
+                    <pic:cNvPicPr/>
+                  </pic:nvPicPr>
+                  <pic:blipFill>
+                    <a:blip r:embed="rId20" cstate="print"/>
+                    <a:stretch>
+                      <a:fillRect/>
+                    </a:stretch>
+                  </pic:blipFill>
+                  <pic:spPr>
+                    <a:xfrm>
+                      <a:off x="0" y="0"/>
+                      <a:ext cx="5943600" cy="3531704"/>
+                    </a:xfrm>
+                    <a:prstGeom prst="rect">
+                      <a:avLst/>
+                    </a:prstGeom>
+                  </pic:spPr>
+                </pic:pic>
+              </a:graphicData>
+            </a:graphic>
+          </wp:inline>
+        </w:drawing>
+      </w:r>
+    </w:p>
+    <w:p>
+      <w:pPr>
+        <w:spacing w:before="80" w:after="120" w:line="290"/>
+        <w:jc w:val="both"/>
+      </w:pPr>
+      <w:r>
+        <w:rPr>
+          <w:rFonts w:ascii="Arial" w:cs="Arial" w:eastAsia="Arial" w:hAnsi="Arial"/>
+          <w:b w:val="false"/>
+          <w:bCs w:val="false"/>
+          <w:i w:val="false"/>
+          <w:iCs w:val="false"/>
+          <w:color w:val="333333"/>
+          <w:sz w:val="22"/>
+          <w:szCs w:val="22"/>
+        </w:rPr>
+        <w:t xml:space="preserve"/>
+      </w:r>
+    </w:p>
+    <w:p>
+      <w:pPr>
+        <w:spacing w:before="80" w:after="120" w:line="290"/>
+        <w:jc w:val="both"/>
+      </w:pPr>
+      <w:r>
+        <w:rPr>
+          <w:rFonts w:ascii="Arial" w:cs="Arial" w:eastAsia="Arial" w:hAnsi="Arial"/>
+          <w:b w:val="false"/>
+          <w:bCs w:val="false"/>
+          <w:i w:val="false"/>
+          <w:iCs w:val="false"/>
+          <w:color w:val="333333"/>
+          <w:sz w:val="22"/>
+          <w:szCs w:val="22"/>
+        </w:rPr>
+        <w:t xml:space="preserve"/>
+      </w:r>
+    </w:p>
+    <w:p>
+      <w:pPr>
+        <w:spacing w:before="80" w:after="120" w:line="290"/>
+        <w:jc w:val="both"/>
+      </w:pPr>
+      <w:r>
+        <w:rPr>
+          <w:rFonts w:ascii="Arial" w:cs="Arial" w:eastAsia="Arial" w:hAnsi="Arial"/>
+          <w:b w:val="false"/>
+          <w:bCs w:val="false"/>
+          <w:i w:val="false"/>
+          <w:iCs w:val="false"/>
+          <w:color w:val="333333"/>
+          <w:sz w:val="22"/>
+          <w:szCs w:val="22"/>
+        </w:rPr>
+        <w:t xml:space="preserve"/>
+      </w:r>
+    </w:p>
+    <w:p>
+      <w:pPr>
+        <w:spacing w:before="80" w:after="120" w:line="290"/>
+        <w:jc w:val="both"/>
+      </w:pPr>
+      <w:r>
+        <w:rPr>
+          <w:rFonts w:ascii="Arial" w:cs="Arial" w:eastAsia="Arial" w:hAnsi="Arial"/>
+          <w:b w:val="false"/>
+          <w:bCs w:val="false"/>
+          <w:i w:val="false"/>
+          <w:iCs w:val="false"/>
+          <w:color w:val="333333"/>
+          <w:sz w:val="22"/>
+          <w:szCs w:val="22"/>
+        </w:rPr>
+        <w:t xml:space="preserve"/>
+      </w:r>
+    </w:p>
+    <w:p>
+      <w:pPr>
+        <w:spacing w:before="80" w:after="120" w:line="290"/>
+        <w:jc w:val="both"/>
+      </w:pPr>
+      <w:r>
+        <w:rPr>
+          <w:rFonts w:ascii="Arial" w:cs="Arial" w:eastAsia="Arial" w:hAnsi="Arial"/>
+          <w:b w:val="false"/>
+          <w:bCs w:val="false"/>
+          <w:i w:val="false"/>
+          <w:iCs w:val="false"/>
+          <w:color w:val="333333"/>
+          <w:sz w:val="22"/>
+          <w:szCs w:val="22"/>
+        </w:rPr>
+        <w:t xml:space="preserve">Figure IV-13: Architecture backend</w:t>
+      </w:r>
+    </w:p>
+    <w:p>
+      <w:pPr>
+        <w:jc w:val="center"/>
+        <w:spacing w:before="120" w:after="120"/>
+      </w:pPr>
+      <w:r>
+        <w:drawing>
+          <wp:inline distT="0" distB="0" distL="0" distR="0">
+            <wp:extent cx="5943600" cy="3714750"/>
+            <wp:effectExtent l="0" t="0" r="0" b="0"/>
+            <wp:docPr id="6" name="Picture 6"/>
+            <wp:cNvGraphicFramePr>
+              <a:graphicFrameLocks noChangeAspect="1"/>
+            </wp:cNvGraphicFramePr>
+            <a:graphic>
+              <a:graphicData uri="http://schemas.openxmlformats.org/drawingml/2006/picture">
+                <pic:pic>
+                  <pic:nvPicPr>
+                    <pic:cNvPr id="6" name="image13.svg"/>
+                    <pic:cNvPicPr/>
+                  </pic:nvPicPr>
+                  <pic:blipFill>
+                    <a:blip r:embed="rId21" cstate="print"/>
+                    <a:stretch>
+                      <a:fillRect/>
+                    </a:stretch>
+                  </pic:blipFill>
+                  <pic:spPr>
+                    <a:xfrm>
+                      <a:off x="0" y="0"/>
+                      <a:ext cx="5943600" cy="3714750"/>
+                    </a:xfrm>
+                    <a:prstGeom prst="rect">
+                      <a:avLst/>
+                    </a:prstGeom>
+                  </pic:spPr>
+                </pic:pic>
+              </a:graphicData>
+            </a:graphic>
+          </wp:inline>
+        </w:drawing>
+      </w:r>
+    </w:p>
+    <w:p>
+      <w:pPr>
+        <w:spacing w:before="80" w:after="120" w:line="290"/>
+        <w:jc w:val="both"/>
+      </w:pPr>
+      <w:r>
+        <w:rPr>
+          <w:rFonts w:ascii="Arial" w:cs="Arial" w:eastAsia="Arial" w:hAnsi="Arial"/>
+          <w:b w:val="false"/>
+          <w:bCs w:val="false"/>
+          <w:i w:val="false"/>
+          <w:iCs w:val="false"/>
+          <w:color w:val="333333"/>
+          <w:sz w:val="22"/>
+          <w:szCs w:val="22"/>
+        </w:rPr>
+        <w:t xml:space="preserve"/>
+      </w:r>
+    </w:p>
+    <w:p>
+      <w:pPr>
+        <w:spacing w:before="80" w:after="120" w:line="290"/>
+        <w:jc w:val="both"/>
+      </w:pPr>
+      <w:r>
+        <w:rPr>
+          <w:rFonts w:ascii="Arial" w:cs="Arial" w:eastAsia="Arial" w:hAnsi="Arial"/>
+          <w:b w:val="false"/>
+          <w:bCs w:val="false"/>
+          <w:i w:val="false"/>
+          <w:iCs w:val="false"/>
+          <w:color w:val="333333"/>
+          <w:sz w:val="22"/>
+          <w:szCs w:val="22"/>
+        </w:rPr>
+        <w:t xml:space="preserve"/>
+      </w:r>
+    </w:p>
+    <w:p>
+      <w:pPr>
+        <w:spacing w:before="80" w:after="120" w:line="290"/>
+        <w:jc w:val="both"/>
+      </w:pPr>
+      <w:r>
+        <w:rPr>
+          <w:rFonts w:ascii="Arial" w:cs="Arial" w:eastAsia="Arial" w:hAnsi="Arial"/>
+          <w:b w:val="false"/>
+          <w:bCs w:val="false"/>
+          <w:i w:val="false"/>
+          <w:iCs w:val="false"/>
+          <w:color w:val="333333"/>
+          <w:sz w:val="22"/>
+          <w:szCs w:val="22"/>
+        </w:rPr>
+        <w:t xml:space="preserve"/>
+      </w:r>
+    </w:p>
+    <w:p>
+      <w:pPr>
+        <w:spacing w:before="80" w:after="120" w:line="290"/>
+        <w:jc w:val="both"/>
+      </w:pPr>
+      <w:r>
+        <w:rPr>
+          <w:rFonts w:ascii="Arial" w:cs="Arial" w:eastAsia="Arial" w:hAnsi="Arial"/>
+          <w:b w:val="false"/>
+          <w:bCs w:val="false"/>
+          <w:i w:val="false"/>
+          <w:iCs w:val="false"/>
+          <w:color w:val="333333"/>
+          <w:sz w:val="22"/>
+          <w:szCs w:val="22"/>
+        </w:rPr>
+        <w:t xml:space="preserve"/>
+      </w:r>
+    </w:p>
+    <w:p>
+      <w:pPr>
+        <w:spacing w:before="80" w:after="120" w:line="290"/>
+        <w:jc w:val="both"/>
+      </w:pPr>
+      <w:r>
+        <w:rPr>
+          <w:rFonts w:ascii="Arial" w:cs="Arial" w:eastAsia="Arial" w:hAnsi="Arial"/>
+          <w:b w:val="false"/>
+          <w:bCs w:val="false"/>
+          <w:i w:val="false"/>
+          <w:iCs w:val="false"/>
+          <w:color w:val="333333"/>
+          <w:sz w:val="22"/>
+          <w:szCs w:val="22"/>
+        </w:rPr>
+        <w:t xml:space="preserve">Figure IV-14: Architecture de deploiement</w:t>
+      </w:r>
+    </w:p>
+    <w:p>
+      <w:pPr>
+        <w:jc w:val="center"/>
+        <w:spacing w:before="120" w:after="120"/>
+      </w:pPr>
+      <w:r>
+        <w:drawing>
+          <wp:inline distT="0" distB="0" distL="0" distR="0">
+            <wp:extent cx="5943600" cy="3273287"/>
+            <wp:effectExtent l="0" t="0" r="0" b="0"/>
+            <wp:docPr id="5" name="Picture 5"/>
+            <wp:cNvGraphicFramePr>
+              <a:graphicFrameLocks noChangeAspect="1"/>
+            </wp:cNvGraphicFramePr>
+            <a:graphic>
+              <a:graphicData uri="http://schemas.openxmlformats.org/drawingml/2006/picture">
+                <pic:pic>
+                  <pic:nvPicPr>
+                    <pic:cNvPr id="5" name="image14.svg"/>
+                    <pic:cNvPicPr/>
+                  </pic:nvPicPr>
+                  <pic:blipFill>
+                    <a:blip r:embed="rId22" cstate="print"/>
+                    <a:stretch>
+                      <a:fillRect/>
+                    </a:stretch>
+                  </pic:blipFill>
+                  <pic:spPr>
+                    <a:xfrm>
+                      <a:off x="0" y="0"/>
+                      <a:ext cx="5943600" cy="3273287"/>
+                    </a:xfrm>
+                    <a:prstGeom prst="rect">
+                      <a:avLst/>
+                    </a:prstGeom>
+                  </pic:spPr>
+                </pic:pic>
+              </a:graphicData>
+            </a:graphic>
+          </wp:inline>
+        </w:drawing>
+      </w:r>
+    </w:p>
+    <w:p>
+      <w:pPr>
+        <w:spacing w:before="80" w:after="120" w:line="290"/>
+        <w:jc w:val="both"/>
+      </w:pPr>
+      <w:r>
+        <w:rPr>
+          <w:rFonts w:ascii="Arial" w:cs="Arial" w:eastAsia="Arial" w:hAnsi="Arial"/>
+          <w:b w:val="false"/>
+          <w:bCs w:val="false"/>
+          <w:i w:val="false"/>
+          <w:iCs w:val="false"/>
+          <w:color w:val="333333"/>
+          <w:sz w:val="22"/>
+          <w:szCs w:val="22"/>
+        </w:rPr>
+        <w:t xml:space="preserve"/>
+      </w:r>
+    </w:p>
+    <w:p>
+      <w:pPr>
+        <w:spacing w:before="80" w:after="120" w:line="290"/>
+        <w:jc w:val="both"/>
+      </w:pPr>
+      <w:r>
+        <w:rPr>
+          <w:rFonts w:ascii="Arial" w:cs="Arial" w:eastAsia="Arial" w:hAnsi="Arial"/>
+          <w:b w:val="false"/>
+          <w:bCs w:val="false"/>
+          <w:i w:val="false"/>
+          <w:iCs w:val="false"/>
+          <w:color w:val="333333"/>
+          <w:sz w:val="22"/>
+          <w:szCs w:val="22"/>
+        </w:rPr>
+        <w:t xml:space="preserve"/>
+      </w:r>
+    </w:p>
+    <w:p>
+      <w:pPr>
+        <w:spacing w:before="80" w:after="120" w:line="290"/>
+        <w:jc w:val="both"/>
+      </w:pPr>
+      <w:r>
+        <w:rPr>
+          <w:rFonts w:ascii="Arial" w:cs="Arial" w:eastAsia="Arial" w:hAnsi="Arial"/>
+          <w:b w:val="false"/>
+          <w:bCs w:val="false"/>
+          <w:i w:val="false"/>
+          <w:iCs w:val="false"/>
+          <w:color w:val="333333"/>
+          <w:sz w:val="22"/>
+          <w:szCs w:val="22"/>
+        </w:rPr>
+        <w:t xml:space="preserve"/>
+      </w:r>
+    </w:p>
+    <w:p>
+      <w:pPr>
+        <w:spacing w:before="80" w:after="120" w:line="290"/>
+        <w:jc w:val="both"/>
+      </w:pPr>
+      <w:r>
+        <w:rPr>
+          <w:rFonts w:ascii="Arial" w:cs="Arial" w:eastAsia="Arial" w:hAnsi="Arial"/>
+          <w:b w:val="false"/>
+          <w:bCs w:val="false"/>
+          <w:i w:val="false"/>
+          <w:iCs w:val="false"/>
+          <w:color w:val="333333"/>
+          <w:sz w:val="22"/>
+          <w:szCs w:val="22"/>
+        </w:rPr>
+        <w:t xml:space="preserve"/>
+      </w:r>
+    </w:p>
+    <w:p>
+      <w:pPr>
+        <w:pStyle w:val="Heading2"/>
+        <w:spacing w:before="280" w:after="160"/>
+      </w:pPr>
+      <w:r>
+        <w:rPr>
+          <w:rFonts w:ascii="Arial" w:cs="Arial" w:eastAsia="Arial" w:hAnsi="Arial"/>
+          <w:b/>
+          <w:bCs/>
+          <w:color w:val="1A4FAD"/>
+          <w:sz w:val="28"/>
+          <w:szCs w:val="28"/>
+        </w:rPr>
+        <w:t xml:space="preserve">IV.10. Modele de Donnees</w:t>
+      </w:r>
+    </w:p>
+    <w:p>
+      <w:pPr>
+        <w:spacing w:before="80" w:after="120" w:line="290"/>
+        <w:jc w:val="both"/>
+      </w:pPr>
+      <w:r>
+        <w:rPr>
+          <w:rFonts w:ascii="Arial" w:cs="Arial" w:eastAsia="Arial" w:hAnsi="Arial"/>
+          <w:b w:val="false"/>
+          <w:bCs w:val="false"/>
+          <w:i w:val="false"/>
+          <w:iCs w:val="false"/>
+          <w:color w:val="333333"/>
+          <w:sz w:val="22"/>
+          <w:szCs w:val="22"/>
+        </w:rPr>
+        <w:t xml:space="preserve">Le modele relationnel couvre les entites principales de gestion locative: utilisateur, admin, entreprise, client, location, paiement, depot, document, notifications, import runs et audit logs.</w:t>
+      </w:r>
+    </w:p>
+    <w:p>
+      <w:pPr>
+        <w:spacing w:before="80" w:after="120" w:line="290"/>
+        <w:jc w:val="both"/>
+      </w:pPr>
+      <w:r>
+        <w:rPr>
+          <w:rFonts w:ascii="Arial" w:cs="Arial" w:eastAsia="Arial" w:hAnsi="Arial"/>
+          <w:b w:val="false"/>
+          <w:bCs w:val="false"/>
+          <w:i w:val="false"/>
+          <w:iCs w:val="false"/>
+          <w:color w:val="333333"/>
+          <w:sz w:val="22"/>
+          <w:szCs w:val="22"/>
+        </w:rPr>
+        <w:t xml:space="preserve">Figure IV-15: Modele de donnees</w:t>
+      </w:r>
+    </w:p>
+    <w:p>
+      <w:pPr>
+        <w:jc w:val="center"/>
+        <w:spacing w:before="120" w:after="120"/>
+      </w:pPr>
+      <w:r>
+        <w:drawing>
+          <wp:inline distT="0" distB="0" distL="0" distR="0">
+            <wp:extent cx="5943600" cy="3935627"/>
+            <wp:effectExtent l="0" t="0" r="0" b="0"/>
+            <wp:docPr id="4" name="Picture 4"/>
+            <wp:cNvGraphicFramePr>
+              <a:graphicFrameLocks noChangeAspect="1"/>
+            </wp:cNvGraphicFramePr>
+            <a:graphic>
+              <a:graphicData uri="http://schemas.openxmlformats.org/drawingml/2006/picture">
+                <pic:pic>
+                  <pic:nvPicPr>
+                    <pic:cNvPr id="4" name="image15.svg"/>
+                    <pic:cNvPicPr/>
+                  </pic:nvPicPr>
+                  <pic:blipFill>
+                    <a:blip r:embed="rId23" cstate="print"/>
+                    <a:stretch>
+                      <a:fillRect/>
+                    </a:stretch>
+                  </pic:blipFill>
+                  <pic:spPr>
+                    <a:xfrm>
+                      <a:off x="0" y="0"/>
+                      <a:ext cx="5943600" cy="3935627"/>
+                    </a:xfrm>
+                    <a:prstGeom prst="rect">
+                      <a:avLst/>
+                    </a:prstGeom>
+                  </pic:spPr>
+                </pic:pic>
+              </a:graphicData>
+            </a:graphic>
+          </wp:inline>
+        </w:drawing>
+      </w:r>
+    </w:p>
+    <w:p>
+      <w:pPr>
+        <w:spacing w:before="80" w:after="120" w:line="290"/>
+        <w:jc w:val="both"/>
+      </w:pPr>
+      <w:r>
+        <w:rPr>
+          <w:rFonts w:ascii="Arial" w:cs="Arial" w:eastAsia="Arial" w:hAnsi="Arial"/>
+          <w:b w:val="false"/>
+          <w:bCs w:val="false"/>
+          <w:i w:val="false"/>
+          <w:iCs w:val="false"/>
+          <w:color w:val="333333"/>
+          <w:sz w:val="22"/>
+          <w:szCs w:val="22"/>
+        </w:rPr>
+        <w:t xml:space="preserve"/>
+      </w:r>
+    </w:p>
+    <w:p>
+      <w:pPr>
+        <w:spacing w:before="80" w:after="120" w:line="290"/>
+        <w:jc w:val="both"/>
+      </w:pPr>
+      <w:r>
+        <w:rPr>
+          <w:rFonts w:ascii="Arial" w:cs="Arial" w:eastAsia="Arial" w:hAnsi="Arial"/>
+          <w:b w:val="false"/>
+          <w:bCs w:val="false"/>
+          <w:i w:val="false"/>
+          <w:iCs w:val="false"/>
+          <w:color w:val="333333"/>
+          <w:sz w:val="22"/>
+          <w:szCs w:val="22"/>
+        </w:rPr>
+        <w:t xml:space="preserve"/>
+      </w:r>
+    </w:p>
+    <w:p>
+      <w:pPr>
+        <w:spacing w:before="80" w:after="120" w:line="290"/>
+        <w:jc w:val="both"/>
+      </w:pPr>
+      <w:r>
+        <w:rPr>
+          <w:rFonts w:ascii="Arial" w:cs="Arial" w:eastAsia="Arial" w:hAnsi="Arial"/>
+          <w:b w:val="false"/>
+          <w:bCs w:val="false"/>
+          <w:i w:val="false"/>
+          <w:iCs w:val="false"/>
+          <w:color w:val="333333"/>
+          <w:sz w:val="22"/>
+          <w:szCs w:val="22"/>
+        </w:rPr>
+        <w:t xml:space="preserve"/>
+      </w:r>
+    </w:p>
+    <w:p>
+      <w:pPr>
+        <w:spacing w:before="80" w:after="120" w:line="290"/>
+        <w:jc w:val="both"/>
+      </w:pPr>
+      <w:r>
+        <w:rPr>
+          <w:rFonts w:ascii="Arial" w:cs="Arial" w:eastAsia="Arial" w:hAnsi="Arial"/>
+          <w:b w:val="false"/>
+          <w:bCs w:val="false"/>
+          <w:i w:val="false"/>
+          <w:iCs w:val="false"/>
+          <w:color w:val="333333"/>
+          <w:sz w:val="22"/>
+          <w:szCs w:val="22"/>
+        </w:rPr>
+        <w:t xml:space="preserve"/>
+      </w:r>
+    </w:p>
+    <w:p>
+      <w:pPr>
+        <w:spacing w:before="80" w:after="120" w:line="290"/>
+        <w:jc w:val="both"/>
+      </w:pPr>
+      <w:r>
+        <w:rPr>
+          <w:rFonts w:ascii="Arial" w:cs="Arial" w:eastAsia="Arial" w:hAnsi="Arial"/>
+          <w:b w:val="false"/>
+          <w:bCs w:val="false"/>
+          <w:i w:val="false"/>
+          <w:iCs w:val="false"/>
+          <w:color w:val="333333"/>
+          <w:sz w:val="22"/>
+          <w:szCs w:val="22"/>
+        </w:rPr>
+        <w:t xml:space="preserve">Figure IV-16: Diagramme de classes technique</w:t>
+      </w:r>
+    </w:p>
+    <w:p>
+      <w:pPr>
+        <w:jc w:val="center"/>
+        <w:spacing w:before="120" w:after="120"/>
+      </w:pPr>
+      <w:r>
+        <w:drawing>
+          <wp:inline distT="0" distB="0" distL="0" distR="0">
+            <wp:extent cx="5943600" cy="3908121"/>
+            <wp:effectExtent l="0" t="0" r="0" b="0"/>
+            <wp:docPr id="3" name="Picture 3"/>
+            <wp:cNvGraphicFramePr>
+              <a:graphicFrameLocks noChangeAspect="1"/>
+            </wp:cNvGraphicFramePr>
+            <a:graphic>
+              <a:graphicData uri="http://schemas.openxmlformats.org/drawingml/2006/picture">
+                <pic:pic>
+                  <pic:nvPicPr>
+                    <pic:cNvPr id="3" name="image16.svg"/>
+                    <pic:cNvPicPr/>
+                  </pic:nvPicPr>
+                  <pic:blipFill>
+                    <a:blip r:embed="rId24" cstate="print"/>
+                    <a:stretch>
+                      <a:fillRect/>
+                    </a:stretch>
+                  </pic:blipFill>
+                  <pic:spPr>
+                    <a:xfrm>
+                      <a:off x="0" y="0"/>
+                      <a:ext cx="5943600" cy="3908121"/>
+                    </a:xfrm>
+                    <a:prstGeom prst="rect">
+                      <a:avLst/>
+                    </a:prstGeom>
+                  </pic:spPr>
+                </pic:pic>
+              </a:graphicData>
+            </a:graphic>
+          </wp:inline>
+        </w:drawing>
+      </w:r>
+    </w:p>
+    <w:p>
+      <w:pPr>
+        <w:spacing w:before="80" w:after="120" w:line="290"/>
+        <w:jc w:val="both"/>
+      </w:pPr>
+      <w:r>
+        <w:rPr>
+          <w:rFonts w:ascii="Arial" w:cs="Arial" w:eastAsia="Arial" w:hAnsi="Arial"/>
+          <w:b w:val="false"/>
+          <w:bCs w:val="false"/>
+          <w:i w:val="false"/>
+          <w:iCs w:val="false"/>
+          <w:color w:val="333333"/>
+          <w:sz w:val="22"/>
+          <w:szCs w:val="22"/>
+        </w:rPr>
+        <w:t xml:space="preserve"/>
+      </w:r>
+    </w:p>
+    <w:p>
+      <w:pPr>
+        <w:spacing w:before="80" w:after="120" w:line="290"/>
+        <w:jc w:val="both"/>
+      </w:pPr>
+      <w:r>
+        <w:rPr>
+          <w:rFonts w:ascii="Arial" w:cs="Arial" w:eastAsia="Arial" w:hAnsi="Arial"/>
+          <w:b w:val="false"/>
+          <w:bCs w:val="false"/>
+          <w:i w:val="false"/>
+          <w:iCs w:val="false"/>
+          <w:color w:val="333333"/>
+          <w:sz w:val="22"/>
+          <w:szCs w:val="22"/>
+        </w:rPr>
+        <w:t xml:space="preserve"/>
+      </w:r>
+    </w:p>
+    <w:p>
+      <w:pPr>
+        <w:spacing w:before="80" w:after="120" w:line="290"/>
+        <w:jc w:val="both"/>
+      </w:pPr>
+      <w:r>
+        <w:rPr>
+          <w:rFonts w:ascii="Arial" w:cs="Arial" w:eastAsia="Arial" w:hAnsi="Arial"/>
+          <w:b w:val="false"/>
+          <w:bCs w:val="false"/>
+          <w:i w:val="false"/>
+          <w:iCs w:val="false"/>
+          <w:color w:val="333333"/>
+          <w:sz w:val="22"/>
+          <w:szCs w:val="22"/>
+        </w:rPr>
+        <w:t xml:space="preserve"/>
+      </w:r>
+    </w:p>
+    <w:p>
+      <w:pPr>
+        <w:spacing w:before="80" w:after="120" w:line="290"/>
+        <w:jc w:val="both"/>
+      </w:pPr>
+      <w:r>
+        <w:rPr>
+          <w:rFonts w:ascii="Arial" w:cs="Arial" w:eastAsia="Arial" w:hAnsi="Arial"/>
+          <w:b w:val="false"/>
+          <w:bCs w:val="false"/>
+          <w:i w:val="false"/>
+          <w:iCs w:val="false"/>
+          <w:color w:val="333333"/>
+          <w:sz w:val="22"/>
+          <w:szCs w:val="22"/>
+        </w:rPr>
+        <w:t xml:space="preserve"/>
+      </w:r>
+    </w:p>
+    <w:p>
+      <w:pPr>
+        <w:pStyle w:val="Heading2"/>
+        <w:spacing w:before="280" w:after="160"/>
+      </w:pPr>
+      <w:r>
+        <w:rPr>
+          <w:rFonts w:ascii="Arial" w:cs="Arial" w:eastAsia="Arial" w:hAnsi="Arial"/>
+          <w:b/>
+          <w:bCs/>
+          <w:color w:val="1A4FAD"/>
+          <w:sz w:val="28"/>
+          <w:szCs w:val="28"/>
+        </w:rPr>
+        <w:t xml:space="preserve">IV.11. Prototypage UI / Captures</w:t>
+      </w:r>
+    </w:p>
+    <w:p>
+      <w:pPr>
+        <w:spacing w:before="80" w:after="120" w:line="290"/>
+        <w:jc w:val="both"/>
+      </w:pPr>
+      <w:r>
+        <w:rPr>
+          <w:rFonts w:ascii="Arial" w:cs="Arial" w:eastAsia="Arial" w:hAnsi="Arial"/>
+          <w:b w:val="false"/>
+          <w:bCs w:val="false"/>
+          <w:i w:val="false"/>
+          <w:iCs w:val="false"/>
+          <w:color w:val="333333"/>
+          <w:sz w:val="22"/>
+          <w:szCs w:val="22"/>
+        </w:rPr>
+        <w:t xml:space="preserve">Espace reserve pour maquettes (Figma) et captures ecrans. Si possible, inserer les ecrans clefs de bout en bout.</w:t>
       </w:r>
     </w:p>
     <w:p>
@@ -4412,7 +10402,7 @@
           <w:sz w:val="22"/>
           <w:szCs w:val="22"/>
         </w:rPr>
-        <w:t xml:space="preserve">Gestion multi-roles avec super administrateur et administrateur</w:t>
+        <w:t xml:space="preserve">Connexion / session</w:t>
       </w:r>
     </w:p>
     <w:p>
@@ -4431,7 +10421,7 @@
           <w:sz w:val="22"/>
           <w:szCs w:val="22"/>
         </w:rPr>
-        <w:t xml:space="preserve">Gestion des entreprises, clients, locations, depots, paiements et documents</w:t>
+        <w:t xml:space="preserve">Dashboard admin</w:t>
       </w:r>
     </w:p>
     <w:p>
@@ -4450,7 +10440,7 @@
           <w:sz w:val="22"/>
           <w:szCs w:val="22"/>
         </w:rPr>
-        <w:t xml:space="preserve">Validation des demandes administratives</w:t>
+        <w:t xml:space="preserve">Clients (liste + fiche)</w:t>
       </w:r>
     </w:p>
     <w:p>
@@ -4469,7 +10459,7 @@
           <w:sz w:val="22"/>
           <w:szCs w:val="22"/>
         </w:rPr>
-        <w:t xml:space="preserve">Importation Excel avec controle des champs obligatoires</w:t>
+        <w:t xml:space="preserve">Locations</w:t>
       </w:r>
     </w:p>
     <w:p>
@@ -4488,7 +10478,7 @@
           <w:sz w:val="22"/>
           <w:szCs w:val="22"/>
         </w:rPr>
-        <w:t xml:space="preserve">Regles anti-duplication et verification des donnees</w:t>
+        <w:t xml:space="preserve">Paiements + recus</w:t>
       </w:r>
     </w:p>
     <w:p>
@@ -4507,7 +10497,7 @@
           <w:sz w:val="22"/>
           <w:szCs w:val="22"/>
         </w:rPr>
-        <w:t xml:space="preserve">Historique et audit des actions</w:t>
+        <w:t xml:space="preserve">Depots / cautions</w:t>
       </w:r>
     </w:p>
     <w:p>
@@ -4526,7 +10516,141 @@
           <w:sz w:val="22"/>
           <w:szCs w:val="22"/>
         </w:rPr>
-        <w:t xml:space="preserve">Vues ergonomiques avec cartes, tableaux et filtres</w:t>
+        <w:t xml:space="preserve">Documents + upload</w:t>
+      </w:r>
+    </w:p>
+    <w:p>
+      <w:pPr>
+        <w:pStyle w:val="ListParagraph"/>
+        <w:numPr>
+          <w:ilvl w:val="0"/>
+          <w:numId w:val="2"/>
+        </w:numPr>
+        <w:spacing w:before="60" w:after="60" w:line="280"/>
+      </w:pPr>
+      <w:r>
+        <w:rPr>
+          <w:rFonts w:ascii="Arial" w:cs="Arial" w:eastAsia="Arial" w:hAnsi="Arial"/>
+          <w:color w:val="333333"/>
+          <w:sz w:val="22"/>
+          <w:szCs w:val="22"/>
+        </w:rPr>
+        <w:t xml:space="preserve">Import (mapping + preview editable + erreurs)</w:t>
+      </w:r>
+    </w:p>
+    <w:p>
+      <w:pPr>
+        <w:pStyle w:val="ListParagraph"/>
+        <w:numPr>
+          <w:ilvl w:val="0"/>
+          <w:numId w:val="2"/>
+        </w:numPr>
+        <w:spacing w:before="60" w:after="60" w:line="280"/>
+      </w:pPr>
+      <w:r>
+        <w:rPr>
+          <w:rFonts w:ascii="Arial" w:cs="Arial" w:eastAsia="Arial" w:hAnsi="Arial"/>
+          <w:color w:val="333333"/>
+          <w:sz w:val="22"/>
+          <w:szCs w:val="22"/>
+        </w:rPr>
+        <w:t xml:space="preserve">Super Admin (approbations, maintenance, blocage IP, impersonation, supervision)</w:t>
+      </w:r>
+    </w:p>
+    <w:p>
+      <w:pPr>
+        <w:spacing w:before="80" w:after="120" w:line="290"/>
+        <w:jc w:val="both"/>
+      </w:pPr>
+      <w:r>
+        <w:rPr>
+          <w:rFonts w:ascii="Arial" w:cs="Arial" w:eastAsia="Arial" w:hAnsi="Arial"/>
+          <w:b w:val="false"/>
+          <w:bCs w:val="false"/>
+          <w:i w:val="false"/>
+          <w:iCs w:val="false"/>
+          <w:color w:val="333333"/>
+          <w:sz w:val="22"/>
+          <w:szCs w:val="22"/>
+        </w:rPr>
+        <w:t xml:space="preserve">Lien Figma (a completer): ________________________________</w:t>
+      </w:r>
+    </w:p>
+    <w:p>
+      <w:pPr>
+        <w:spacing w:before="80" w:after="120" w:line="290"/>
+        <w:jc w:val="both"/>
+      </w:pPr>
+      <w:r>
+        <w:rPr>
+          <w:rFonts w:ascii="Arial" w:cs="Arial" w:eastAsia="Arial" w:hAnsi="Arial"/>
+          <w:b w:val="false"/>
+          <w:bCs w:val="false"/>
+          <w:i w:val="false"/>
+          <w:iCs w:val="false"/>
+          <w:color w:val="333333"/>
+          <w:sz w:val="22"/>
+          <w:szCs w:val="22"/>
+        </w:rPr>
+        <w:t xml:space="preserve"/>
+      </w:r>
+    </w:p>
+    <w:p>
+      <w:pPr>
+        <w:spacing w:before="80" w:after="120" w:line="290"/>
+        <w:jc w:val="both"/>
+      </w:pPr>
+      <w:r>
+        <w:rPr>
+          <w:rFonts w:ascii="Arial" w:cs="Arial" w:eastAsia="Arial" w:hAnsi="Arial"/>
+          <w:b w:val="false"/>
+          <w:bCs w:val="false"/>
+          <w:i w:val="false"/>
+          <w:iCs w:val="false"/>
+          <w:color w:val="333333"/>
+          <w:sz w:val="22"/>
+          <w:szCs w:val="22"/>
+        </w:rPr>
+        <w:t xml:space="preserve"/>
+      </w:r>
+    </w:p>
+    <w:p>
+      <w:pPr>
+        <w:spacing w:before="80" w:after="120" w:line="290"/>
+        <w:jc w:val="both"/>
+      </w:pPr>
+      <w:r>
+        <w:rPr>
+          <w:rFonts w:ascii="Arial" w:cs="Arial" w:eastAsia="Arial" w:hAnsi="Arial"/>
+          <w:b w:val="false"/>
+          <w:bCs w:val="false"/>
+          <w:i w:val="false"/>
+          <w:iCs w:val="false"/>
+          <w:color w:val="333333"/>
+          <w:sz w:val="22"/>
+          <w:szCs w:val="22"/>
+        </w:rPr>
+        <w:t xml:space="preserve"/>
+      </w:r>
+    </w:p>
+    <w:p>
+      <w:pPr>
+        <w:pStyle w:val="Heading1"/>
+        <w:pBdr>
+          <w:bottom w:val="single" w:color="2196F3" w:sz="6" w:space="0"/>
+        </w:pBdr>
+        <w:spacing w:before="360" w:after="200"/>
+      </w:pPr>
+      <w:r>
+        <w:rPr>
+          <w:rFonts w:ascii="Arial" w:cs="Arial" w:eastAsia="Arial" w:hAnsi="Arial"/>
+          <w:b/>
+          <w:bCs/>
+          <w:color w:val="0D2B6E"/>
+          <w:sz w:val="34"/>
+          <w:szCs w:val="34"/>
+        </w:rPr>
+        <w:t xml:space="preserve">V. Le Developpement de l'Application</w:t>
       </w:r>
     </w:p>
     <w:p>
@@ -4543,26 +10667,140 @@
           <w:sz w:val="28"/>
           <w:szCs w:val="28"/>
         </w:rPr>
-        <w:t xml:space="preserve">V.2. Realisation de l'Interface</w:t>
-      </w:r>
-    </w:p>
-    <w:p>
-      <w:pPr>
-        <w:spacing w:before="80" w:after="120" w:line="290"/>
-        <w:jc w:val="both"/>
-      </w:pPr>
-      <w:r>
-        <w:rPr>
-          <w:rFonts w:ascii="Arial" w:cs="Arial" w:eastAsia="Arial" w:hAnsi="Arial"/>
-          <w:b w:val="false"/>
-          <w:bCs w:val="false"/>
-          <w:i w:val="false"/>
-          <w:iCs w:val="false"/>
-          <w:color w:val="333333"/>
-          <w:sz w:val="22"/>
-          <w:szCs w:val="22"/>
-        </w:rPr>
-        <w:t xml:space="preserve">L'interface a ete pensee pour offrir une lecture rapide des informations et une execution fluide des operations. Les vues liste et carte, les filtres et les formulaires controles contribuent a une experience d'usage plus moderne et plus productive.</w:t>
+        <w:t xml:space="preserve">V.1. Fonctionnalites Majeures Valorisees</w:t>
+      </w:r>
+    </w:p>
+    <w:p>
+      <w:pPr>
+        <w:pStyle w:val="ListParagraph"/>
+        <w:numPr>
+          <w:ilvl w:val="0"/>
+          <w:numId w:val="2"/>
+        </w:numPr>
+        <w:spacing w:before="60" w:after="60" w:line="280"/>
+      </w:pPr>
+      <w:r>
+        <w:rPr>
+          <w:rFonts w:ascii="Arial" w:cs="Arial" w:eastAsia="Arial" w:hAnsi="Arial"/>
+          <w:color w:val="333333"/>
+          <w:sz w:val="22"/>
+          <w:szCs w:val="22"/>
+        </w:rPr>
+        <w:t xml:space="preserve">Gestion multi-roles avec super administrateur et administrateur</w:t>
+      </w:r>
+    </w:p>
+    <w:p>
+      <w:pPr>
+        <w:pStyle w:val="ListParagraph"/>
+        <w:numPr>
+          <w:ilvl w:val="0"/>
+          <w:numId w:val="2"/>
+        </w:numPr>
+        <w:spacing w:before="60" w:after="60" w:line="280"/>
+      </w:pPr>
+      <w:r>
+        <w:rPr>
+          <w:rFonts w:ascii="Arial" w:cs="Arial" w:eastAsia="Arial" w:hAnsi="Arial"/>
+          <w:color w:val="333333"/>
+          <w:sz w:val="22"/>
+          <w:szCs w:val="22"/>
+        </w:rPr>
+        <w:t xml:space="preserve">Gestion des entreprises, clients, locations, depots, paiements et documents</w:t>
+      </w:r>
+    </w:p>
+    <w:p>
+      <w:pPr>
+        <w:pStyle w:val="ListParagraph"/>
+        <w:numPr>
+          <w:ilvl w:val="0"/>
+          <w:numId w:val="2"/>
+        </w:numPr>
+        <w:spacing w:before="60" w:after="60" w:line="280"/>
+      </w:pPr>
+      <w:r>
+        <w:rPr>
+          <w:rFonts w:ascii="Arial" w:cs="Arial" w:eastAsia="Arial" w:hAnsi="Arial"/>
+          <w:color w:val="333333"/>
+          <w:sz w:val="22"/>
+          <w:szCs w:val="22"/>
+        </w:rPr>
+        <w:t xml:space="preserve">Validation des demandes administratives</w:t>
+      </w:r>
+    </w:p>
+    <w:p>
+      <w:pPr>
+        <w:pStyle w:val="ListParagraph"/>
+        <w:numPr>
+          <w:ilvl w:val="0"/>
+          <w:numId w:val="2"/>
+        </w:numPr>
+        <w:spacing w:before="60" w:after="60" w:line="280"/>
+      </w:pPr>
+      <w:r>
+        <w:rPr>
+          <w:rFonts w:ascii="Arial" w:cs="Arial" w:eastAsia="Arial" w:hAnsi="Arial"/>
+          <w:color w:val="333333"/>
+          <w:sz w:val="22"/>
+          <w:szCs w:val="22"/>
+        </w:rPr>
+        <w:t xml:space="preserve">Importation Excel avec controle des champs obligatoires</w:t>
+      </w:r>
+    </w:p>
+    <w:p>
+      <w:pPr>
+        <w:pStyle w:val="ListParagraph"/>
+        <w:numPr>
+          <w:ilvl w:val="0"/>
+          <w:numId w:val="2"/>
+        </w:numPr>
+        <w:spacing w:before="60" w:after="60" w:line="280"/>
+      </w:pPr>
+      <w:r>
+        <w:rPr>
+          <w:rFonts w:ascii="Arial" w:cs="Arial" w:eastAsia="Arial" w:hAnsi="Arial"/>
+          <w:color w:val="333333"/>
+          <w:sz w:val="22"/>
+          <w:szCs w:val="22"/>
+        </w:rPr>
+        <w:t xml:space="preserve">Regles anti-duplication et verification des donnees</w:t>
+      </w:r>
+    </w:p>
+    <w:p>
+      <w:pPr>
+        <w:pStyle w:val="ListParagraph"/>
+        <w:numPr>
+          <w:ilvl w:val="0"/>
+          <w:numId w:val="2"/>
+        </w:numPr>
+        <w:spacing w:before="60" w:after="60" w:line="280"/>
+      </w:pPr>
+      <w:r>
+        <w:rPr>
+          <w:rFonts w:ascii="Arial" w:cs="Arial" w:eastAsia="Arial" w:hAnsi="Arial"/>
+          <w:color w:val="333333"/>
+          <w:sz w:val="22"/>
+          <w:szCs w:val="22"/>
+        </w:rPr>
+        <w:t xml:space="preserve">Historique et audit des actions</w:t>
+      </w:r>
+    </w:p>
+    <w:p>
+      <w:pPr>
+        <w:pStyle w:val="ListParagraph"/>
+        <w:numPr>
+          <w:ilvl w:val="0"/>
+          <w:numId w:val="2"/>
+        </w:numPr>
+        <w:spacing w:before="60" w:after="60" w:line="280"/>
+      </w:pPr>
+      <w:r>
+        <w:rPr>
+          <w:rFonts w:ascii="Arial" w:cs="Arial" w:eastAsia="Arial" w:hAnsi="Arial"/>
+          <w:color w:val="333333"/>
+          <w:sz w:val="22"/>
+          <w:szCs w:val="22"/>
+        </w:rPr>
+        <w:t xml:space="preserve">Vues ergonomiques avec cartes, tableaux et filtres</w:t>
       </w:r>
     </w:p>
     <w:p>
@@ -4579,6 +10817,631 @@
           <w:sz w:val="28"/>
           <w:szCs w:val="28"/>
         </w:rPr>
+        <w:t xml:space="preserve">V.2. Realisation de l'Interface</w:t>
+      </w:r>
+    </w:p>
+    <w:p>
+      <w:pPr>
+        <w:spacing w:before="80" w:after="120" w:line="290"/>
+        <w:jc w:val="both"/>
+      </w:pPr>
+      <w:r>
+        <w:rPr>
+          <w:rFonts w:ascii="Arial" w:cs="Arial" w:eastAsia="Arial" w:hAnsi="Arial"/>
+          <w:b w:val="false"/>
+          <w:bCs w:val="false"/>
+          <w:i w:val="false"/>
+          <w:iCs w:val="false"/>
+          <w:color w:val="333333"/>
+          <w:sz w:val="22"/>
+          <w:szCs w:val="22"/>
+        </w:rPr>
+        <w:t xml:space="preserve">L'interface a ete pensee pour offrir une lecture rapide des informations et une execution fluide des operations. Les vues liste et carte, les filtres et les formulaires controles contribuent a une experience d'usage plus moderne et plus productive.</w:t>
+      </w:r>
+    </w:p>
+    <w:p>
+      <w:pPr>
+        <w:spacing w:before="80" w:after="120" w:line="290"/>
+        <w:jc w:val="both"/>
+      </w:pPr>
+      <w:r>
+        <w:rPr>
+          <w:rFonts w:ascii="Arial" w:cs="Arial" w:eastAsia="Arial" w:hAnsi="Arial"/>
+          <w:b w:val="false"/>
+          <w:bCs w:val="false"/>
+          <w:i w:val="false"/>
+          <w:iCs w:val="false"/>
+          <w:color w:val="333333"/>
+          <w:sz w:val="22"/>
+          <w:szCs w:val="22"/>
+        </w:rPr>
+        <w:t xml:space="preserve">Captures recommandees (a inserer):</w:t>
+      </w:r>
+    </w:p>
+    <w:p>
+      <w:pPr>
+        <w:spacing w:before="80" w:after="120" w:line="290"/>
+        <w:jc w:val="both"/>
+      </w:pPr>
+      <w:r>
+        <w:rPr>
+          <w:rFonts w:ascii="Arial" w:cs="Arial" w:eastAsia="Arial" w:hAnsi="Arial"/>
+          <w:b w:val="false"/>
+          <w:bCs w:val="false"/>
+          <w:i w:val="false"/>
+          <w:iCs w:val="false"/>
+          <w:color w:val="333333"/>
+          <w:sz w:val="22"/>
+          <w:szCs w:val="22"/>
+        </w:rPr>
+        <w:t xml:space="preserve">Figure V-1: Ecran de connexion (a inserer).</w:t>
+      </w:r>
+    </w:p>
+    <w:p>
+      <w:pPr>
+        <w:spacing w:before="80" w:after="120" w:line="290"/>
+        <w:jc w:val="both"/>
+      </w:pPr>
+      <w:r>
+        <w:rPr>
+          <w:rFonts w:ascii="Arial" w:cs="Arial" w:eastAsia="Arial" w:hAnsi="Arial"/>
+          <w:b w:val="false"/>
+          <w:bCs w:val="false"/>
+          <w:i w:val="false"/>
+          <w:iCs w:val="false"/>
+          <w:color w:val="333333"/>
+          <w:sz w:val="22"/>
+          <w:szCs w:val="22"/>
+        </w:rPr>
+        <w:t xml:space="preserve"/>
+      </w:r>
+    </w:p>
+    <w:p>
+      <w:pPr>
+        <w:spacing w:before="80" w:after="120" w:line="290"/>
+        <w:jc w:val="both"/>
+      </w:pPr>
+      <w:r>
+        <w:rPr>
+          <w:rFonts w:ascii="Arial" w:cs="Arial" w:eastAsia="Arial" w:hAnsi="Arial"/>
+          <w:b w:val="false"/>
+          <w:bCs w:val="false"/>
+          <w:i w:val="false"/>
+          <w:iCs w:val="false"/>
+          <w:color w:val="333333"/>
+          <w:sz w:val="22"/>
+          <w:szCs w:val="22"/>
+        </w:rPr>
+        <w:t xml:space="preserve"/>
+      </w:r>
+    </w:p>
+    <w:p>
+      <w:pPr>
+        <w:spacing w:before="80" w:after="120" w:line="290"/>
+        <w:jc w:val="both"/>
+      </w:pPr>
+      <w:r>
+        <w:rPr>
+          <w:rFonts w:ascii="Arial" w:cs="Arial" w:eastAsia="Arial" w:hAnsi="Arial"/>
+          <w:b w:val="false"/>
+          <w:bCs w:val="false"/>
+          <w:i w:val="false"/>
+          <w:iCs w:val="false"/>
+          <w:color w:val="333333"/>
+          <w:sz w:val="22"/>
+          <w:szCs w:val="22"/>
+        </w:rPr>
+        <w:t xml:space="preserve"/>
+      </w:r>
+    </w:p>
+    <w:p>
+      <w:pPr>
+        <w:spacing w:before="80" w:after="120" w:line="290"/>
+        <w:jc w:val="both"/>
+      </w:pPr>
+      <w:r>
+        <w:rPr>
+          <w:rFonts w:ascii="Arial" w:cs="Arial" w:eastAsia="Arial" w:hAnsi="Arial"/>
+          <w:b w:val="false"/>
+          <w:bCs w:val="false"/>
+          <w:i w:val="false"/>
+          <w:iCs w:val="false"/>
+          <w:color w:val="333333"/>
+          <w:sz w:val="22"/>
+          <w:szCs w:val="22"/>
+        </w:rPr>
+        <w:t xml:space="preserve"/>
+      </w:r>
+    </w:p>
+    <w:p>
+      <w:pPr>
+        <w:spacing w:before="80" w:after="120" w:line="290"/>
+        <w:jc w:val="both"/>
+      </w:pPr>
+      <w:r>
+        <w:rPr>
+          <w:rFonts w:ascii="Arial" w:cs="Arial" w:eastAsia="Arial" w:hAnsi="Arial"/>
+          <w:b w:val="false"/>
+          <w:bCs w:val="false"/>
+          <w:i w:val="false"/>
+          <w:iCs w:val="false"/>
+          <w:color w:val="333333"/>
+          <w:sz w:val="22"/>
+          <w:szCs w:val="22"/>
+        </w:rPr>
+        <w:t xml:space="preserve">Figure V-2: Dashboard admin (a inserer).</w:t>
+      </w:r>
+    </w:p>
+    <w:p>
+      <w:pPr>
+        <w:spacing w:before="80" w:after="120" w:line="290"/>
+        <w:jc w:val="both"/>
+      </w:pPr>
+      <w:r>
+        <w:rPr>
+          <w:rFonts w:ascii="Arial" w:cs="Arial" w:eastAsia="Arial" w:hAnsi="Arial"/>
+          <w:b w:val="false"/>
+          <w:bCs w:val="false"/>
+          <w:i w:val="false"/>
+          <w:iCs w:val="false"/>
+          <w:color w:val="333333"/>
+          <w:sz w:val="22"/>
+          <w:szCs w:val="22"/>
+        </w:rPr>
+        <w:t xml:space="preserve"/>
+      </w:r>
+    </w:p>
+    <w:p>
+      <w:pPr>
+        <w:spacing w:before="80" w:after="120" w:line="290"/>
+        <w:jc w:val="both"/>
+      </w:pPr>
+      <w:r>
+        <w:rPr>
+          <w:rFonts w:ascii="Arial" w:cs="Arial" w:eastAsia="Arial" w:hAnsi="Arial"/>
+          <w:b w:val="false"/>
+          <w:bCs w:val="false"/>
+          <w:i w:val="false"/>
+          <w:iCs w:val="false"/>
+          <w:color w:val="333333"/>
+          <w:sz w:val="22"/>
+          <w:szCs w:val="22"/>
+        </w:rPr>
+        <w:t xml:space="preserve"/>
+      </w:r>
+    </w:p>
+    <w:p>
+      <w:pPr>
+        <w:spacing w:before="80" w:after="120" w:line="290"/>
+        <w:jc w:val="both"/>
+      </w:pPr>
+      <w:r>
+        <w:rPr>
+          <w:rFonts w:ascii="Arial" w:cs="Arial" w:eastAsia="Arial" w:hAnsi="Arial"/>
+          <w:b w:val="false"/>
+          <w:bCs w:val="false"/>
+          <w:i w:val="false"/>
+          <w:iCs w:val="false"/>
+          <w:color w:val="333333"/>
+          <w:sz w:val="22"/>
+          <w:szCs w:val="22"/>
+        </w:rPr>
+        <w:t xml:space="preserve"/>
+      </w:r>
+    </w:p>
+    <w:p>
+      <w:pPr>
+        <w:spacing w:before="80" w:after="120" w:line="290"/>
+        <w:jc w:val="both"/>
+      </w:pPr>
+      <w:r>
+        <w:rPr>
+          <w:rFonts w:ascii="Arial" w:cs="Arial" w:eastAsia="Arial" w:hAnsi="Arial"/>
+          <w:b w:val="false"/>
+          <w:bCs w:val="false"/>
+          <w:i w:val="false"/>
+          <w:iCs w:val="false"/>
+          <w:color w:val="333333"/>
+          <w:sz w:val="22"/>
+          <w:szCs w:val="22"/>
+        </w:rPr>
+        <w:t xml:space="preserve"/>
+      </w:r>
+    </w:p>
+    <w:p>
+      <w:pPr>
+        <w:spacing w:before="80" w:after="120" w:line="290"/>
+        <w:jc w:val="both"/>
+      </w:pPr>
+      <w:r>
+        <w:rPr>
+          <w:rFonts w:ascii="Arial" w:cs="Arial" w:eastAsia="Arial" w:hAnsi="Arial"/>
+          <w:b w:val="false"/>
+          <w:bCs w:val="false"/>
+          <w:i w:val="false"/>
+          <w:iCs w:val="false"/>
+          <w:color w:val="333333"/>
+          <w:sz w:val="22"/>
+          <w:szCs w:val="22"/>
+        </w:rPr>
+        <w:t xml:space="preserve">Figure V-3: Gestion clients (liste + fiche) (a inserer).</w:t>
+      </w:r>
+    </w:p>
+    <w:p>
+      <w:pPr>
+        <w:spacing w:before="80" w:after="120" w:line="290"/>
+        <w:jc w:val="both"/>
+      </w:pPr>
+      <w:r>
+        <w:rPr>
+          <w:rFonts w:ascii="Arial" w:cs="Arial" w:eastAsia="Arial" w:hAnsi="Arial"/>
+          <w:b w:val="false"/>
+          <w:bCs w:val="false"/>
+          <w:i w:val="false"/>
+          <w:iCs w:val="false"/>
+          <w:color w:val="333333"/>
+          <w:sz w:val="22"/>
+          <w:szCs w:val="22"/>
+        </w:rPr>
+        <w:t xml:space="preserve"/>
+      </w:r>
+    </w:p>
+    <w:p>
+      <w:pPr>
+        <w:spacing w:before="80" w:after="120" w:line="290"/>
+        <w:jc w:val="both"/>
+      </w:pPr>
+      <w:r>
+        <w:rPr>
+          <w:rFonts w:ascii="Arial" w:cs="Arial" w:eastAsia="Arial" w:hAnsi="Arial"/>
+          <w:b w:val="false"/>
+          <w:bCs w:val="false"/>
+          <w:i w:val="false"/>
+          <w:iCs w:val="false"/>
+          <w:color w:val="333333"/>
+          <w:sz w:val="22"/>
+          <w:szCs w:val="22"/>
+        </w:rPr>
+        <w:t xml:space="preserve"/>
+      </w:r>
+    </w:p>
+    <w:p>
+      <w:pPr>
+        <w:spacing w:before="80" w:after="120" w:line="290"/>
+        <w:jc w:val="both"/>
+      </w:pPr>
+      <w:r>
+        <w:rPr>
+          <w:rFonts w:ascii="Arial" w:cs="Arial" w:eastAsia="Arial" w:hAnsi="Arial"/>
+          <w:b w:val="false"/>
+          <w:bCs w:val="false"/>
+          <w:i w:val="false"/>
+          <w:iCs w:val="false"/>
+          <w:color w:val="333333"/>
+          <w:sz w:val="22"/>
+          <w:szCs w:val="22"/>
+        </w:rPr>
+        <w:t xml:space="preserve"/>
+      </w:r>
+    </w:p>
+    <w:p>
+      <w:pPr>
+        <w:spacing w:before="80" w:after="120" w:line="290"/>
+        <w:jc w:val="both"/>
+      </w:pPr>
+      <w:r>
+        <w:rPr>
+          <w:rFonts w:ascii="Arial" w:cs="Arial" w:eastAsia="Arial" w:hAnsi="Arial"/>
+          <w:b w:val="false"/>
+          <w:bCs w:val="false"/>
+          <w:i w:val="false"/>
+          <w:iCs w:val="false"/>
+          <w:color w:val="333333"/>
+          <w:sz w:val="22"/>
+          <w:szCs w:val="22"/>
+        </w:rPr>
+        <w:t xml:space="preserve"/>
+      </w:r>
+    </w:p>
+    <w:p>
+      <w:pPr>
+        <w:spacing w:before="80" w:after="120" w:line="290"/>
+        <w:jc w:val="both"/>
+      </w:pPr>
+      <w:r>
+        <w:rPr>
+          <w:rFonts w:ascii="Arial" w:cs="Arial" w:eastAsia="Arial" w:hAnsi="Arial"/>
+          <w:b w:val="false"/>
+          <w:bCs w:val="false"/>
+          <w:i w:val="false"/>
+          <w:iCs w:val="false"/>
+          <w:color w:val="333333"/>
+          <w:sz w:val="22"/>
+          <w:szCs w:val="22"/>
+        </w:rPr>
+        <w:t xml:space="preserve">Figure V-4: Gestion locations (a inserer).</w:t>
+      </w:r>
+    </w:p>
+    <w:p>
+      <w:pPr>
+        <w:spacing w:before="80" w:after="120" w:line="290"/>
+        <w:jc w:val="both"/>
+      </w:pPr>
+      <w:r>
+        <w:rPr>
+          <w:rFonts w:ascii="Arial" w:cs="Arial" w:eastAsia="Arial" w:hAnsi="Arial"/>
+          <w:b w:val="false"/>
+          <w:bCs w:val="false"/>
+          <w:i w:val="false"/>
+          <w:iCs w:val="false"/>
+          <w:color w:val="333333"/>
+          <w:sz w:val="22"/>
+          <w:szCs w:val="22"/>
+        </w:rPr>
+        <w:t xml:space="preserve"/>
+      </w:r>
+    </w:p>
+    <w:p>
+      <w:pPr>
+        <w:spacing w:before="80" w:after="120" w:line="290"/>
+        <w:jc w:val="both"/>
+      </w:pPr>
+      <w:r>
+        <w:rPr>
+          <w:rFonts w:ascii="Arial" w:cs="Arial" w:eastAsia="Arial" w:hAnsi="Arial"/>
+          <w:b w:val="false"/>
+          <w:bCs w:val="false"/>
+          <w:i w:val="false"/>
+          <w:iCs w:val="false"/>
+          <w:color w:val="333333"/>
+          <w:sz w:val="22"/>
+          <w:szCs w:val="22"/>
+        </w:rPr>
+        <w:t xml:space="preserve"/>
+      </w:r>
+    </w:p>
+    <w:p>
+      <w:pPr>
+        <w:spacing w:before="80" w:after="120" w:line="290"/>
+        <w:jc w:val="both"/>
+      </w:pPr>
+      <w:r>
+        <w:rPr>
+          <w:rFonts w:ascii="Arial" w:cs="Arial" w:eastAsia="Arial" w:hAnsi="Arial"/>
+          <w:b w:val="false"/>
+          <w:bCs w:val="false"/>
+          <w:i w:val="false"/>
+          <w:iCs w:val="false"/>
+          <w:color w:val="333333"/>
+          <w:sz w:val="22"/>
+          <w:szCs w:val="22"/>
+        </w:rPr>
+        <w:t xml:space="preserve"/>
+      </w:r>
+    </w:p>
+    <w:p>
+      <w:pPr>
+        <w:spacing w:before="80" w:after="120" w:line="290"/>
+        <w:jc w:val="both"/>
+      </w:pPr>
+      <w:r>
+        <w:rPr>
+          <w:rFonts w:ascii="Arial" w:cs="Arial" w:eastAsia="Arial" w:hAnsi="Arial"/>
+          <w:b w:val="false"/>
+          <w:bCs w:val="false"/>
+          <w:i w:val="false"/>
+          <w:iCs w:val="false"/>
+          <w:color w:val="333333"/>
+          <w:sz w:val="22"/>
+          <w:szCs w:val="22"/>
+        </w:rPr>
+        <w:t xml:space="preserve"/>
+      </w:r>
+    </w:p>
+    <w:p>
+      <w:pPr>
+        <w:spacing w:before="80" w:after="120" w:line="290"/>
+        <w:jc w:val="both"/>
+      </w:pPr>
+      <w:r>
+        <w:rPr>
+          <w:rFonts w:ascii="Arial" w:cs="Arial" w:eastAsia="Arial" w:hAnsi="Arial"/>
+          <w:b w:val="false"/>
+          <w:bCs w:val="false"/>
+          <w:i w:val="false"/>
+          <w:iCs w:val="false"/>
+          <w:color w:val="333333"/>
+          <w:sz w:val="22"/>
+          <w:szCs w:val="22"/>
+        </w:rPr>
+        <w:t xml:space="preserve">Figure V-5: Paiements + recu PDF (a inserer).</w:t>
+      </w:r>
+    </w:p>
+    <w:p>
+      <w:pPr>
+        <w:spacing w:before="80" w:after="120" w:line="290"/>
+        <w:jc w:val="both"/>
+      </w:pPr>
+      <w:r>
+        <w:rPr>
+          <w:rFonts w:ascii="Arial" w:cs="Arial" w:eastAsia="Arial" w:hAnsi="Arial"/>
+          <w:b w:val="false"/>
+          <w:bCs w:val="false"/>
+          <w:i w:val="false"/>
+          <w:iCs w:val="false"/>
+          <w:color w:val="333333"/>
+          <w:sz w:val="22"/>
+          <w:szCs w:val="22"/>
+        </w:rPr>
+        <w:t xml:space="preserve"/>
+      </w:r>
+    </w:p>
+    <w:p>
+      <w:pPr>
+        <w:spacing w:before="80" w:after="120" w:line="290"/>
+        <w:jc w:val="both"/>
+      </w:pPr>
+      <w:r>
+        <w:rPr>
+          <w:rFonts w:ascii="Arial" w:cs="Arial" w:eastAsia="Arial" w:hAnsi="Arial"/>
+          <w:b w:val="false"/>
+          <w:bCs w:val="false"/>
+          <w:i w:val="false"/>
+          <w:iCs w:val="false"/>
+          <w:color w:val="333333"/>
+          <w:sz w:val="22"/>
+          <w:szCs w:val="22"/>
+        </w:rPr>
+        <w:t xml:space="preserve"/>
+      </w:r>
+    </w:p>
+    <w:p>
+      <w:pPr>
+        <w:spacing w:before="80" w:after="120" w:line="290"/>
+        <w:jc w:val="both"/>
+      </w:pPr>
+      <w:r>
+        <w:rPr>
+          <w:rFonts w:ascii="Arial" w:cs="Arial" w:eastAsia="Arial" w:hAnsi="Arial"/>
+          <w:b w:val="false"/>
+          <w:bCs w:val="false"/>
+          <w:i w:val="false"/>
+          <w:iCs w:val="false"/>
+          <w:color w:val="333333"/>
+          <w:sz w:val="22"/>
+          <w:szCs w:val="22"/>
+        </w:rPr>
+        <w:t xml:space="preserve"/>
+      </w:r>
+    </w:p>
+    <w:p>
+      <w:pPr>
+        <w:spacing w:before="80" w:after="120" w:line="290"/>
+        <w:jc w:val="both"/>
+      </w:pPr>
+      <w:r>
+        <w:rPr>
+          <w:rFonts w:ascii="Arial" w:cs="Arial" w:eastAsia="Arial" w:hAnsi="Arial"/>
+          <w:b w:val="false"/>
+          <w:bCs w:val="false"/>
+          <w:i w:val="false"/>
+          <w:iCs w:val="false"/>
+          <w:color w:val="333333"/>
+          <w:sz w:val="22"/>
+          <w:szCs w:val="22"/>
+        </w:rPr>
+        <w:t xml:space="preserve"/>
+      </w:r>
+    </w:p>
+    <w:p>
+      <w:pPr>
+        <w:spacing w:before="80" w:after="120" w:line="290"/>
+        <w:jc w:val="both"/>
+      </w:pPr>
+      <w:r>
+        <w:rPr>
+          <w:rFonts w:ascii="Arial" w:cs="Arial" w:eastAsia="Arial" w:hAnsi="Arial"/>
+          <w:b w:val="false"/>
+          <w:bCs w:val="false"/>
+          <w:i w:val="false"/>
+          <w:iCs w:val="false"/>
+          <w:color w:val="333333"/>
+          <w:sz w:val="22"/>
+          <w:szCs w:val="22"/>
+        </w:rPr>
+        <w:t xml:space="preserve">Figure V-6: Documents + upload Cloudinary (a inserer).</w:t>
+      </w:r>
+    </w:p>
+    <w:p>
+      <w:pPr>
+        <w:spacing w:before="80" w:after="120" w:line="290"/>
+        <w:jc w:val="both"/>
+      </w:pPr>
+      <w:r>
+        <w:rPr>
+          <w:rFonts w:ascii="Arial" w:cs="Arial" w:eastAsia="Arial" w:hAnsi="Arial"/>
+          <w:b w:val="false"/>
+          <w:bCs w:val="false"/>
+          <w:i w:val="false"/>
+          <w:iCs w:val="false"/>
+          <w:color w:val="333333"/>
+          <w:sz w:val="22"/>
+          <w:szCs w:val="22"/>
+        </w:rPr>
+        <w:t xml:space="preserve"/>
+      </w:r>
+    </w:p>
+    <w:p>
+      <w:pPr>
+        <w:spacing w:before="80" w:after="120" w:line="290"/>
+        <w:jc w:val="both"/>
+      </w:pPr>
+      <w:r>
+        <w:rPr>
+          <w:rFonts w:ascii="Arial" w:cs="Arial" w:eastAsia="Arial" w:hAnsi="Arial"/>
+          <w:b w:val="false"/>
+          <w:bCs w:val="false"/>
+          <w:i w:val="false"/>
+          <w:iCs w:val="false"/>
+          <w:color w:val="333333"/>
+          <w:sz w:val="22"/>
+          <w:szCs w:val="22"/>
+        </w:rPr>
+        <w:t xml:space="preserve"/>
+      </w:r>
+    </w:p>
+    <w:p>
+      <w:pPr>
+        <w:spacing w:before="80" w:after="120" w:line="290"/>
+        <w:jc w:val="both"/>
+      </w:pPr>
+      <w:r>
+        <w:rPr>
+          <w:rFonts w:ascii="Arial" w:cs="Arial" w:eastAsia="Arial" w:hAnsi="Arial"/>
+          <w:b w:val="false"/>
+          <w:bCs w:val="false"/>
+          <w:i w:val="false"/>
+          <w:iCs w:val="false"/>
+          <w:color w:val="333333"/>
+          <w:sz w:val="22"/>
+          <w:szCs w:val="22"/>
+        </w:rPr>
+        <w:t xml:space="preserve"/>
+      </w:r>
+    </w:p>
+    <w:p>
+      <w:pPr>
+        <w:spacing w:before="80" w:after="120" w:line="290"/>
+        <w:jc w:val="both"/>
+      </w:pPr>
+      <w:r>
+        <w:rPr>
+          <w:rFonts w:ascii="Arial" w:cs="Arial" w:eastAsia="Arial" w:hAnsi="Arial"/>
+          <w:b w:val="false"/>
+          <w:bCs w:val="false"/>
+          <w:i w:val="false"/>
+          <w:iCs w:val="false"/>
+          <w:color w:val="333333"/>
+          <w:sz w:val="22"/>
+          <w:szCs w:val="22"/>
+        </w:rPr>
+        <w:t xml:space="preserve"/>
+      </w:r>
+    </w:p>
+    <w:p>
+      <w:pPr>
+        <w:pStyle w:val="Heading2"/>
+        <w:spacing w:before="280" w:after="160"/>
+      </w:pPr>
+      <w:r>
+        <w:rPr>
+          <w:rFonts w:ascii="Arial" w:cs="Arial" w:eastAsia="Arial" w:hAnsi="Arial"/>
+          <w:b/>
+          <w:bCs/>
+          <w:color w:val="1A4FAD"/>
+          <w:sz w:val="28"/>
+          <w:szCs w:val="28"/>
+        </w:rPr>
         <w:t xml:space="preserve">V.3. Importation et Qualite des Donnees</w:t>
       </w:r>
     </w:p>
@@ -4599,6 +11462,491 @@
           <w:szCs w:val="22"/>
         </w:rPr>
         <w:t xml:space="preserve">L'import Excel a ete concu comme un levier d'efficacite operationnelle. Il permet d'alimenter le systeme en masse tout en imposant des controles sur les champs requis, les formats attendus et les doublons potentiels.</w:t>
+      </w:r>
+    </w:p>
+    <w:p>
+      <w:pPr>
+        <w:spacing w:before="80" w:after="120" w:line="290"/>
+        <w:jc w:val="both"/>
+      </w:pPr>
+      <w:r>
+        <w:rPr>
+          <w:rFonts w:ascii="Arial" w:cs="Arial" w:eastAsia="Arial" w:hAnsi="Arial"/>
+          <w:b w:val="false"/>
+          <w:bCs w:val="false"/>
+          <w:i w:val="false"/>
+          <w:iCs w:val="false"/>
+          <w:color w:val="333333"/>
+          <w:sz w:val="22"/>
+          <w:szCs w:val="22"/>
+        </w:rPr>
+        <w:t xml:space="preserve">Le module d'import suit une chaine de traitement permettant de controler la qualite avant insertion: detection des colonnes, mapping, validation, correction (preview editable), puis journalisation des succes/erreurs.</w:t>
+      </w:r>
+    </w:p>
+    <w:p>
+      <w:pPr>
+        <w:pStyle w:val="ListParagraph"/>
+        <w:numPr>
+          <w:ilvl w:val="0"/>
+          <w:numId w:val="2"/>
+        </w:numPr>
+        <w:spacing w:before="60" w:after="60" w:line="280"/>
+      </w:pPr>
+      <w:r>
+        <w:rPr>
+          <w:rFonts w:ascii="Arial" w:cs="Arial" w:eastAsia="Arial" w:hAnsi="Arial"/>
+          <w:color w:val="333333"/>
+          <w:sz w:val="22"/>
+          <w:szCs w:val="22"/>
+        </w:rPr>
+        <w:t xml:space="preserve">Etape 1: chargement du fichier (Excel/CSV/JSON)</w:t>
+      </w:r>
+    </w:p>
+    <w:p>
+      <w:pPr>
+        <w:pStyle w:val="ListParagraph"/>
+        <w:numPr>
+          <w:ilvl w:val="0"/>
+          <w:numId w:val="2"/>
+        </w:numPr>
+        <w:spacing w:before="60" w:after="60" w:line="280"/>
+      </w:pPr>
+      <w:r>
+        <w:rPr>
+          <w:rFonts w:ascii="Arial" w:cs="Arial" w:eastAsia="Arial" w:hAnsi="Arial"/>
+          <w:color w:val="333333"/>
+          <w:sz w:val="22"/>
+          <w:szCs w:val="22"/>
+        </w:rPr>
+        <w:t xml:space="preserve">Etape 2: detection colonnes et mapping des champs</w:t>
+      </w:r>
+    </w:p>
+    <w:p>
+      <w:pPr>
+        <w:pStyle w:val="ListParagraph"/>
+        <w:numPr>
+          <w:ilvl w:val="0"/>
+          <w:numId w:val="2"/>
+        </w:numPr>
+        <w:spacing w:before="60" w:after="60" w:line="280"/>
+      </w:pPr>
+      <w:r>
+        <w:rPr>
+          <w:rFonts w:ascii="Arial" w:cs="Arial" w:eastAsia="Arial" w:hAnsi="Arial"/>
+          <w:color w:val="333333"/>
+          <w:sz w:val="22"/>
+          <w:szCs w:val="22"/>
+        </w:rPr>
+        <w:t xml:space="preserve">Etape 3: validation (formats, champs obligatoires)</w:t>
+      </w:r>
+    </w:p>
+    <w:p>
+      <w:pPr>
+        <w:pStyle w:val="ListParagraph"/>
+        <w:numPr>
+          <w:ilvl w:val="0"/>
+          <w:numId w:val="2"/>
+        </w:numPr>
+        <w:spacing w:before="60" w:after="60" w:line="280"/>
+      </w:pPr>
+      <w:r>
+        <w:rPr>
+          <w:rFonts w:ascii="Arial" w:cs="Arial" w:eastAsia="Arial" w:hAnsi="Arial"/>
+          <w:color w:val="333333"/>
+          <w:sz w:val="22"/>
+          <w:szCs w:val="22"/>
+        </w:rPr>
+        <w:t xml:space="preserve">Etape 4: correction avant insertion (preview editable)</w:t>
+      </w:r>
+    </w:p>
+    <w:p>
+      <w:pPr>
+        <w:pStyle w:val="ListParagraph"/>
+        <w:numPr>
+          <w:ilvl w:val="0"/>
+          <w:numId w:val="2"/>
+        </w:numPr>
+        <w:spacing w:before="60" w:after="60" w:line="280"/>
+      </w:pPr>
+      <w:r>
+        <w:rPr>
+          <w:rFonts w:ascii="Arial" w:cs="Arial" w:eastAsia="Arial" w:hAnsi="Arial"/>
+          <w:color w:val="333333"/>
+          <w:sz w:val="22"/>
+          <w:szCs w:val="22"/>
+        </w:rPr>
+        <w:t xml:space="preserve">Etape 5: execution import + journal (import runs / erreurs)</w:t>
+      </w:r>
+    </w:p>
+    <w:p>
+      <w:pPr>
+        <w:spacing w:before="80" w:after="120" w:line="290"/>
+        <w:jc w:val="both"/>
+      </w:pPr>
+      <w:r>
+        <w:rPr>
+          <w:rFonts w:ascii="Arial" w:cs="Arial" w:eastAsia="Arial" w:hAnsi="Arial"/>
+          <w:b w:val="false"/>
+          <w:bCs w:val="false"/>
+          <w:i w:val="false"/>
+          <w:iCs w:val="false"/>
+          <w:color w:val="333333"/>
+          <w:sz w:val="22"/>
+          <w:szCs w:val="22"/>
+        </w:rPr>
+        <w:t xml:space="preserve">Figure V-7: Activite import clients</w:t>
+      </w:r>
+    </w:p>
+    <w:p>
+      <w:pPr>
+        <w:jc w:val="center"/>
+        <w:spacing w:before="120" w:after="120"/>
+      </w:pPr>
+      <w:r>
+        <w:drawing>
+          <wp:inline distT="0" distB="0" distL="0" distR="0">
+            <wp:extent cx="5943600" cy="3703983"/>
+            <wp:effectExtent l="0" t="0" r="0" b="0"/>
+            <wp:docPr id="2" name="Picture 2"/>
+            <wp:cNvGraphicFramePr>
+              <a:graphicFrameLocks noChangeAspect="1"/>
+            </wp:cNvGraphicFramePr>
+            <a:graphic>
+              <a:graphicData uri="http://schemas.openxmlformats.org/drawingml/2006/picture">
+                <pic:pic>
+                  <pic:nvPicPr>
+                    <pic:cNvPr id="2" name="image5.svg"/>
+                    <pic:cNvPicPr/>
+                  </pic:nvPicPr>
+                  <pic:blipFill>
+                    <a:blip r:embed="rId13" cstate="print"/>
+                    <a:stretch>
+                      <a:fillRect/>
+                    </a:stretch>
+                  </pic:blipFill>
+                  <pic:spPr>
+                    <a:xfrm>
+                      <a:off x="0" y="0"/>
+                      <a:ext cx="5943600" cy="3703983"/>
+                    </a:xfrm>
+                    <a:prstGeom prst="rect">
+                      <a:avLst/>
+                    </a:prstGeom>
+                  </pic:spPr>
+                </pic:pic>
+              </a:graphicData>
+            </a:graphic>
+          </wp:inline>
+        </w:drawing>
+      </w:r>
+    </w:p>
+    <w:p>
+      <w:pPr>
+        <w:spacing w:before="80" w:after="120" w:line="290"/>
+        <w:jc w:val="both"/>
+      </w:pPr>
+      <w:r>
+        <w:rPr>
+          <w:rFonts w:ascii="Arial" w:cs="Arial" w:eastAsia="Arial" w:hAnsi="Arial"/>
+          <w:b w:val="false"/>
+          <w:bCs w:val="false"/>
+          <w:i w:val="false"/>
+          <w:iCs w:val="false"/>
+          <w:color w:val="333333"/>
+          <w:sz w:val="22"/>
+          <w:szCs w:val="22"/>
+        </w:rPr>
+        <w:t xml:space="preserve"/>
+      </w:r>
+    </w:p>
+    <w:p>
+      <w:pPr>
+        <w:spacing w:before="80" w:after="120" w:line="290"/>
+        <w:jc w:val="both"/>
+      </w:pPr>
+      <w:r>
+        <w:rPr>
+          <w:rFonts w:ascii="Arial" w:cs="Arial" w:eastAsia="Arial" w:hAnsi="Arial"/>
+          <w:b w:val="false"/>
+          <w:bCs w:val="false"/>
+          <w:i w:val="false"/>
+          <w:iCs w:val="false"/>
+          <w:color w:val="333333"/>
+          <w:sz w:val="22"/>
+          <w:szCs w:val="22"/>
+        </w:rPr>
+        <w:t xml:space="preserve"/>
+      </w:r>
+    </w:p>
+    <w:p>
+      <w:pPr>
+        <w:spacing w:before="80" w:after="120" w:line="290"/>
+        <w:jc w:val="both"/>
+      </w:pPr>
+      <w:r>
+        <w:rPr>
+          <w:rFonts w:ascii="Arial" w:cs="Arial" w:eastAsia="Arial" w:hAnsi="Arial"/>
+          <w:b w:val="false"/>
+          <w:bCs w:val="false"/>
+          <w:i w:val="false"/>
+          <w:iCs w:val="false"/>
+          <w:color w:val="333333"/>
+          <w:sz w:val="22"/>
+          <w:szCs w:val="22"/>
+        </w:rPr>
+        <w:t xml:space="preserve"/>
+      </w:r>
+    </w:p>
+    <w:p>
+      <w:pPr>
+        <w:spacing w:before="80" w:after="120" w:line="290"/>
+        <w:jc w:val="both"/>
+      </w:pPr>
+      <w:r>
+        <w:rPr>
+          <w:rFonts w:ascii="Arial" w:cs="Arial" w:eastAsia="Arial" w:hAnsi="Arial"/>
+          <w:b w:val="false"/>
+          <w:bCs w:val="false"/>
+          <w:i w:val="false"/>
+          <w:iCs w:val="false"/>
+          <w:color w:val="333333"/>
+          <w:sz w:val="22"/>
+          <w:szCs w:val="22"/>
+        </w:rPr>
+        <w:t xml:space="preserve"/>
+      </w:r>
+    </w:p>
+    <w:p>
+      <w:pPr>
+        <w:spacing w:before="80" w:after="120" w:line="290"/>
+        <w:jc w:val="both"/>
+      </w:pPr>
+      <w:r>
+        <w:rPr>
+          <w:rFonts w:ascii="Arial" w:cs="Arial" w:eastAsia="Arial" w:hAnsi="Arial"/>
+          <w:b w:val="false"/>
+          <w:bCs w:val="false"/>
+          <w:i w:val="false"/>
+          <w:iCs w:val="false"/>
+          <w:color w:val="333333"/>
+          <w:sz w:val="22"/>
+          <w:szCs w:val="22"/>
+        </w:rPr>
+        <w:t xml:space="preserve">Figure V-8: Sequence import clients</w:t>
+      </w:r>
+    </w:p>
+    <w:p>
+      <w:pPr>
+        <w:jc w:val="center"/>
+        <w:spacing w:before="120" w:after="120"/>
+      </w:pPr>
+      <w:r>
+        <w:drawing>
+          <wp:inline distT="0" distB="0" distL="0" distR="0">
+            <wp:extent cx="5943600" cy="4353059"/>
+            <wp:effectExtent l="0" t="0" r="0" b="0"/>
+            <wp:docPr id="1" name="Picture 1"/>
+            <wp:cNvGraphicFramePr>
+              <a:graphicFrameLocks noChangeAspect="1"/>
+            </wp:cNvGraphicFramePr>
+            <a:graphic>
+              <a:graphicData uri="http://schemas.openxmlformats.org/drawingml/2006/picture">
+                <pic:pic>
+                  <pic:nvPicPr>
+                    <pic:cNvPr id="1" name="image9.svg"/>
+                    <pic:cNvPicPr/>
+                  </pic:nvPicPr>
+                  <pic:blipFill>
+                    <a:blip r:embed="rId17" cstate="print"/>
+                    <a:stretch>
+                      <a:fillRect/>
+                    </a:stretch>
+                  </pic:blipFill>
+                  <pic:spPr>
+                    <a:xfrm>
+                      <a:off x="0" y="0"/>
+                      <a:ext cx="5943600" cy="4353059"/>
+                    </a:xfrm>
+                    <a:prstGeom prst="rect">
+                      <a:avLst/>
+                    </a:prstGeom>
+                  </pic:spPr>
+                </pic:pic>
+              </a:graphicData>
+            </a:graphic>
+          </wp:inline>
+        </w:drawing>
+      </w:r>
+    </w:p>
+    <w:p>
+      <w:pPr>
+        <w:spacing w:before="80" w:after="120" w:line="290"/>
+        <w:jc w:val="both"/>
+      </w:pPr>
+      <w:r>
+        <w:rPr>
+          <w:rFonts w:ascii="Arial" w:cs="Arial" w:eastAsia="Arial" w:hAnsi="Arial"/>
+          <w:b w:val="false"/>
+          <w:bCs w:val="false"/>
+          <w:i w:val="false"/>
+          <w:iCs w:val="false"/>
+          <w:color w:val="333333"/>
+          <w:sz w:val="22"/>
+          <w:szCs w:val="22"/>
+        </w:rPr>
+        <w:t xml:space="preserve"/>
+      </w:r>
+    </w:p>
+    <w:p>
+      <w:pPr>
+        <w:spacing w:before="80" w:after="120" w:line="290"/>
+        <w:jc w:val="both"/>
+      </w:pPr>
+      <w:r>
+        <w:rPr>
+          <w:rFonts w:ascii="Arial" w:cs="Arial" w:eastAsia="Arial" w:hAnsi="Arial"/>
+          <w:b w:val="false"/>
+          <w:bCs w:val="false"/>
+          <w:i w:val="false"/>
+          <w:iCs w:val="false"/>
+          <w:color w:val="333333"/>
+          <w:sz w:val="22"/>
+          <w:szCs w:val="22"/>
+        </w:rPr>
+        <w:t xml:space="preserve"/>
+      </w:r>
+    </w:p>
+    <w:p>
+      <w:pPr>
+        <w:spacing w:before="80" w:after="120" w:line="290"/>
+        <w:jc w:val="both"/>
+      </w:pPr>
+      <w:r>
+        <w:rPr>
+          <w:rFonts w:ascii="Arial" w:cs="Arial" w:eastAsia="Arial" w:hAnsi="Arial"/>
+          <w:b w:val="false"/>
+          <w:bCs w:val="false"/>
+          <w:i w:val="false"/>
+          <w:iCs w:val="false"/>
+          <w:color w:val="333333"/>
+          <w:sz w:val="22"/>
+          <w:szCs w:val="22"/>
+        </w:rPr>
+        <w:t xml:space="preserve"/>
+      </w:r>
+    </w:p>
+    <w:p>
+      <w:pPr>
+        <w:spacing w:before="80" w:after="120" w:line="290"/>
+        <w:jc w:val="both"/>
+      </w:pPr>
+      <w:r>
+        <w:rPr>
+          <w:rFonts w:ascii="Arial" w:cs="Arial" w:eastAsia="Arial" w:hAnsi="Arial"/>
+          <w:b w:val="false"/>
+          <w:bCs w:val="false"/>
+          <w:i w:val="false"/>
+          <w:iCs w:val="false"/>
+          <w:color w:val="333333"/>
+          <w:sz w:val="22"/>
+          <w:szCs w:val="22"/>
+        </w:rPr>
+        <w:t xml:space="preserve"/>
+      </w:r>
+    </w:p>
+    <w:p>
+      <w:pPr>
+        <w:spacing w:before="80" w:after="120" w:line="290"/>
+        <w:jc w:val="both"/>
+      </w:pPr>
+      <w:r>
+        <w:rPr>
+          <w:rFonts w:ascii="Arial" w:cs="Arial" w:eastAsia="Arial" w:hAnsi="Arial"/>
+          <w:b w:val="false"/>
+          <w:bCs w:val="false"/>
+          <w:i w:val="false"/>
+          <w:iCs w:val="false"/>
+          <w:color w:val="333333"/>
+          <w:sz w:val="22"/>
+          <w:szCs w:val="22"/>
+        </w:rPr>
+        <w:t xml:space="preserve">Capture import (mapping + preview) (a inserer).</w:t>
+      </w:r>
+    </w:p>
+    <w:p>
+      <w:pPr>
+        <w:spacing w:before="80" w:after="120" w:line="290"/>
+        <w:jc w:val="both"/>
+      </w:pPr>
+      <w:r>
+        <w:rPr>
+          <w:rFonts w:ascii="Arial" w:cs="Arial" w:eastAsia="Arial" w:hAnsi="Arial"/>
+          <w:b w:val="false"/>
+          <w:bCs w:val="false"/>
+          <w:i w:val="false"/>
+          <w:iCs w:val="false"/>
+          <w:color w:val="333333"/>
+          <w:sz w:val="22"/>
+          <w:szCs w:val="22"/>
+        </w:rPr>
+        <w:t xml:space="preserve"/>
+      </w:r>
+    </w:p>
+    <w:p>
+      <w:pPr>
+        <w:spacing w:before="80" w:after="120" w:line="290"/>
+        <w:jc w:val="both"/>
+      </w:pPr>
+      <w:r>
+        <w:rPr>
+          <w:rFonts w:ascii="Arial" w:cs="Arial" w:eastAsia="Arial" w:hAnsi="Arial"/>
+          <w:b w:val="false"/>
+          <w:bCs w:val="false"/>
+          <w:i w:val="false"/>
+          <w:iCs w:val="false"/>
+          <w:color w:val="333333"/>
+          <w:sz w:val="22"/>
+          <w:szCs w:val="22"/>
+        </w:rPr>
+        <w:t xml:space="preserve"/>
+      </w:r>
+    </w:p>
+    <w:p>
+      <w:pPr>
+        <w:spacing w:before="80" w:after="120" w:line="290"/>
+        <w:jc w:val="both"/>
+      </w:pPr>
+      <w:r>
+        <w:rPr>
+          <w:rFonts w:ascii="Arial" w:cs="Arial" w:eastAsia="Arial" w:hAnsi="Arial"/>
+          <w:b w:val="false"/>
+          <w:bCs w:val="false"/>
+          <w:i w:val="false"/>
+          <w:iCs w:val="false"/>
+          <w:color w:val="333333"/>
+          <w:sz w:val="22"/>
+          <w:szCs w:val="22"/>
+        </w:rPr>
+        <w:t xml:space="preserve"/>
+      </w:r>
+    </w:p>
+    <w:p>
+      <w:pPr>
+        <w:spacing w:before="80" w:after="120" w:line="290"/>
+        <w:jc w:val="both"/>
+      </w:pPr>
+      <w:r>
+        <w:rPr>
+          <w:rFonts w:ascii="Arial" w:cs="Arial" w:eastAsia="Arial" w:hAnsi="Arial"/>
+          <w:b w:val="false"/>
+          <w:bCs w:val="false"/>
+          <w:i w:val="false"/>
+          <w:iCs w:val="false"/>
+          <w:color w:val="333333"/>
+          <w:sz w:val="22"/>
+          <w:szCs w:val="22"/>
+        </w:rPr>
+        <w:t xml:space="preserve"/>
       </w:r>
     </w:p>
     <w:p>
@@ -4979,6 +12327,308 @@
     <w:p>
       <w:r>
         <w:br w:type="page"/>
+      </w:r>
+    </w:p>
+    <w:p>
+      <w:pPr>
+        <w:pStyle w:val="Heading2"/>
+        <w:spacing w:before="280" w:after="160"/>
+      </w:pPr>
+      <w:r>
+        <w:rPr>
+          <w:rFonts w:ascii="Arial" w:cs="Arial" w:eastAsia="Arial" w:hAnsi="Arial"/>
+          <w:b/>
+          <w:bCs/>
+          <w:color w:val="1A4FAD"/>
+          <w:sz w:val="28"/>
+          <w:szCs w:val="28"/>
+        </w:rPr>
+        <w:t xml:space="preserve">V.7. Deploiement, Configuration et Services Externes</w:t>
+      </w:r>
+    </w:p>
+    <w:p>
+      <w:pPr>
+        <w:spacing w:before="80" w:after="120" w:line="290"/>
+        <w:jc w:val="both"/>
+      </w:pPr>
+      <w:r>
+        <w:rPr>
+          <w:rFonts w:ascii="Arial" w:cs="Arial" w:eastAsia="Arial" w:hAnsi="Arial"/>
+          <w:b w:val="false"/>
+          <w:bCs w:val="false"/>
+          <w:i w:val="false"/>
+          <w:iCs w:val="false"/>
+          <w:color w:val="333333"/>
+          <w:sz w:val="22"/>
+          <w:szCs w:val="22"/>
+        </w:rPr>
+        <w:t xml:space="preserve">Le frontend web est deploye sur Vercel. Le backend (API) est deploye separement (ex: Render) avec une base PostgreSQL. Cette separation permet de garder une API persistante tout en beneficiant d'un deploiement SPA rapide pour le frontend.</w:t>
+      </w:r>
+    </w:p>
+    <w:p>
+      <w:pPr>
+        <w:spacing w:before="80" w:after="120" w:line="290"/>
+        <w:jc w:val="both"/>
+      </w:pPr>
+      <w:r>
+        <w:rPr>
+          <w:rFonts w:ascii="Arial" w:cs="Arial" w:eastAsia="Arial" w:hAnsi="Arial"/>
+          <w:b w:val="false"/>
+          <w:bCs w:val="false"/>
+          <w:i w:val="false"/>
+          <w:iCs w:val="false"/>
+          <w:color w:val="333333"/>
+          <w:sz w:val="22"/>
+          <w:szCs w:val="22"/>
+        </w:rPr>
+        <w:t xml:space="preserve">Liens (a verifier / mettre a jour):</w:t>
+      </w:r>
+    </w:p>
+    <w:p>
+      <w:pPr>
+        <w:pStyle w:val="ListParagraph"/>
+        <w:numPr>
+          <w:ilvl w:val="0"/>
+          <w:numId w:val="2"/>
+        </w:numPr>
+        <w:spacing w:before="60" w:after="60" w:line="280"/>
+      </w:pPr>
+      <w:r>
+        <w:rPr>
+          <w:rFonts w:ascii="Arial" w:cs="Arial" w:eastAsia="Arial" w:hAnsi="Arial"/>
+          <w:color w:val="333333"/>
+          <w:sz w:val="22"/>
+          <w:szCs w:val="22"/>
+        </w:rPr>
+        <w:t xml:space="preserve">Frontend: https://keur-ya-aicha-frontend.vercel.app</w:t>
+      </w:r>
+    </w:p>
+    <w:p>
+      <w:pPr>
+        <w:pStyle w:val="ListParagraph"/>
+        <w:numPr>
+          <w:ilvl w:val="0"/>
+          <w:numId w:val="2"/>
+        </w:numPr>
+        <w:spacing w:before="60" w:after="60" w:line="280"/>
+      </w:pPr>
+      <w:r>
+        <w:rPr>
+          <w:rFonts w:ascii="Arial" w:cs="Arial" w:eastAsia="Arial" w:hAnsi="Arial"/>
+          <w:color w:val="333333"/>
+          <w:sz w:val="22"/>
+          <w:szCs w:val="22"/>
+        </w:rPr>
+        <w:t xml:space="preserve">Backend API: https://bakend-next-saas-gestion-client.onrender.com/api</w:t>
+      </w:r>
+    </w:p>
+    <w:p>
+      <w:pPr>
+        <w:pStyle w:val="ListParagraph"/>
+        <w:numPr>
+          <w:ilvl w:val="0"/>
+          <w:numId w:val="2"/>
+        </w:numPr>
+        <w:spacing w:before="60" w:after="60" w:line="280"/>
+      </w:pPr>
+      <w:r>
+        <w:rPr>
+          <w:rFonts w:ascii="Arial" w:cs="Arial" w:eastAsia="Arial" w:hAnsi="Arial"/>
+          <w:color w:val="333333"/>
+          <w:sz w:val="22"/>
+          <w:szCs w:val="22"/>
+        </w:rPr>
+        <w:t xml:space="preserve">Docs backend: https://bakend-next-saas-gestion-client.onrender.com/docs</w:t>
+      </w:r>
+    </w:p>
+    <w:p>
+      <w:pPr>
+        <w:spacing w:before="80" w:after="120" w:line="290"/>
+        <w:jc w:val="both"/>
+      </w:pPr>
+      <w:r>
+        <w:rPr>
+          <w:rFonts w:ascii="Arial" w:cs="Arial" w:eastAsia="Arial" w:hAnsi="Arial"/>
+          <w:b w:val="false"/>
+          <w:bCs w:val="false"/>
+          <w:i w:val="false"/>
+          <w:iCs w:val="false"/>
+          <w:color w:val="333333"/>
+          <w:sz w:val="22"/>
+          <w:szCs w:val="22"/>
+        </w:rPr>
+        <w:t xml:space="preserve">Variables d'environnement (exemples, sans mettre les valeurs secretes dans le memoire):</w:t>
+      </w:r>
+    </w:p>
+    <w:p>
+      <w:pPr>
+        <w:pStyle w:val="ListParagraph"/>
+        <w:numPr>
+          <w:ilvl w:val="0"/>
+          <w:numId w:val="2"/>
+        </w:numPr>
+        <w:spacing w:before="60" w:after="60" w:line="280"/>
+      </w:pPr>
+      <w:r>
+        <w:rPr>
+          <w:rFonts w:ascii="Arial" w:cs="Arial" w:eastAsia="Arial" w:hAnsi="Arial"/>
+          <w:color w:val="333333"/>
+          <w:sz w:val="22"/>
+          <w:szCs w:val="22"/>
+        </w:rPr>
+        <w:t xml:space="preserve">VITE_API_URL: URL publique du backend (frontend Vite)</w:t>
+      </w:r>
+    </w:p>
+    <w:p>
+      <w:pPr>
+        <w:pStyle w:val="ListParagraph"/>
+        <w:numPr>
+          <w:ilvl w:val="0"/>
+          <w:numId w:val="2"/>
+        </w:numPr>
+        <w:spacing w:before="60" w:after="60" w:line="280"/>
+      </w:pPr>
+      <w:r>
+        <w:rPr>
+          <w:rFonts w:ascii="Arial" w:cs="Arial" w:eastAsia="Arial" w:hAnsi="Arial"/>
+          <w:color w:val="333333"/>
+          <w:sz w:val="22"/>
+          <w:szCs w:val="22"/>
+        </w:rPr>
+        <w:t xml:space="preserve">VITE_CLOUDINARY_SIGN_URL: URL de signature backend pour Cloudinary</w:t>
+      </w:r>
+    </w:p>
+    <w:p>
+      <w:pPr>
+        <w:pStyle w:val="ListParagraph"/>
+        <w:numPr>
+          <w:ilvl w:val="0"/>
+          <w:numId w:val="2"/>
+        </w:numPr>
+        <w:spacing w:before="60" w:after="60" w:line="280"/>
+      </w:pPr>
+      <w:r>
+        <w:rPr>
+          <w:rFonts w:ascii="Arial" w:cs="Arial" w:eastAsia="Arial" w:hAnsi="Arial"/>
+          <w:color w:val="333333"/>
+          <w:sz w:val="22"/>
+          <w:szCs w:val="22"/>
+        </w:rPr>
+        <w:t xml:space="preserve">DATABASE_URL: connexion PostgreSQL (backend)</w:t>
+      </w:r>
+    </w:p>
+    <w:p>
+      <w:pPr>
+        <w:pStyle w:val="ListParagraph"/>
+        <w:numPr>
+          <w:ilvl w:val="0"/>
+          <w:numId w:val="2"/>
+        </w:numPr>
+        <w:spacing w:before="60" w:after="60" w:line="280"/>
+      </w:pPr>
+      <w:r>
+        <w:rPr>
+          <w:rFonts w:ascii="Arial" w:cs="Arial" w:eastAsia="Arial" w:hAnsi="Arial"/>
+          <w:color w:val="333333"/>
+          <w:sz w:val="22"/>
+          <w:szCs w:val="22"/>
+        </w:rPr>
+        <w:t xml:space="preserve">BREVO_API_KEY: cle API Brevo (emails transactionnels)</w:t>
+      </w:r>
+    </w:p>
+    <w:p>
+      <w:pPr>
+        <w:pStyle w:val="ListParagraph"/>
+        <w:numPr>
+          <w:ilvl w:val="0"/>
+          <w:numId w:val="2"/>
+        </w:numPr>
+        <w:spacing w:before="60" w:after="60" w:line="280"/>
+      </w:pPr>
+      <w:r>
+        <w:rPr>
+          <w:rFonts w:ascii="Arial" w:cs="Arial" w:eastAsia="Arial" w:hAnsi="Arial"/>
+          <w:color w:val="333333"/>
+          <w:sz w:val="22"/>
+          <w:szCs w:val="22"/>
+        </w:rPr>
+        <w:t xml:space="preserve">BREVO_SENDER_EMAIL: expediteur email</w:t>
+      </w:r>
+    </w:p>
+    <w:p>
+      <w:pPr>
+        <w:pStyle w:val="ListParagraph"/>
+        <w:numPr>
+          <w:ilvl w:val="0"/>
+          <w:numId w:val="2"/>
+        </w:numPr>
+        <w:spacing w:before="60" w:after="60" w:line="280"/>
+      </w:pPr>
+      <w:r>
+        <w:rPr>
+          <w:rFonts w:ascii="Arial" w:cs="Arial" w:eastAsia="Arial" w:hAnsi="Arial"/>
+          <w:color w:val="333333"/>
+          <w:sz w:val="22"/>
+          <w:szCs w:val="22"/>
+        </w:rPr>
+        <w:t xml:space="preserve">ALERTE_SUPER_ADMIN_WEBHOOK_URL: webhook supervision (optionnel)</w:t>
+      </w:r>
+    </w:p>
+    <w:p>
+      <w:pPr>
+        <w:spacing w:before="80" w:after="120" w:line="290"/>
+        <w:jc w:val="both"/>
+      </w:pPr>
+      <w:r>
+        <w:rPr>
+          <w:rFonts w:ascii="Arial" w:cs="Arial" w:eastAsia="Arial" w:hAnsi="Arial"/>
+          <w:b w:val="false"/>
+          <w:bCs w:val="false"/>
+          <w:i w:val="false"/>
+          <w:iCs w:val="false"/>
+          <w:color w:val="333333"/>
+          <w:sz w:val="22"/>
+          <w:szCs w:val="22"/>
+        </w:rPr>
+        <w:t xml:space="preserve">Remarque: certaines integrations externes (paiement, Brevo, Cloudinary) dependent de la configuration des comptes fournisseurs et des regles de securite (signature webhook, politiques CORS/CSRF, etc.).</w:t>
+      </w:r>
+    </w:p>
+    <w:p>
+      <w:pPr>
+        <w:spacing w:before="80" w:after="120" w:line="290"/>
+        <w:jc w:val="both"/>
+      </w:pPr>
+      <w:r>
+        <w:rPr>
+          <w:rFonts w:ascii="Arial" w:cs="Arial" w:eastAsia="Arial" w:hAnsi="Arial"/>
+          <w:b w:val="false"/>
+          <w:bCs w:val="false"/>
+          <w:i w:val="false"/>
+          <w:iCs w:val="false"/>
+          <w:color w:val="333333"/>
+          <w:sz w:val="22"/>
+          <w:szCs w:val="22"/>
+        </w:rPr>
+        <w:t xml:space="preserve"/>
+      </w:r>
+    </w:p>
+    <w:p>
+      <w:pPr>
+        <w:spacing w:before="80" w:after="120" w:line="290"/>
+        <w:jc w:val="both"/>
+      </w:pPr>
+      <w:r>
+        <w:rPr>
+          <w:rFonts w:ascii="Arial" w:cs="Arial" w:eastAsia="Arial" w:hAnsi="Arial"/>
+          <w:b w:val="false"/>
+          <w:bCs w:val="false"/>
+          <w:i w:val="false"/>
+          <w:iCs w:val="false"/>
+          <w:color w:val="333333"/>
+          <w:sz w:val="22"/>
+          <w:szCs w:val="22"/>
+        </w:rPr>
+        <w:t xml:space="preserve"/>
       </w:r>
     </w:p>
     <w:p>
@@ -5827,6 +13477,847 @@
         </w:tc>
       </w:tr>
     </w:tbl>
+    <w:p>
+      <w:pPr>
+        <w:spacing w:before="80" w:after="120" w:line="290"/>
+        <w:jc w:val="both"/>
+      </w:pPr>
+      <w:r>
+        <w:rPr>
+          <w:rFonts w:ascii="Arial" w:cs="Arial" w:eastAsia="Arial" w:hAnsi="Arial"/>
+          <w:b w:val="false"/>
+          <w:bCs w:val="false"/>
+          <w:i w:val="false"/>
+          <w:iCs w:val="false"/>
+          <w:color w:val="333333"/>
+          <w:sz w:val="22"/>
+          <w:szCs w:val="22"/>
+        </w:rPr>
+        <w:t xml:space="preserve"/>
+      </w:r>
+    </w:p>
+    <w:p>
+      <w:pPr>
+        <w:spacing w:before="80" w:after="120" w:line="290"/>
+        <w:jc w:val="both"/>
+      </w:pPr>
+      <w:r>
+        <w:rPr>
+          <w:rFonts w:ascii="Arial" w:cs="Arial" w:eastAsia="Arial" w:hAnsi="Arial"/>
+          <w:b w:val="false"/>
+          <w:bCs w:val="false"/>
+          <w:i w:val="false"/>
+          <w:iCs w:val="false"/>
+          <w:color w:val="333333"/>
+          <w:sz w:val="22"/>
+          <w:szCs w:val="22"/>
+        </w:rPr>
+        <w:t xml:space="preserve"/>
+      </w:r>
+    </w:p>
+    <w:p>
+      <w:pPr>
+        <w:pStyle w:val="Heading1"/>
+        <w:pBdr>
+          <w:bottom w:val="single" w:color="2196F3" w:sz="6" w:space="0"/>
+        </w:pBdr>
+        <w:spacing w:before="360" w:after="200"/>
+      </w:pPr>
+      <w:r>
+        <w:rPr>
+          <w:rFonts w:ascii="Arial" w:cs="Arial" w:eastAsia="Arial" w:hAnsi="Arial"/>
+          <w:b/>
+          <w:bCs/>
+          <w:color w:val="0D2B6E"/>
+          <w:sz w:val="34"/>
+          <w:szCs w:val="34"/>
+        </w:rPr>
+        <w:t xml:space="preserve">Annexes</w:t>
+      </w:r>
+    </w:p>
+    <w:p>
+      <w:pPr>
+        <w:spacing w:before="80" w:after="120" w:line="290"/>
+        <w:jc w:val="both"/>
+      </w:pPr>
+      <w:r>
+        <w:rPr>
+          <w:rFonts w:ascii="Arial" w:cs="Arial" w:eastAsia="Arial" w:hAnsi="Arial"/>
+          <w:b w:val="false"/>
+          <w:bCs w:val="false"/>
+          <w:i w:val="false"/>
+          <w:iCs w:val="false"/>
+          <w:color w:val="333333"/>
+          <w:sz w:val="22"/>
+          <w:szCs w:val="22"/>
+        </w:rPr>
+        <w:t xml:space="preserve">Annexe A: Captures ecrans application (a inserer).</w:t>
+      </w:r>
+    </w:p>
+    <w:p>
+      <w:pPr>
+        <w:spacing w:before="80" w:after="120" w:line="290"/>
+        <w:jc w:val="both"/>
+      </w:pPr>
+      <w:r>
+        <w:rPr>
+          <w:rFonts w:ascii="Arial" w:cs="Arial" w:eastAsia="Arial" w:hAnsi="Arial"/>
+          <w:b w:val="false"/>
+          <w:bCs w:val="false"/>
+          <w:i w:val="false"/>
+          <w:iCs w:val="false"/>
+          <w:color w:val="333333"/>
+          <w:sz w:val="22"/>
+          <w:szCs w:val="22"/>
+        </w:rPr>
+        <w:t xml:space="preserve">Captures ecrans de l'application KYA (version demo locale).</w:t>
+      </w:r>
+    </w:p>
+    <w:p>
+      <w:pPr>
+        <w:spacing w:before="80" w:after="120" w:line="290"/>
+        <w:jc w:val="both"/>
+      </w:pPr>
+      <w:r>
+        <w:rPr>
+          <w:rFonts w:ascii="Arial" w:cs="Arial" w:eastAsia="Arial" w:hAnsi="Arial"/>
+          <w:b w:val="false"/>
+          <w:bCs w:val="false"/>
+          <w:i w:val="false"/>
+          <w:iCs w:val="false"/>
+          <w:color w:val="333333"/>
+          <w:sz w:val="22"/>
+          <w:szCs w:val="22"/>
+        </w:rPr>
+        <w:t xml:space="preserve">Figure A-1: Ecran de connexion</w:t>
+      </w:r>
+    </w:p>
+    <w:p>
+      <w:pPr>
+        <w:jc w:val="center"/>
+        <w:spacing w:before="120" w:after="120"/>
+      </w:pPr>
+      <w:r>
+        <w:drawing>
+          <wp:inline distT="0" distB="0" distL="0" distR="0">
+            <wp:extent cx="5943600" cy="3714750"/>
+            <wp:effectExtent l="0" t="0" r="0" b="0"/>
+            <wp:docPr id="22" name="Picture 22"/>
+            <wp:cNvGraphicFramePr>
+              <a:graphicFrameLocks noChangeAspect="1"/>
+            </wp:cNvGraphicFramePr>
+            <a:graphic>
+              <a:graphicData uri="http://schemas.openxmlformats.org/drawingml/2006/picture">
+                <pic:pic>
+                  <pic:nvPicPr>
+                    <pic:cNvPr id="22" name="image20.jpg"/>
+                    <pic:cNvPicPr/>
+                  </pic:nvPicPr>
+                  <pic:blipFill>
+                    <a:blip r:embed="rId28" cstate="print"/>
+                    <a:stretch>
+                      <a:fillRect/>
+                    </a:stretch>
+                  </pic:blipFill>
+                  <pic:spPr>
+                    <a:xfrm>
+                      <a:off x="0" y="0"/>
+                      <a:ext cx="5943600" cy="3714750"/>
+                    </a:xfrm>
+                    <a:prstGeom prst="rect">
+                      <a:avLst/>
+                    </a:prstGeom>
+                  </pic:spPr>
+                </pic:pic>
+              </a:graphicData>
+            </a:graphic>
+          </wp:inline>
+        </w:drawing>
+      </w:r>
+    </w:p>
+    <w:p>
+      <w:r>
+        <w:br w:type="page"/>
+      </w:r>
+    </w:p>
+    <w:p>
+      <w:pPr>
+        <w:spacing w:before="80" w:after="120" w:line="290"/>
+        <w:jc w:val="both"/>
+      </w:pPr>
+      <w:r>
+        <w:rPr>
+          <w:rFonts w:ascii="Arial" w:cs="Arial" w:eastAsia="Arial" w:hAnsi="Arial"/>
+          <w:b w:val="false"/>
+          <w:bCs w:val="false"/>
+          <w:i w:val="false"/>
+          <w:iCs w:val="false"/>
+          <w:color w:val="333333"/>
+          <w:sz w:val="22"/>
+          <w:szCs w:val="22"/>
+        </w:rPr>
+        <w:t xml:space="preserve">Figure A-2: Tableau de bord (Dashboard)</w:t>
+      </w:r>
+    </w:p>
+    <w:p>
+      <w:pPr>
+        <w:jc w:val="center"/>
+        <w:spacing w:before="120" w:after="120"/>
+      </w:pPr>
+      <w:r>
+        <w:drawing>
+          <wp:inline distT="0" distB="0" distL="0" distR="0">
+            <wp:extent cx="5943600" cy="3714750"/>
+            <wp:effectExtent l="0" t="0" r="0" b="0"/>
+            <wp:docPr id="23" name="Picture 23"/>
+            <wp:cNvGraphicFramePr>
+              <a:graphicFrameLocks noChangeAspect="1"/>
+            </wp:cNvGraphicFramePr>
+            <a:graphic>
+              <a:graphicData uri="http://schemas.openxmlformats.org/drawingml/2006/picture">
+                <pic:pic>
+                  <pic:nvPicPr>
+                    <pic:cNvPr id="23" name="image21.jpg"/>
+                    <pic:cNvPicPr/>
+                  </pic:nvPicPr>
+                  <pic:blipFill>
+                    <a:blip r:embed="rId29" cstate="print"/>
+                    <a:stretch>
+                      <a:fillRect/>
+                    </a:stretch>
+                  </pic:blipFill>
+                  <pic:spPr>
+                    <a:xfrm>
+                      <a:off x="0" y="0"/>
+                      <a:ext cx="5943600" cy="3714750"/>
+                    </a:xfrm>
+                    <a:prstGeom prst="rect">
+                      <a:avLst/>
+                    </a:prstGeom>
+                  </pic:spPr>
+                </pic:pic>
+              </a:graphicData>
+            </a:graphic>
+          </wp:inline>
+        </w:drawing>
+      </w:r>
+    </w:p>
+    <w:p>
+      <w:r>
+        <w:br w:type="page"/>
+      </w:r>
+    </w:p>
+    <w:p>
+      <w:pPr>
+        <w:spacing w:before="80" w:after="120" w:line="290"/>
+        <w:jc w:val="both"/>
+      </w:pPr>
+      <w:r>
+        <w:rPr>
+          <w:rFonts w:ascii="Arial" w:cs="Arial" w:eastAsia="Arial" w:hAnsi="Arial"/>
+          <w:b w:val="false"/>
+          <w:bCs w:val="false"/>
+          <w:i w:val="false"/>
+          <w:iCs w:val="false"/>
+          <w:color w:val="333333"/>
+          <w:sz w:val="22"/>
+          <w:szCs w:val="22"/>
+        </w:rPr>
+        <w:t xml:space="preserve">Figure A-3: Gestion des locataires (Clients)</w:t>
+      </w:r>
+    </w:p>
+    <w:p>
+      <w:pPr>
+        <w:jc w:val="center"/>
+        <w:spacing w:before="120" w:after="120"/>
+      </w:pPr>
+      <w:r>
+        <w:drawing>
+          <wp:inline distT="0" distB="0" distL="0" distR="0">
+            <wp:extent cx="5943600" cy="3714750"/>
+            <wp:effectExtent l="0" t="0" r="0" b="0"/>
+            <wp:docPr id="24" name="Picture 24"/>
+            <wp:cNvGraphicFramePr>
+              <a:graphicFrameLocks noChangeAspect="1"/>
+            </wp:cNvGraphicFramePr>
+            <a:graphic>
+              <a:graphicData uri="http://schemas.openxmlformats.org/drawingml/2006/picture">
+                <pic:pic>
+                  <pic:nvPicPr>
+                    <pic:cNvPr id="24" name="image22.jpg"/>
+                    <pic:cNvPicPr/>
+                  </pic:nvPicPr>
+                  <pic:blipFill>
+                    <a:blip r:embed="rId30" cstate="print"/>
+                    <a:stretch>
+                      <a:fillRect/>
+                    </a:stretch>
+                  </pic:blipFill>
+                  <pic:spPr>
+                    <a:xfrm>
+                      <a:off x="0" y="0"/>
+                      <a:ext cx="5943600" cy="3714750"/>
+                    </a:xfrm>
+                    <a:prstGeom prst="rect">
+                      <a:avLst/>
+                    </a:prstGeom>
+                  </pic:spPr>
+                </pic:pic>
+              </a:graphicData>
+            </a:graphic>
+          </wp:inline>
+        </w:drawing>
+      </w:r>
+    </w:p>
+    <w:p>
+      <w:r>
+        <w:br w:type="page"/>
+      </w:r>
+    </w:p>
+    <w:p>
+      <w:pPr>
+        <w:spacing w:before="80" w:after="120" w:line="290"/>
+        <w:jc w:val="both"/>
+      </w:pPr>
+      <w:r>
+        <w:rPr>
+          <w:rFonts w:ascii="Arial" w:cs="Arial" w:eastAsia="Arial" w:hAnsi="Arial"/>
+          <w:b w:val="false"/>
+          <w:bCs w:val="false"/>
+          <w:i w:val="false"/>
+          <w:iCs w:val="false"/>
+          <w:color w:val="333333"/>
+          <w:sz w:val="22"/>
+          <w:szCs w:val="22"/>
+        </w:rPr>
+        <w:t xml:space="preserve">Figure A-4: Gestion des baux / locations</w:t>
+      </w:r>
+    </w:p>
+    <w:p>
+      <w:pPr>
+        <w:jc w:val="center"/>
+        <w:spacing w:before="120" w:after="120"/>
+      </w:pPr>
+      <w:r>
+        <w:drawing>
+          <wp:inline distT="0" distB="0" distL="0" distR="0">
+            <wp:extent cx="5943600" cy="3714750"/>
+            <wp:effectExtent l="0" t="0" r="0" b="0"/>
+            <wp:docPr id="25" name="Picture 25"/>
+            <wp:cNvGraphicFramePr>
+              <a:graphicFrameLocks noChangeAspect="1"/>
+            </wp:cNvGraphicFramePr>
+            <a:graphic>
+              <a:graphicData uri="http://schemas.openxmlformats.org/drawingml/2006/picture">
+                <pic:pic>
+                  <pic:nvPicPr>
+                    <pic:cNvPr id="25" name="image23.jpg"/>
+                    <pic:cNvPicPr/>
+                  </pic:nvPicPr>
+                  <pic:blipFill>
+                    <a:blip r:embed="rId31" cstate="print"/>
+                    <a:stretch>
+                      <a:fillRect/>
+                    </a:stretch>
+                  </pic:blipFill>
+                  <pic:spPr>
+                    <a:xfrm>
+                      <a:off x="0" y="0"/>
+                      <a:ext cx="5943600" cy="3714750"/>
+                    </a:xfrm>
+                    <a:prstGeom prst="rect">
+                      <a:avLst/>
+                    </a:prstGeom>
+                  </pic:spPr>
+                </pic:pic>
+              </a:graphicData>
+            </a:graphic>
+          </wp:inline>
+        </w:drawing>
+      </w:r>
+    </w:p>
+    <w:p>
+      <w:r>
+        <w:br w:type="page"/>
+      </w:r>
+    </w:p>
+    <w:p>
+      <w:pPr>
+        <w:spacing w:before="80" w:after="120" w:line="290"/>
+        <w:jc w:val="both"/>
+      </w:pPr>
+      <w:r>
+        <w:rPr>
+          <w:rFonts w:ascii="Arial" w:cs="Arial" w:eastAsia="Arial" w:hAnsi="Arial"/>
+          <w:b w:val="false"/>
+          <w:bCs w:val="false"/>
+          <w:i w:val="false"/>
+          <w:iCs w:val="false"/>
+          <w:color w:val="333333"/>
+          <w:sz w:val="22"/>
+          <w:szCs w:val="22"/>
+        </w:rPr>
+        <w:t xml:space="preserve">Figure A-5: Suivi des paiements</w:t>
+      </w:r>
+    </w:p>
+    <w:p>
+      <w:pPr>
+        <w:jc w:val="center"/>
+        <w:spacing w:before="120" w:after="120"/>
+      </w:pPr>
+      <w:r>
+        <w:drawing>
+          <wp:inline distT="0" distB="0" distL="0" distR="0">
+            <wp:extent cx="5943600" cy="3714750"/>
+            <wp:effectExtent l="0" t="0" r="0" b="0"/>
+            <wp:docPr id="26" name="Picture 26"/>
+            <wp:cNvGraphicFramePr>
+              <a:graphicFrameLocks noChangeAspect="1"/>
+            </wp:cNvGraphicFramePr>
+            <a:graphic>
+              <a:graphicData uri="http://schemas.openxmlformats.org/drawingml/2006/picture">
+                <pic:pic>
+                  <pic:nvPicPr>
+                    <pic:cNvPr id="26" name="image24.jpg"/>
+                    <pic:cNvPicPr/>
+                  </pic:nvPicPr>
+                  <pic:blipFill>
+                    <a:blip r:embed="rId32" cstate="print"/>
+                    <a:stretch>
+                      <a:fillRect/>
+                    </a:stretch>
+                  </pic:blipFill>
+                  <pic:spPr>
+                    <a:xfrm>
+                      <a:off x="0" y="0"/>
+                      <a:ext cx="5943600" cy="3714750"/>
+                    </a:xfrm>
+                    <a:prstGeom prst="rect">
+                      <a:avLst/>
+                    </a:prstGeom>
+                  </pic:spPr>
+                </pic:pic>
+              </a:graphicData>
+            </a:graphic>
+          </wp:inline>
+        </w:drawing>
+      </w:r>
+    </w:p>
+    <w:p>
+      <w:r>
+        <w:br w:type="page"/>
+      </w:r>
+    </w:p>
+    <w:p>
+      <w:pPr>
+        <w:spacing w:before="80" w:after="120" w:line="290"/>
+        <w:jc w:val="both"/>
+      </w:pPr>
+      <w:r>
+        <w:rPr>
+          <w:rFonts w:ascii="Arial" w:cs="Arial" w:eastAsia="Arial" w:hAnsi="Arial"/>
+          <w:b w:val="false"/>
+          <w:bCs w:val="false"/>
+          <w:i w:val="false"/>
+          <w:iCs w:val="false"/>
+          <w:color w:val="333333"/>
+          <w:sz w:val="22"/>
+          <w:szCs w:val="22"/>
+        </w:rPr>
+        <w:t xml:space="preserve">Figure A-6: Gestion documentaire</w:t>
+      </w:r>
+    </w:p>
+    <w:p>
+      <w:pPr>
+        <w:jc w:val="center"/>
+        <w:spacing w:before="120" w:after="120"/>
+      </w:pPr>
+      <w:r>
+        <w:drawing>
+          <wp:inline distT="0" distB="0" distL="0" distR="0">
+            <wp:extent cx="5943600" cy="3714750"/>
+            <wp:effectExtent l="0" t="0" r="0" b="0"/>
+            <wp:docPr id="27" name="Picture 27"/>
+            <wp:cNvGraphicFramePr>
+              <a:graphicFrameLocks noChangeAspect="1"/>
+            </wp:cNvGraphicFramePr>
+            <a:graphic>
+              <a:graphicData uri="http://schemas.openxmlformats.org/drawingml/2006/picture">
+                <pic:pic>
+                  <pic:nvPicPr>
+                    <pic:cNvPr id="27" name="image25.jpg"/>
+                    <pic:cNvPicPr/>
+                  </pic:nvPicPr>
+                  <pic:blipFill>
+                    <a:blip r:embed="rId33" cstate="print"/>
+                    <a:stretch>
+                      <a:fillRect/>
+                    </a:stretch>
+                  </pic:blipFill>
+                  <pic:spPr>
+                    <a:xfrm>
+                      <a:off x="0" y="0"/>
+                      <a:ext cx="5943600" cy="3714750"/>
+                    </a:xfrm>
+                    <a:prstGeom prst="rect">
+                      <a:avLst/>
+                    </a:prstGeom>
+                  </pic:spPr>
+                </pic:pic>
+              </a:graphicData>
+            </a:graphic>
+          </wp:inline>
+        </w:drawing>
+      </w:r>
+    </w:p>
+    <w:p>
+      <w:r>
+        <w:br w:type="page"/>
+      </w:r>
+    </w:p>
+    <w:p>
+      <w:pPr>
+        <w:spacing w:before="80" w:after="120" w:line="290"/>
+        <w:jc w:val="both"/>
+      </w:pPr>
+      <w:r>
+        <w:rPr>
+          <w:rFonts w:ascii="Arial" w:cs="Arial" w:eastAsia="Arial" w:hAnsi="Arial"/>
+          <w:b w:val="false"/>
+          <w:bCs w:val="false"/>
+          <w:i w:val="false"/>
+          <w:iCs w:val="false"/>
+          <w:color w:val="333333"/>
+          <w:sz w:val="22"/>
+          <w:szCs w:val="22"/>
+        </w:rPr>
+        <w:t xml:space="preserve">Figure A-7: Import Excel des clients</w:t>
+      </w:r>
+    </w:p>
+    <w:p>
+      <w:pPr>
+        <w:jc w:val="center"/>
+        <w:spacing w:before="120" w:after="120"/>
+      </w:pPr>
+      <w:r>
+        <w:drawing>
+          <wp:inline distT="0" distB="0" distL="0" distR="0">
+            <wp:extent cx="5943600" cy="3714750"/>
+            <wp:effectExtent l="0" t="0" r="0" b="0"/>
+            <wp:docPr id="28" name="Picture 28"/>
+            <wp:cNvGraphicFramePr>
+              <a:graphicFrameLocks noChangeAspect="1"/>
+            </wp:cNvGraphicFramePr>
+            <a:graphic>
+              <a:graphicData uri="http://schemas.openxmlformats.org/drawingml/2006/picture">
+                <pic:pic>
+                  <pic:nvPicPr>
+                    <pic:cNvPr id="28" name="image26.jpg"/>
+                    <pic:cNvPicPr/>
+                  </pic:nvPicPr>
+                  <pic:blipFill>
+                    <a:blip r:embed="rId34" cstate="print"/>
+                    <a:stretch>
+                      <a:fillRect/>
+                    </a:stretch>
+                  </pic:blipFill>
+                  <pic:spPr>
+                    <a:xfrm>
+                      <a:off x="0" y="0"/>
+                      <a:ext cx="5943600" cy="3714750"/>
+                    </a:xfrm>
+                    <a:prstGeom prst="rect">
+                      <a:avLst/>
+                    </a:prstGeom>
+                  </pic:spPr>
+                </pic:pic>
+              </a:graphicData>
+            </a:graphic>
+          </wp:inline>
+        </w:drawing>
+      </w:r>
+    </w:p>
+    <w:p>
+      <w:r>
+        <w:br w:type="page"/>
+      </w:r>
+    </w:p>
+    <w:p>
+      <w:pPr>
+        <w:spacing w:before="80" w:after="120" w:line="290"/>
+        <w:jc w:val="both"/>
+      </w:pPr>
+      <w:r>
+        <w:rPr>
+          <w:rFonts w:ascii="Arial" w:cs="Arial" w:eastAsia="Arial" w:hAnsi="Arial"/>
+          <w:b w:val="false"/>
+          <w:bCs w:val="false"/>
+          <w:i w:val="false"/>
+          <w:iCs w:val="false"/>
+          <w:color w:val="333333"/>
+          <w:sz w:val="22"/>
+          <w:szCs w:val="22"/>
+        </w:rPr>
+        <w:t xml:space="preserve">Figure A-8: Liste noire (Blacklist)</w:t>
+      </w:r>
+    </w:p>
+    <w:p>
+      <w:pPr>
+        <w:jc w:val="center"/>
+        <w:spacing w:before="120" w:after="120"/>
+      </w:pPr>
+      <w:r>
+        <w:drawing>
+          <wp:inline distT="0" distB="0" distL="0" distR="0">
+            <wp:extent cx="5943600" cy="3714750"/>
+            <wp:effectExtent l="0" t="0" r="0" b="0"/>
+            <wp:docPr id="29" name="Picture 29"/>
+            <wp:cNvGraphicFramePr>
+              <a:graphicFrameLocks noChangeAspect="1"/>
+            </wp:cNvGraphicFramePr>
+            <a:graphic>
+              <a:graphicData uri="http://schemas.openxmlformats.org/drawingml/2006/picture">
+                <pic:pic>
+                  <pic:nvPicPr>
+                    <pic:cNvPr id="29" name="image27.jpg"/>
+                    <pic:cNvPicPr/>
+                  </pic:nvPicPr>
+                  <pic:blipFill>
+                    <a:blip r:embed="rId35" cstate="print"/>
+                    <a:stretch>
+                      <a:fillRect/>
+                    </a:stretch>
+                  </pic:blipFill>
+                  <pic:spPr>
+                    <a:xfrm>
+                      <a:off x="0" y="0"/>
+                      <a:ext cx="5943600" cy="3714750"/>
+                    </a:xfrm>
+                    <a:prstGeom prst="rect">
+                      <a:avLst/>
+                    </a:prstGeom>
+                  </pic:spPr>
+                </pic:pic>
+              </a:graphicData>
+            </a:graphic>
+          </wp:inline>
+        </w:drawing>
+      </w:r>
+    </w:p>
+    <w:p>
+      <w:r>
+        <w:br w:type="page"/>
+      </w:r>
+    </w:p>
+    <w:p>
+      <w:pPr>
+        <w:spacing w:before="80" w:after="120" w:line="290"/>
+        <w:jc w:val="both"/>
+      </w:pPr>
+      <w:r>
+        <w:rPr>
+          <w:rFonts w:ascii="Arial" w:cs="Arial" w:eastAsia="Arial" w:hAnsi="Arial"/>
+          <w:b w:val="false"/>
+          <w:bCs w:val="false"/>
+          <w:i w:val="false"/>
+          <w:iCs w:val="false"/>
+          <w:color w:val="333333"/>
+          <w:sz w:val="22"/>
+          <w:szCs w:val="22"/>
+        </w:rPr>
+        <w:t xml:space="preserve">Annexe B: Exemples fichiers d'import (anonymises) (a inserer).</w:t>
+      </w:r>
+    </w:p>
+    <w:p>
+      <w:pPr>
+        <w:spacing w:before="80" w:after="120" w:line="290"/>
+        <w:jc w:val="both"/>
+      </w:pPr>
+      <w:r>
+        <w:rPr>
+          <w:rFonts w:ascii="Arial" w:cs="Arial" w:eastAsia="Arial" w:hAnsi="Arial"/>
+          <w:b w:val="false"/>
+          <w:bCs w:val="false"/>
+          <w:i w:val="false"/>
+          <w:iCs w:val="false"/>
+          <w:color w:val="333333"/>
+          <w:sz w:val="22"/>
+          <w:szCs w:val="22"/>
+        </w:rPr>
+        <w:t xml:space="preserve"/>
+      </w:r>
+    </w:p>
+    <w:p>
+      <w:pPr>
+        <w:spacing w:before="80" w:after="120" w:line="290"/>
+        <w:jc w:val="both"/>
+      </w:pPr>
+      <w:r>
+        <w:rPr>
+          <w:rFonts w:ascii="Arial" w:cs="Arial" w:eastAsia="Arial" w:hAnsi="Arial"/>
+          <w:b w:val="false"/>
+          <w:bCs w:val="false"/>
+          <w:i w:val="false"/>
+          <w:iCs w:val="false"/>
+          <w:color w:val="333333"/>
+          <w:sz w:val="22"/>
+          <w:szCs w:val="22"/>
+        </w:rPr>
+        <w:t xml:space="preserve"/>
+      </w:r>
+    </w:p>
+    <w:p>
+      <w:pPr>
+        <w:spacing w:before="80" w:after="120" w:line="290"/>
+        <w:jc w:val="both"/>
+      </w:pPr>
+      <w:r>
+        <w:rPr>
+          <w:rFonts w:ascii="Arial" w:cs="Arial" w:eastAsia="Arial" w:hAnsi="Arial"/>
+          <w:b w:val="false"/>
+          <w:bCs w:val="false"/>
+          <w:i w:val="false"/>
+          <w:iCs w:val="false"/>
+          <w:color w:val="333333"/>
+          <w:sz w:val="22"/>
+          <w:szCs w:val="22"/>
+        </w:rPr>
+        <w:t xml:space="preserve"/>
+      </w:r>
+    </w:p>
+    <w:p>
+      <w:pPr>
+        <w:spacing w:before="80" w:after="120" w:line="290"/>
+        <w:jc w:val="both"/>
+      </w:pPr>
+      <w:r>
+        <w:rPr>
+          <w:rFonts w:ascii="Arial" w:cs="Arial" w:eastAsia="Arial" w:hAnsi="Arial"/>
+          <w:b w:val="false"/>
+          <w:bCs w:val="false"/>
+          <w:i w:val="false"/>
+          <w:iCs w:val="false"/>
+          <w:color w:val="333333"/>
+          <w:sz w:val="22"/>
+          <w:szCs w:val="22"/>
+        </w:rPr>
+        <w:t xml:space="preserve">Annexe C: Extraits de code (ex: validation, securite, import) (a inserer).</w:t>
+      </w:r>
+    </w:p>
+    <w:p>
+      <w:pPr>
+        <w:spacing w:before="80" w:after="120" w:line="290"/>
+        <w:jc w:val="both"/>
+      </w:pPr>
+      <w:r>
+        <w:rPr>
+          <w:rFonts w:ascii="Arial" w:cs="Arial" w:eastAsia="Arial" w:hAnsi="Arial"/>
+          <w:b w:val="false"/>
+          <w:bCs w:val="false"/>
+          <w:i w:val="false"/>
+          <w:iCs w:val="false"/>
+          <w:color w:val="333333"/>
+          <w:sz w:val="22"/>
+          <w:szCs w:val="22"/>
+        </w:rPr>
+        <w:t xml:space="preserve"/>
+      </w:r>
+    </w:p>
+    <w:p>
+      <w:pPr>
+        <w:spacing w:before="80" w:after="120" w:line="290"/>
+        <w:jc w:val="both"/>
+      </w:pPr>
+      <w:r>
+        <w:rPr>
+          <w:rFonts w:ascii="Arial" w:cs="Arial" w:eastAsia="Arial" w:hAnsi="Arial"/>
+          <w:b w:val="false"/>
+          <w:bCs w:val="false"/>
+          <w:i w:val="false"/>
+          <w:iCs w:val="false"/>
+          <w:color w:val="333333"/>
+          <w:sz w:val="22"/>
+          <w:szCs w:val="22"/>
+        </w:rPr>
+        <w:t xml:space="preserve"/>
+      </w:r>
+    </w:p>
+    <w:p>
+      <w:pPr>
+        <w:spacing w:before="80" w:after="120" w:line="290"/>
+        <w:jc w:val="both"/>
+      </w:pPr>
+      <w:r>
+        <w:rPr>
+          <w:rFonts w:ascii="Arial" w:cs="Arial" w:eastAsia="Arial" w:hAnsi="Arial"/>
+          <w:b w:val="false"/>
+          <w:bCs w:val="false"/>
+          <w:i w:val="false"/>
+          <w:iCs w:val="false"/>
+          <w:color w:val="333333"/>
+          <w:sz w:val="22"/>
+          <w:szCs w:val="22"/>
+        </w:rPr>
+        <w:t xml:space="preserve"/>
+      </w:r>
+    </w:p>
+    <w:p>
+      <w:pPr>
+        <w:spacing w:before="80" w:after="120" w:line="290"/>
+        <w:jc w:val="both"/>
+      </w:pPr>
+      <w:r>
+        <w:rPr>
+          <w:rFonts w:ascii="Arial" w:cs="Arial" w:eastAsia="Arial" w:hAnsi="Arial"/>
+          <w:b w:val="false"/>
+          <w:bCs w:val="false"/>
+          <w:i w:val="false"/>
+          <w:iCs w:val="false"/>
+          <w:color w:val="333333"/>
+          <w:sz w:val="22"/>
+          <w:szCs w:val="22"/>
+        </w:rPr>
+        <w:t xml:space="preserve">Annexe D: Liens et ressources complementaires (a inserer).</w:t>
+      </w:r>
+    </w:p>
+    <w:p>
+      <w:pPr>
+        <w:spacing w:before="80" w:after="120" w:line="290"/>
+        <w:jc w:val="both"/>
+      </w:pPr>
+      <w:r>
+        <w:rPr>
+          <w:rFonts w:ascii="Arial" w:cs="Arial" w:eastAsia="Arial" w:hAnsi="Arial"/>
+          <w:b w:val="false"/>
+          <w:bCs w:val="false"/>
+          <w:i w:val="false"/>
+          <w:iCs w:val="false"/>
+          <w:color w:val="333333"/>
+          <w:sz w:val="22"/>
+          <w:szCs w:val="22"/>
+        </w:rPr>
+        <w:t xml:space="preserve"/>
+      </w:r>
+    </w:p>
+    <w:p>
+      <w:pPr>
+        <w:spacing w:before="80" w:after="120" w:line="290"/>
+        <w:jc w:val="both"/>
+      </w:pPr>
+      <w:r>
+        <w:rPr>
+          <w:rFonts w:ascii="Arial" w:cs="Arial" w:eastAsia="Arial" w:hAnsi="Arial"/>
+          <w:b w:val="false"/>
+          <w:bCs w:val="false"/>
+          <w:i w:val="false"/>
+          <w:iCs w:val="false"/>
+          <w:color w:val="333333"/>
+          <w:sz w:val="22"/>
+          <w:szCs w:val="22"/>
+        </w:rPr>
+        <w:t xml:space="preserve"/>
+      </w:r>
+    </w:p>
     <w:sectPr>
       <w:headerReference w:type="default" r:id="rId6"/>
       <w:footerReference w:type="default" r:id="rId7"/>
